--- a/智能科研助理_项目交付书.docx
+++ b/智能科研助理_项目交付书.docx
@@ -15,8 +15,8 @@
       <w:r>
         <w:rPr>
           <w:rFonts w:ascii="黑体" w:hAnsi="黑体" w:eastAsia="黑体"/>
-          <w:b/>
-          <w:sz w:val="44"/>
+          <w:b w:val="0"/>
+          <w:sz w:val="36"/>
         </w:rPr>
         <w:t>南京农业大学课程考核情况表</w:t>
       </w:r>
@@ -24,421 +24,111 @@
     <w:p>
       <w:pPr>
         <w:spacing w:line="360" w:lineRule="auto" w:before="0" w:after="480"/>
-        <w:jc w:val="center"/>
+        <w:jc w:val="right"/>
       </w:pPr>
       <w:r>
         <w:rPr>
           <w:rFonts w:ascii="黑体" w:hAnsi="黑体" w:eastAsia="黑体"/>
           <w:b w:val="0"/>
-          <w:sz w:val="28"/>
+          <w:sz w:val="30"/>
         </w:rPr>
         <w:t>2026—2027 学年第 1 学期</w:t>
       </w:r>
     </w:p>
-    <w:tbl>
-      <w:tblPr>
-        <w:tblStyle w:val="TableGrid"/>
-        <w:tblW w:type="auto" w:w="0"/>
-        <w:jc w:val="center"/>
-        <w:tblLayout w:type="fixed"/>
-        <w:tblLook w:firstColumn="1" w:firstRow="1" w:lastColumn="0" w:lastRow="0" w:noHBand="0" w:noVBand="1" w:val="04A0"/>
-      </w:tblPr>
-      <w:tblGrid>
-        <w:gridCol w:w="4646"/>
-        <w:gridCol w:w="4646"/>
-      </w:tblGrid>
-      <w:tr>
-        <w:trPr>
-          <w:tblHeader/>
-        </w:trPr>
-        <w:tc>
-          <w:tcPr>
-            <w:tcW w:type="dxa" w:w="2268"/>
-            <w:shd w:val="clear" w:color="auto" w:fill="E8EEF7"/>
-          </w:tcPr>
-          <w:p>
-            <w:pPr>
-              <w:spacing w:line="240" w:lineRule="auto"/>
-              <w:jc w:val="center"/>
-            </w:pPr>
-            <w:r/>
-            <w:r>
-              <w:rPr>
-                <w:rFonts w:ascii="黑体" w:hAnsi="黑体" w:eastAsia="黑体"/>
-                <w:b/>
-                <w:sz w:val="24"/>
-              </w:rPr>
-              <w:t>项　目</w:t>
-            </w:r>
-          </w:p>
-        </w:tc>
-        <w:tc>
-          <w:tcPr>
-            <w:tcW w:type="dxa" w:w="6520"/>
-            <w:shd w:val="clear" w:color="auto" w:fill="E8EEF7"/>
-          </w:tcPr>
-          <w:p>
-            <w:pPr>
-              <w:spacing w:line="240" w:lineRule="auto"/>
-              <w:jc w:val="center"/>
-            </w:pPr>
-            <w:r/>
-            <w:r>
-              <w:rPr>
-                <w:rFonts w:ascii="黑体" w:hAnsi="黑体" w:eastAsia="黑体"/>
-                <w:b/>
-                <w:sz w:val="24"/>
-              </w:rPr>
-              <w:t>内　容</w:t>
-            </w:r>
-          </w:p>
-        </w:tc>
-      </w:tr>
-      <w:tr>
-        <w:trPr>
-          <w:cantSplit/>
-        </w:trPr>
-        <w:tc>
-          <w:tcPr>
-            <w:tcW w:type="dxa" w:w="2268"/>
-          </w:tcPr>
-          <w:p>
-            <w:pPr>
-              <w:spacing w:line="240" w:lineRule="auto" w:after="0"/>
-            </w:pPr>
-            <w:r/>
-            <w:r>
-              <w:rPr>
-                <w:rFonts w:ascii="仿宋" w:hAnsi="仿宋" w:eastAsia="仿宋"/>
-                <w:b w:val="0"/>
-                <w:sz w:val="24"/>
-              </w:rPr>
-              <w:t>学　　院</w:t>
-            </w:r>
-          </w:p>
-        </w:tc>
-        <w:tc>
-          <w:tcPr>
-            <w:tcW w:type="dxa" w:w="6520"/>
-          </w:tcPr>
-          <w:p>
-            <w:pPr>
-              <w:spacing w:line="240" w:lineRule="auto" w:after="0"/>
-            </w:pPr>
-            <w:r/>
-            <w:r>
-              <w:rPr>
-                <w:rFonts w:ascii="仿宋" w:hAnsi="仿宋" w:eastAsia="仿宋"/>
-                <w:b w:val="0"/>
-                <w:sz w:val="24"/>
-              </w:rPr>
-              <w:t>智慧农业学院（人工智能学院）</w:t>
-            </w:r>
-          </w:p>
-        </w:tc>
-      </w:tr>
-      <w:tr>
-        <w:trPr>
-          <w:cantSplit/>
-        </w:trPr>
-        <w:tc>
-          <w:tcPr>
-            <w:tcW w:type="dxa" w:w="2268"/>
-            <w:shd w:val="clear" w:color="auto" w:fill="FAFBFD"/>
-          </w:tcPr>
-          <w:p>
-            <w:pPr>
-              <w:spacing w:line="240" w:lineRule="auto" w:after="0"/>
-            </w:pPr>
-            <w:r/>
-            <w:r>
-              <w:rPr>
-                <w:rFonts w:ascii="仿宋" w:hAnsi="仿宋" w:eastAsia="仿宋"/>
-                <w:b w:val="0"/>
-                <w:sz w:val="24"/>
-              </w:rPr>
-              <w:t>课程名称</w:t>
-            </w:r>
-          </w:p>
-        </w:tc>
-        <w:tc>
-          <w:tcPr>
-            <w:tcW w:type="dxa" w:w="6520"/>
-            <w:shd w:val="clear" w:color="auto" w:fill="FAFBFD"/>
-          </w:tcPr>
-          <w:p>
-            <w:pPr>
-              <w:spacing w:line="240" w:lineRule="auto" w:after="0"/>
-            </w:pPr>
-            <w:r/>
-            <w:r>
-              <w:rPr>
-                <w:rFonts w:ascii="仿宋" w:hAnsi="仿宋" w:eastAsia="仿宋"/>
-                <w:b w:val="0"/>
-                <w:sz w:val="24"/>
-              </w:rPr>
-              <w:t>生产实习</w:t>
-            </w:r>
-          </w:p>
-        </w:tc>
-      </w:tr>
-      <w:tr>
-        <w:trPr>
-          <w:cantSplit/>
-        </w:trPr>
-        <w:tc>
-          <w:tcPr>
-            <w:tcW w:type="dxa" w:w="2268"/>
-          </w:tcPr>
-          <w:p>
-            <w:pPr>
-              <w:spacing w:line="240" w:lineRule="auto" w:after="0"/>
-            </w:pPr>
-            <w:r/>
-            <w:r>
-              <w:rPr>
-                <w:rFonts w:ascii="仿宋" w:hAnsi="仿宋" w:eastAsia="仿宋"/>
-                <w:b w:val="0"/>
-                <w:sz w:val="24"/>
-              </w:rPr>
-              <w:t>学　　分</w:t>
-            </w:r>
-          </w:p>
-        </w:tc>
-        <w:tc>
-          <w:tcPr>
-            <w:tcW w:type="dxa" w:w="6520"/>
-          </w:tcPr>
-          <w:p>
-            <w:pPr>
-              <w:spacing w:line="240" w:lineRule="auto" w:after="0"/>
-            </w:pPr>
-            <w:r/>
-            <w:r>
-              <w:rPr>
-                <w:rFonts w:ascii="仿宋" w:hAnsi="仿宋" w:eastAsia="仿宋"/>
-                <w:b w:val="0"/>
-                <w:sz w:val="24"/>
-              </w:rPr>
-              <w:t>1</w:t>
-            </w:r>
-          </w:p>
-        </w:tc>
-      </w:tr>
-      <w:tr>
-        <w:trPr>
-          <w:cantSplit/>
-        </w:trPr>
-        <w:tc>
-          <w:tcPr>
-            <w:tcW w:type="dxa" w:w="2268"/>
-            <w:shd w:val="clear" w:color="auto" w:fill="FAFBFD"/>
-          </w:tcPr>
-          <w:p>
-            <w:pPr>
-              <w:spacing w:line="240" w:lineRule="auto" w:after="0"/>
-            </w:pPr>
-            <w:r/>
-            <w:r>
-              <w:rPr>
-                <w:rFonts w:ascii="仿宋" w:hAnsi="仿宋" w:eastAsia="仿宋"/>
-                <w:b w:val="0"/>
-                <w:sz w:val="24"/>
-              </w:rPr>
-              <w:t>考核方式</w:t>
-            </w:r>
-          </w:p>
-        </w:tc>
-        <w:tc>
-          <w:tcPr>
-            <w:tcW w:type="dxa" w:w="6520"/>
-            <w:shd w:val="clear" w:color="auto" w:fill="FAFBFD"/>
-          </w:tcPr>
-          <w:p>
-            <w:pPr>
-              <w:spacing w:line="240" w:lineRule="auto" w:after="0"/>
-            </w:pPr>
-            <w:r/>
-            <w:r>
-              <w:rPr>
-                <w:rFonts w:ascii="仿宋" w:hAnsi="仿宋" w:eastAsia="仿宋"/>
-                <w:b w:val="0"/>
-                <w:sz w:val="24"/>
-              </w:rPr>
-              <w:t>课程报告</w:t>
-            </w:r>
-          </w:p>
-        </w:tc>
-      </w:tr>
-      <w:tr>
-        <w:trPr>
-          <w:cantSplit/>
-        </w:trPr>
-        <w:tc>
-          <w:tcPr>
-            <w:tcW w:type="dxa" w:w="2268"/>
-          </w:tcPr>
-          <w:p>
-            <w:pPr>
-              <w:spacing w:line="240" w:lineRule="auto" w:after="0"/>
-            </w:pPr>
-            <w:r/>
-            <w:r>
-              <w:rPr>
-                <w:rFonts w:ascii="仿宋" w:hAnsi="仿宋" w:eastAsia="仿宋"/>
-                <w:b w:val="0"/>
-                <w:sz w:val="24"/>
-              </w:rPr>
-              <w:t>考核内容</w:t>
-            </w:r>
-          </w:p>
-        </w:tc>
-        <w:tc>
-          <w:tcPr>
-            <w:tcW w:type="dxa" w:w="6520"/>
-          </w:tcPr>
-          <w:p>
-            <w:pPr>
-              <w:spacing w:line="240" w:lineRule="auto" w:after="0"/>
-            </w:pPr>
-            <w:r/>
-            <w:r>
-              <w:rPr>
-                <w:rFonts w:ascii="仿宋" w:hAnsi="仿宋" w:eastAsia="仿宋"/>
-                <w:b w:val="0"/>
-                <w:sz w:val="24"/>
-              </w:rPr>
-              <w:t>智能科研助理 —— 基于 RAG+Agent 的论文知识库问答系统（详见正文与附录）</w:t>
-            </w:r>
-          </w:p>
-        </w:tc>
-      </w:tr>
-      <w:tr>
-        <w:trPr>
-          <w:cantSplit/>
-        </w:trPr>
-        <w:tc>
-          <w:tcPr>
-            <w:tcW w:type="dxa" w:w="2268"/>
-            <w:shd w:val="clear" w:color="auto" w:fill="FAFBFD"/>
-          </w:tcPr>
-          <w:p>
-            <w:pPr>
-              <w:spacing w:line="240" w:lineRule="auto" w:after="0"/>
-            </w:pPr>
-            <w:r/>
-            <w:r>
-              <w:rPr>
-                <w:rFonts w:ascii="仿宋" w:hAnsi="仿宋" w:eastAsia="仿宋"/>
-                <w:b w:val="0"/>
-                <w:sz w:val="24"/>
-              </w:rPr>
-              <w:t>成　　绩</w:t>
-            </w:r>
-          </w:p>
-        </w:tc>
-        <w:tc>
-          <w:tcPr>
-            <w:tcW w:type="dxa" w:w="6520"/>
-            <w:shd w:val="clear" w:color="auto" w:fill="FAFBFD"/>
-          </w:tcPr>
-          <w:p>
-            <w:pPr>
-              <w:spacing w:line="240" w:lineRule="auto" w:after="0"/>
-            </w:pPr>
-            <w:r/>
-          </w:p>
-        </w:tc>
-      </w:tr>
-      <w:tr>
-        <w:trPr>
-          <w:cantSplit/>
-        </w:trPr>
-        <w:tc>
-          <w:tcPr>
-            <w:tcW w:type="dxa" w:w="2268"/>
-          </w:tcPr>
-          <w:p>
-            <w:pPr>
-              <w:spacing w:line="240" w:lineRule="auto" w:after="0"/>
-            </w:pPr>
-            <w:r/>
-            <w:r>
-              <w:rPr>
-                <w:rFonts w:ascii="仿宋" w:hAnsi="仿宋" w:eastAsia="仿宋"/>
-                <w:b w:val="0"/>
-                <w:sz w:val="24"/>
-              </w:rPr>
-              <w:t>教师签名</w:t>
-            </w:r>
-          </w:p>
-        </w:tc>
-        <w:tc>
-          <w:tcPr>
-            <w:tcW w:type="dxa" w:w="6520"/>
-          </w:tcPr>
-          <w:p>
-            <w:pPr>
-              <w:spacing w:line="240" w:lineRule="auto" w:after="0"/>
-            </w:pPr>
-            <w:r/>
-          </w:p>
-        </w:tc>
-      </w:tr>
-      <w:tr>
-        <w:trPr>
-          <w:cantSplit/>
-        </w:trPr>
-        <w:tc>
-          <w:tcPr>
-            <w:tcW w:type="dxa" w:w="2268"/>
-            <w:shd w:val="clear" w:color="auto" w:fill="FAFBFD"/>
-          </w:tcPr>
-          <w:p>
-            <w:pPr>
-              <w:spacing w:line="240" w:lineRule="auto" w:after="0"/>
-            </w:pPr>
-            <w:r/>
-            <w:r>
-              <w:rPr>
-                <w:rFonts w:ascii="仿宋" w:hAnsi="仿宋" w:eastAsia="仿宋"/>
-                <w:b w:val="0"/>
-                <w:sz w:val="24"/>
-              </w:rPr>
-              <w:t>时　　间</w:t>
-            </w:r>
-          </w:p>
-        </w:tc>
-        <w:tc>
-          <w:tcPr>
-            <w:tcW w:type="dxa" w:w="6520"/>
-            <w:shd w:val="clear" w:color="auto" w:fill="FAFBFD"/>
-          </w:tcPr>
-          <w:p>
-            <w:pPr>
-              <w:spacing w:line="240" w:lineRule="auto" w:after="0"/>
-            </w:pPr>
-            <w:r/>
-            <w:r>
-              <w:rPr>
-                <w:rFonts w:ascii="仿宋" w:hAnsi="仿宋" w:eastAsia="仿宋"/>
-                <w:b w:val="0"/>
-                <w:sz w:val="24"/>
-              </w:rPr>
-              <w:t>2026 年 12 月 30 日</w:t>
-            </w:r>
-          </w:p>
-        </w:tc>
-      </w:tr>
-    </w:tbl>
     <w:p>
       <w:pPr>
-        <w:spacing w:line="240" w:lineRule="auto" w:before="0" w:after="0"/>
+        <w:spacing w:line="360" w:lineRule="auto" w:before="0" w:after="200"/>
       </w:pPr>
+      <w:r>
+        <w:rPr>
+          <w:rFonts w:ascii="黑体" w:hAnsi="黑体" w:eastAsia="黑体"/>
+          <w:b w:val="0"/>
+          <w:sz w:val="30"/>
+        </w:rPr>
+        <w:t>学　　院：智慧农业学院（人工智能学院）</w:t>
+      </w:r>
     </w:p>
     <w:p>
       <w:pPr>
-        <w:spacing w:line="240" w:lineRule="auto" w:before="0" w:after="600"/>
+        <w:spacing w:line="360" w:lineRule="auto" w:before="0" w:after="200"/>
+      </w:pPr>
+      <w:r>
+        <w:rPr>
+          <w:rFonts w:ascii="黑体" w:hAnsi="黑体" w:eastAsia="黑体"/>
+          <w:b w:val="0"/>
+          <w:sz w:val="30"/>
+        </w:rPr>
+        <w:t>课程名称：生产实习　　　　　　学分：1</w:t>
+      </w:r>
+    </w:p>
+    <w:p>
+      <w:pPr>
+        <w:spacing w:line="360" w:lineRule="auto" w:before="0" w:after="200"/>
+      </w:pPr>
+      <w:r>
+        <w:rPr>
+          <w:rFonts w:ascii="黑体" w:hAnsi="黑体" w:eastAsia="黑体"/>
+          <w:b w:val="0"/>
+          <w:sz w:val="30"/>
+        </w:rPr>
+        <w:t>考核方式：课程报告</w:t>
+      </w:r>
+    </w:p>
+    <w:p>
+      <w:pPr>
+        <w:spacing w:line="360" w:lineRule="auto" w:before="0" w:after="200"/>
+      </w:pPr>
+      <w:r>
+        <w:rPr>
+          <w:rFonts w:ascii="黑体" w:hAnsi="黑体" w:eastAsia="黑体"/>
+          <w:b w:val="0"/>
+          <w:sz w:val="25"/>
+        </w:rPr>
+        <w:t>考核内容：智能科研助理 —— 基于 RAG+Agent 的论文知识库问答系统</w:t>
+      </w:r>
+    </w:p>
+    <w:p>
+      <w:pPr>
+        <w:spacing w:line="360" w:lineRule="auto" w:before="0" w:after="200"/>
+      </w:pPr>
+      <w:r>
+        <w:rPr>
+          <w:rFonts w:ascii="黑体" w:hAnsi="黑体" w:eastAsia="黑体"/>
+          <w:b w:val="0"/>
+          <w:sz w:val="30"/>
+        </w:rPr>
+        <w:t>成　　绩：</w:t>
+      </w:r>
+    </w:p>
+    <w:p>
+      <w:pPr>
+        <w:spacing w:line="360" w:lineRule="auto" w:before="0" w:after="200"/>
+      </w:pPr>
+      <w:r>
+        <w:rPr>
+          <w:rFonts w:ascii="黑体" w:hAnsi="黑体" w:eastAsia="黑体"/>
+          <w:b w:val="0"/>
+          <w:sz w:val="30"/>
+        </w:rPr>
+        <w:t>教师签名：</w:t>
+      </w:r>
+    </w:p>
+    <w:p>
+      <w:pPr>
+        <w:spacing w:line="360" w:lineRule="auto" w:before="0" w:after="200"/>
+      </w:pPr>
+      <w:r>
+        <w:rPr>
+          <w:rFonts w:ascii="黑体" w:hAnsi="黑体" w:eastAsia="黑体"/>
+          <w:b w:val="0"/>
+          <w:sz w:val="30"/>
+        </w:rPr>
+        <w:t>时　　间：2026 年 12 月 30 日</w:t>
+      </w:r>
+    </w:p>
+    <w:p>
+      <w:pPr>
+        <w:spacing w:line="240" w:lineRule="auto" w:before="0" w:after="360"/>
       </w:pPr>
     </w:p>
     <w:p>
@@ -453,7 +143,7 @@
           <w:color w:val="606060"/>
           <w:sz w:val="21"/>
         </w:rPr>
-        <w:t>（本交付书由 scripts/make_delivery_doc.py 于 2026-10-10 生成）</w:t>
+        <w:t>（本交付书生成日期：2026-10-12）</w:t>
       </w:r>
     </w:p>
     <w:p>
@@ -473,9 +163,9 @@
       </w:pPr>
       <w:r>
         <w:rPr>
-          <w:rFonts w:ascii="黑体" w:hAnsi="黑体" w:eastAsia="黑体"/>
+          <w:rFonts w:ascii="隶书" w:hAnsi="隶书" w:eastAsia="隶书"/>
           <w:b/>
-          <w:sz w:val="52"/>
+          <w:sz w:val="72"/>
         </w:rPr>
         <w:t>生产实习课程报告</w:t>
       </w:r>
@@ -488,8 +178,8 @@
       <w:r>
         <w:rPr>
           <w:rFonts w:ascii="黑体" w:hAnsi="黑体" w:eastAsia="黑体"/>
-          <w:b w:val="0"/>
-          <w:sz w:val="28"/>
+          <w:b/>
+          <w:sz w:val="32"/>
         </w:rPr>
         <w:t>题　　目：</w:t>
       </w:r>
@@ -503,7 +193,7 @@
         <w:rPr>
           <w:rFonts w:ascii="黑体" w:hAnsi="黑体" w:eastAsia="黑体"/>
           <w:b/>
-          <w:sz w:val="32"/>
+          <w:sz w:val="30"/>
         </w:rPr>
         <w:t>智能科研助理 —— 基于 RAG+Agent 的论文知识库问答系统</w:t>
       </w:r>
@@ -515,9 +205,9 @@
       </w:pPr>
       <w:r>
         <w:rPr>
-          <w:rFonts w:ascii="仿宋" w:hAnsi="仿宋" w:eastAsia="仿宋"/>
-          <w:b w:val="0"/>
-          <w:sz w:val="26"/>
+          <w:rFonts w:ascii="黑体" w:hAnsi="黑体" w:eastAsia="黑体"/>
+          <w:b/>
+          <w:sz w:val="30"/>
         </w:rPr>
         <w:t>成员 1：＿＿＿＿班　＿＿＿＿号　＿＿＿＿＿（请填写）</w:t>
       </w:r>
@@ -529,9 +219,9 @@
       </w:pPr>
       <w:r>
         <w:rPr>
-          <w:rFonts w:ascii="仿宋" w:hAnsi="仿宋" w:eastAsia="仿宋"/>
-          <w:b w:val="0"/>
-          <w:sz w:val="26"/>
+          <w:rFonts w:ascii="黑体" w:hAnsi="黑体" w:eastAsia="黑体"/>
+          <w:b/>
+          <w:sz w:val="30"/>
         </w:rPr>
         <w:t>成员 2：＿＿＿＿班　＿＿＿＿号　＿＿＿＿＿（请填写）</w:t>
       </w:r>
@@ -543,9 +233,9 @@
       </w:pPr>
       <w:r>
         <w:rPr>
-          <w:rFonts w:ascii="仿宋" w:hAnsi="仿宋" w:eastAsia="仿宋"/>
-          <w:b w:val="0"/>
-          <w:sz w:val="26"/>
+          <w:rFonts w:ascii="黑体" w:hAnsi="黑体" w:eastAsia="黑体"/>
+          <w:b/>
+          <w:sz w:val="30"/>
         </w:rPr>
         <w:t>成员 3：＿＿＿＿班　＿＿＿＿号　＿＿＿＿＿（请填写）</w:t>
       </w:r>
@@ -557,9 +247,9 @@
       </w:pPr>
       <w:r>
         <w:rPr>
-          <w:rFonts w:ascii="仿宋" w:hAnsi="仿宋" w:eastAsia="仿宋"/>
-          <w:b w:val="0"/>
-          <w:sz w:val="26"/>
+          <w:rFonts w:ascii="黑体" w:hAnsi="黑体" w:eastAsia="黑体"/>
+          <w:b/>
+          <w:sz w:val="30"/>
         </w:rPr>
         <w:t>成员 4：＿＿＿＿班　＿＿＿＿号　＿＿＿＿＿（请填写）</w:t>
       </w:r>
@@ -578,7 +268,7 @@
         <w:rPr>
           <w:rFonts w:ascii="黑体" w:hAnsi="黑体" w:eastAsia="黑体"/>
           <w:b w:val="0"/>
-          <w:sz w:val="26"/>
+          <w:sz w:val="30"/>
         </w:rPr>
         <w:t>2026 年 12 月</w:t>
       </w:r>
@@ -640,7 +330,7 @@
       </w:pPr>
       <w:r>
         <w:rPr>
-          <w:rFonts w:ascii="黑体" w:hAnsi="黑体" w:eastAsia="黑体"/>
+          <w:rFonts w:ascii="仿宋" w:hAnsi="仿宋" w:eastAsia="仿宋"/>
           <w:b/>
           <w:color w:val="000000"/>
           <w:sz w:val="28"/>
@@ -664,14 +354,14 @@
     </w:p>
     <w:p>
       <w:pPr>
-        <w:spacing w:line="240" w:lineRule="auto" w:before="0" w:after="80"/>
+        <w:spacing w:line="360" w:lineRule="auto" w:before="0" w:after="80"/>
       </w:pPr>
       <w:r>
         <w:rPr>
           <w:rFonts w:ascii="仿宋" w:hAnsi="仿宋" w:eastAsia="仿宋"/>
           <w:b w:val="0"/>
           <w:color w:val="606060"/>
-          <w:sz w:val="21"/>
+          <w:sz w:val="28"/>
         </w:rPr>
         <w:t>（本节 172 字，符合课程模板「200 字以内」的要求。）</w:t>
       </w:r>
@@ -684,7 +374,7 @@
       </w:pPr>
       <w:r>
         <w:rPr>
-          <w:rFonts w:ascii="黑体" w:hAnsi="黑体" w:eastAsia="黑体"/>
+          <w:rFonts w:ascii="仿宋" w:hAnsi="仿宋" w:eastAsia="仿宋"/>
           <w:b/>
           <w:color w:val="000000"/>
           <w:sz w:val="28"/>
@@ -855,7 +545,7 @@
       </w:pPr>
       <w:r>
         <w:rPr>
-          <w:rFonts w:ascii="黑体" w:hAnsi="黑体" w:eastAsia="黑体"/>
+          <w:rFonts w:ascii="仿宋" w:hAnsi="仿宋" w:eastAsia="仿宋"/>
           <w:b/>
           <w:color w:val="000000"/>
           <w:sz w:val="28"/>
@@ -901,9 +591,9 @@
         <w:tblLook w:firstColumn="1" w:firstRow="1" w:lastColumn="0" w:lastRow="0" w:noHBand="0" w:noVBand="1" w:val="04A0"/>
       </w:tblPr>
       <w:tblGrid>
-        <w:gridCol w:w="3097"/>
-        <w:gridCol w:w="3097"/>
-        <w:gridCol w:w="3097"/>
+        <w:gridCol w:w="2771"/>
+        <w:gridCol w:w="2771"/>
+        <w:gridCol w:w="2771"/>
       </w:tblGrid>
       <w:tr>
         <w:trPr>
@@ -911,7 +601,7 @@
         </w:trPr>
         <w:tc>
           <w:tcPr>
-            <w:tcW w:type="dxa" w:w="1361"/>
+            <w:tcW w:type="dxa" w:w="1282"/>
             <w:shd w:val="clear" w:color="auto" w:fill="E8EEF7"/>
           </w:tcPr>
           <w:p>
@@ -932,7 +622,7 @@
         </w:tc>
         <w:tc>
           <w:tcPr>
-            <w:tcW w:type="dxa" w:w="2835"/>
+            <w:tcW w:type="dxa" w:w="2670"/>
             <w:shd w:val="clear" w:color="auto" w:fill="E8EEF7"/>
           </w:tcPr>
           <w:p>
@@ -953,7 +643,7 @@
         </w:tc>
         <w:tc>
           <w:tcPr>
-            <w:tcW w:type="dxa" w:w="4592"/>
+            <w:tcW w:type="dxa" w:w="4325"/>
             <w:shd w:val="clear" w:color="auto" w:fill="E8EEF7"/>
           </w:tcPr>
           <w:p>
@@ -979,7 +669,7 @@
         </w:trPr>
         <w:tc>
           <w:tcPr>
-            <w:tcW w:type="dxa" w:w="1361"/>
+            <w:tcW w:type="dxa" w:w="1282"/>
           </w:tcPr>
           <w:p>
             <w:pPr>
@@ -998,7 +688,7 @@
         </w:tc>
         <w:tc>
           <w:tcPr>
-            <w:tcW w:type="dxa" w:w="2835"/>
+            <w:tcW w:type="dxa" w:w="2670"/>
           </w:tcPr>
           <w:p>
             <w:pPr>
@@ -1017,7 +707,7 @@
         </w:tc>
         <w:tc>
           <w:tcPr>
-            <w:tcW w:type="dxa" w:w="4592"/>
+            <w:tcW w:type="dxa" w:w="4325"/>
           </w:tcPr>
           <w:p>
             <w:pPr>
@@ -1041,7 +731,7 @@
         </w:trPr>
         <w:tc>
           <w:tcPr>
-            <w:tcW w:type="dxa" w:w="1361"/>
+            <w:tcW w:type="dxa" w:w="1282"/>
             <w:shd w:val="clear" w:color="auto" w:fill="FAFBFD"/>
           </w:tcPr>
           <w:p>
@@ -1061,7 +751,7 @@
         </w:tc>
         <w:tc>
           <w:tcPr>
-            <w:tcW w:type="dxa" w:w="2835"/>
+            <w:tcW w:type="dxa" w:w="2670"/>
             <w:shd w:val="clear" w:color="auto" w:fill="FAFBFD"/>
           </w:tcPr>
           <w:p>
@@ -1081,7 +771,7 @@
         </w:tc>
         <w:tc>
           <w:tcPr>
-            <w:tcW w:type="dxa" w:w="4592"/>
+            <w:tcW w:type="dxa" w:w="4325"/>
             <w:shd w:val="clear" w:color="auto" w:fill="FAFBFD"/>
           </w:tcPr>
           <w:p>
@@ -1106,7 +796,7 @@
         </w:trPr>
         <w:tc>
           <w:tcPr>
-            <w:tcW w:type="dxa" w:w="1361"/>
+            <w:tcW w:type="dxa" w:w="1282"/>
           </w:tcPr>
           <w:p>
             <w:pPr>
@@ -1125,7 +815,7 @@
         </w:tc>
         <w:tc>
           <w:tcPr>
-            <w:tcW w:type="dxa" w:w="2835"/>
+            <w:tcW w:type="dxa" w:w="2670"/>
           </w:tcPr>
           <w:p>
             <w:pPr>
@@ -1144,7 +834,7 @@
         </w:tc>
         <w:tc>
           <w:tcPr>
-            <w:tcW w:type="dxa" w:w="4592"/>
+            <w:tcW w:type="dxa" w:w="4325"/>
           </w:tcPr>
           <w:p>
             <w:pPr>
@@ -1168,7 +858,7 @@
         </w:trPr>
         <w:tc>
           <w:tcPr>
-            <w:tcW w:type="dxa" w:w="1361"/>
+            <w:tcW w:type="dxa" w:w="1282"/>
             <w:shd w:val="clear" w:color="auto" w:fill="FAFBFD"/>
           </w:tcPr>
           <w:p>
@@ -1188,7 +878,7 @@
         </w:tc>
         <w:tc>
           <w:tcPr>
-            <w:tcW w:type="dxa" w:w="2835"/>
+            <w:tcW w:type="dxa" w:w="2670"/>
             <w:shd w:val="clear" w:color="auto" w:fill="FAFBFD"/>
           </w:tcPr>
           <w:p>
@@ -1208,7 +898,7 @@
         </w:tc>
         <w:tc>
           <w:tcPr>
-            <w:tcW w:type="dxa" w:w="4592"/>
+            <w:tcW w:type="dxa" w:w="4325"/>
             <w:shd w:val="clear" w:color="auto" w:fill="FAFBFD"/>
           </w:tcPr>
           <w:p>
@@ -1233,7 +923,7 @@
         </w:trPr>
         <w:tc>
           <w:tcPr>
-            <w:tcW w:type="dxa" w:w="1361"/>
+            <w:tcW w:type="dxa" w:w="1282"/>
           </w:tcPr>
           <w:p>
             <w:pPr>
@@ -1252,7 +942,7 @@
         </w:tc>
         <w:tc>
           <w:tcPr>
-            <w:tcW w:type="dxa" w:w="2835"/>
+            <w:tcW w:type="dxa" w:w="2670"/>
           </w:tcPr>
           <w:p>
             <w:pPr>
@@ -1271,7 +961,7 @@
         </w:tc>
         <w:tc>
           <w:tcPr>
-            <w:tcW w:type="dxa" w:w="4592"/>
+            <w:tcW w:type="dxa" w:w="4325"/>
           </w:tcPr>
           <w:p>
             <w:pPr>
@@ -1295,7 +985,7 @@
         </w:trPr>
         <w:tc>
           <w:tcPr>
-            <w:tcW w:type="dxa" w:w="1361"/>
+            <w:tcW w:type="dxa" w:w="1282"/>
             <w:shd w:val="clear" w:color="auto" w:fill="FAFBFD"/>
           </w:tcPr>
           <w:p>
@@ -1315,7 +1005,7 @@
         </w:tc>
         <w:tc>
           <w:tcPr>
-            <w:tcW w:type="dxa" w:w="2835"/>
+            <w:tcW w:type="dxa" w:w="2670"/>
             <w:shd w:val="clear" w:color="auto" w:fill="FAFBFD"/>
           </w:tcPr>
           <w:p>
@@ -1335,7 +1025,7 @@
         </w:tc>
         <w:tc>
           <w:tcPr>
-            <w:tcW w:type="dxa" w:w="4592"/>
+            <w:tcW w:type="dxa" w:w="4325"/>
             <w:shd w:val="clear" w:color="auto" w:fill="FAFBFD"/>
           </w:tcPr>
           <w:p>
@@ -1360,7 +1050,7 @@
         </w:trPr>
         <w:tc>
           <w:tcPr>
-            <w:tcW w:type="dxa" w:w="1361"/>
+            <w:tcW w:type="dxa" w:w="1282"/>
           </w:tcPr>
           <w:p>
             <w:pPr>
@@ -1379,7 +1069,7 @@
         </w:tc>
         <w:tc>
           <w:tcPr>
-            <w:tcW w:type="dxa" w:w="2835"/>
+            <w:tcW w:type="dxa" w:w="2670"/>
           </w:tcPr>
           <w:p>
             <w:pPr>
@@ -1398,7 +1088,7 @@
         </w:tc>
         <w:tc>
           <w:tcPr>
-            <w:tcW w:type="dxa" w:w="4592"/>
+            <w:tcW w:type="dxa" w:w="4325"/>
           </w:tcPr>
           <w:p>
             <w:pPr>
@@ -1422,7 +1112,7 @@
         </w:trPr>
         <w:tc>
           <w:tcPr>
-            <w:tcW w:type="dxa" w:w="1361"/>
+            <w:tcW w:type="dxa" w:w="1282"/>
             <w:shd w:val="clear" w:color="auto" w:fill="FAFBFD"/>
           </w:tcPr>
           <w:p>
@@ -1442,7 +1132,7 @@
         </w:tc>
         <w:tc>
           <w:tcPr>
-            <w:tcW w:type="dxa" w:w="2835"/>
+            <w:tcW w:type="dxa" w:w="2670"/>
             <w:shd w:val="clear" w:color="auto" w:fill="FAFBFD"/>
           </w:tcPr>
           <w:p>
@@ -1462,7 +1152,7 @@
         </w:tc>
         <w:tc>
           <w:tcPr>
-            <w:tcW w:type="dxa" w:w="4592"/>
+            <w:tcW w:type="dxa" w:w="4325"/>
             <w:shd w:val="clear" w:color="auto" w:fill="FAFBFD"/>
           </w:tcPr>
           <w:p>
@@ -1487,7 +1177,7 @@
         </w:trPr>
         <w:tc>
           <w:tcPr>
-            <w:tcW w:type="dxa" w:w="1361"/>
+            <w:tcW w:type="dxa" w:w="1282"/>
           </w:tcPr>
           <w:p>
             <w:pPr>
@@ -1506,7 +1196,7 @@
         </w:tc>
         <w:tc>
           <w:tcPr>
-            <w:tcW w:type="dxa" w:w="2835"/>
+            <w:tcW w:type="dxa" w:w="2670"/>
           </w:tcPr>
           <w:p>
             <w:pPr>
@@ -1525,7 +1215,7 @@
         </w:tc>
         <w:tc>
           <w:tcPr>
-            <w:tcW w:type="dxa" w:w="4592"/>
+            <w:tcW w:type="dxa" w:w="4325"/>
           </w:tcPr>
           <w:p>
             <w:pPr>
@@ -1549,7 +1239,7 @@
         </w:trPr>
         <w:tc>
           <w:tcPr>
-            <w:tcW w:type="dxa" w:w="1361"/>
+            <w:tcW w:type="dxa" w:w="1282"/>
             <w:shd w:val="clear" w:color="auto" w:fill="FAFBFD"/>
           </w:tcPr>
           <w:p>
@@ -1569,7 +1259,7 @@
         </w:tc>
         <w:tc>
           <w:tcPr>
-            <w:tcW w:type="dxa" w:w="2835"/>
+            <w:tcW w:type="dxa" w:w="2670"/>
             <w:shd w:val="clear" w:color="auto" w:fill="FAFBFD"/>
           </w:tcPr>
           <w:p>
@@ -1589,7 +1279,7 @@
         </w:tc>
         <w:tc>
           <w:tcPr>
-            <w:tcW w:type="dxa" w:w="4592"/>
+            <w:tcW w:type="dxa" w:w="4325"/>
             <w:shd w:val="clear" w:color="auto" w:fill="FAFBFD"/>
           </w:tcPr>
           <w:p>
@@ -1614,7 +1304,7 @@
         </w:trPr>
         <w:tc>
           <w:tcPr>
-            <w:tcW w:type="dxa" w:w="1361"/>
+            <w:tcW w:type="dxa" w:w="1282"/>
           </w:tcPr>
           <w:p>
             <w:pPr>
@@ -1633,7 +1323,7 @@
         </w:tc>
         <w:tc>
           <w:tcPr>
-            <w:tcW w:type="dxa" w:w="2835"/>
+            <w:tcW w:type="dxa" w:w="2670"/>
           </w:tcPr>
           <w:p>
             <w:pPr>
@@ -1652,7 +1342,7 @@
         </w:tc>
         <w:tc>
           <w:tcPr>
-            <w:tcW w:type="dxa" w:w="4592"/>
+            <w:tcW w:type="dxa" w:w="4325"/>
           </w:tcPr>
           <w:p>
             <w:pPr>
@@ -1676,7 +1366,7 @@
         </w:trPr>
         <w:tc>
           <w:tcPr>
-            <w:tcW w:type="dxa" w:w="1361"/>
+            <w:tcW w:type="dxa" w:w="1282"/>
             <w:shd w:val="clear" w:color="auto" w:fill="FAFBFD"/>
           </w:tcPr>
           <w:p>
@@ -1696,7 +1386,7 @@
         </w:tc>
         <w:tc>
           <w:tcPr>
-            <w:tcW w:type="dxa" w:w="2835"/>
+            <w:tcW w:type="dxa" w:w="2670"/>
             <w:shd w:val="clear" w:color="auto" w:fill="FAFBFD"/>
           </w:tcPr>
           <w:p>
@@ -1716,7 +1406,7 @@
         </w:tc>
         <w:tc>
           <w:tcPr>
-            <w:tcW w:type="dxa" w:w="4592"/>
+            <w:tcW w:type="dxa" w:w="4325"/>
             <w:shd w:val="clear" w:color="auto" w:fill="FAFBFD"/>
           </w:tcPr>
           <w:p>
@@ -1741,7 +1431,7 @@
         </w:trPr>
         <w:tc>
           <w:tcPr>
-            <w:tcW w:type="dxa" w:w="1361"/>
+            <w:tcW w:type="dxa" w:w="1282"/>
           </w:tcPr>
           <w:p>
             <w:pPr>
@@ -1760,7 +1450,7 @@
         </w:tc>
         <w:tc>
           <w:tcPr>
-            <w:tcW w:type="dxa" w:w="2835"/>
+            <w:tcW w:type="dxa" w:w="2670"/>
           </w:tcPr>
           <w:p>
             <w:pPr>
@@ -1779,7 +1469,7 @@
         </w:tc>
         <w:tc>
           <w:tcPr>
-            <w:tcW w:type="dxa" w:w="4592"/>
+            <w:tcW w:type="dxa" w:w="4325"/>
           </w:tcPr>
           <w:p>
             <w:pPr>
@@ -1803,7 +1493,7 @@
         </w:trPr>
         <w:tc>
           <w:tcPr>
-            <w:tcW w:type="dxa" w:w="1361"/>
+            <w:tcW w:type="dxa" w:w="1282"/>
             <w:shd w:val="clear" w:color="auto" w:fill="FAFBFD"/>
           </w:tcPr>
           <w:p>
@@ -1823,7 +1513,7 @@
         </w:tc>
         <w:tc>
           <w:tcPr>
-            <w:tcW w:type="dxa" w:w="2835"/>
+            <w:tcW w:type="dxa" w:w="2670"/>
             <w:shd w:val="clear" w:color="auto" w:fill="FAFBFD"/>
           </w:tcPr>
           <w:p>
@@ -1843,7 +1533,7 @@
         </w:tc>
         <w:tc>
           <w:tcPr>
-            <w:tcW w:type="dxa" w:w="4592"/>
+            <w:tcW w:type="dxa" w:w="4325"/>
             <w:shd w:val="clear" w:color="auto" w:fill="FAFBFD"/>
           </w:tcPr>
           <w:p>
@@ -1922,11 +1612,11 @@
         <w:tblLook w:firstColumn="1" w:firstRow="1" w:lastColumn="0" w:lastRow="0" w:noHBand="0" w:noVBand="1" w:val="04A0"/>
       </w:tblPr>
       <w:tblGrid>
-        <w:gridCol w:w="1858"/>
-        <w:gridCol w:w="1858"/>
-        <w:gridCol w:w="1858"/>
-        <w:gridCol w:w="1858"/>
-        <w:gridCol w:w="1858"/>
+        <w:gridCol w:w="1662"/>
+        <w:gridCol w:w="1662"/>
+        <w:gridCol w:w="1662"/>
+        <w:gridCol w:w="1662"/>
+        <w:gridCol w:w="1662"/>
       </w:tblGrid>
       <w:tr>
         <w:trPr>
@@ -1934,7 +1624,7 @@
         </w:trPr>
         <w:tc>
           <w:tcPr>
-            <w:tcW w:type="dxa" w:w="1304"/>
+            <w:tcW w:type="dxa" w:w="1236"/>
             <w:shd w:val="clear" w:color="auto" w:fill="E8EEF7"/>
           </w:tcPr>
           <w:p>
@@ -1955,7 +1645,7 @@
         </w:tc>
         <w:tc>
           <w:tcPr>
-            <w:tcW w:type="dxa" w:w="2438"/>
+            <w:tcW w:type="dxa" w:w="2311"/>
             <w:shd w:val="clear" w:color="auto" w:fill="E8EEF7"/>
           </w:tcPr>
           <w:p>
@@ -1976,7 +1666,7 @@
         </w:tc>
         <w:tc>
           <w:tcPr>
-            <w:tcW w:type="dxa" w:w="3175"/>
+            <w:tcW w:type="dxa" w:w="3010"/>
             <w:shd w:val="clear" w:color="auto" w:fill="E8EEF7"/>
           </w:tcPr>
           <w:p>
@@ -1997,7 +1687,7 @@
         </w:tc>
         <w:tc>
           <w:tcPr>
-            <w:tcW w:type="dxa" w:w="1020"/>
+            <w:tcW w:type="dxa" w:w="967"/>
             <w:shd w:val="clear" w:color="auto" w:fill="E8EEF7"/>
           </w:tcPr>
           <w:p>
@@ -2018,7 +1708,7 @@
         </w:tc>
         <w:tc>
           <w:tcPr>
-            <w:tcW w:type="dxa" w:w="794"/>
+            <w:tcW w:type="dxa" w:w="752"/>
             <w:shd w:val="clear" w:color="auto" w:fill="E8EEF7"/>
           </w:tcPr>
           <w:p>
@@ -2044,7 +1734,7 @@
         </w:trPr>
         <w:tc>
           <w:tcPr>
-            <w:tcW w:type="dxa" w:w="1304"/>
+            <w:tcW w:type="dxa" w:w="1236"/>
           </w:tcPr>
           <w:p>
             <w:pPr>
@@ -2063,7 +1753,7 @@
         </w:tc>
         <w:tc>
           <w:tcPr>
-            <w:tcW w:type="dxa" w:w="2438"/>
+            <w:tcW w:type="dxa" w:w="2311"/>
           </w:tcPr>
           <w:p>
             <w:pPr>
@@ -2082,7 +1772,7 @@
         </w:tc>
         <w:tc>
           <w:tcPr>
-            <w:tcW w:type="dxa" w:w="3175"/>
+            <w:tcW w:type="dxa" w:w="3010"/>
           </w:tcPr>
           <w:p>
             <w:pPr>
@@ -2101,7 +1791,7 @@
         </w:tc>
         <w:tc>
           <w:tcPr>
-            <w:tcW w:type="dxa" w:w="1020"/>
+            <w:tcW w:type="dxa" w:w="967"/>
           </w:tcPr>
           <w:p>
             <w:pPr>
@@ -2120,7 +1810,7 @@
         </w:tc>
         <w:tc>
           <w:tcPr>
-            <w:tcW w:type="dxa" w:w="794"/>
+            <w:tcW w:type="dxa" w:w="752"/>
           </w:tcPr>
           <w:p>
             <w:pPr>
@@ -2144,7 +1834,7 @@
         </w:trPr>
         <w:tc>
           <w:tcPr>
-            <w:tcW w:type="dxa" w:w="1304"/>
+            <w:tcW w:type="dxa" w:w="1236"/>
             <w:shd w:val="clear" w:color="auto" w:fill="FAFBFD"/>
           </w:tcPr>
           <w:p>
@@ -2164,7 +1854,7 @@
         </w:tc>
         <w:tc>
           <w:tcPr>
-            <w:tcW w:type="dxa" w:w="2438"/>
+            <w:tcW w:type="dxa" w:w="2311"/>
             <w:shd w:val="clear" w:color="auto" w:fill="FAFBFD"/>
           </w:tcPr>
           <w:p>
@@ -2184,7 +1874,7 @@
         </w:tc>
         <w:tc>
           <w:tcPr>
-            <w:tcW w:type="dxa" w:w="3175"/>
+            <w:tcW w:type="dxa" w:w="3010"/>
             <w:shd w:val="clear" w:color="auto" w:fill="FAFBFD"/>
           </w:tcPr>
           <w:p>
@@ -2204,7 +1894,7 @@
         </w:tc>
         <w:tc>
           <w:tcPr>
-            <w:tcW w:type="dxa" w:w="1020"/>
+            <w:tcW w:type="dxa" w:w="967"/>
             <w:shd w:val="clear" w:color="auto" w:fill="FAFBFD"/>
           </w:tcPr>
           <w:p>
@@ -2224,7 +1914,7 @@
         </w:tc>
         <w:tc>
           <w:tcPr>
-            <w:tcW w:type="dxa" w:w="794"/>
+            <w:tcW w:type="dxa" w:w="752"/>
             <w:shd w:val="clear" w:color="auto" w:fill="FAFBFD"/>
           </w:tcPr>
           <w:p>
@@ -2249,7 +1939,7 @@
         </w:trPr>
         <w:tc>
           <w:tcPr>
-            <w:tcW w:type="dxa" w:w="1304"/>
+            <w:tcW w:type="dxa" w:w="1236"/>
           </w:tcPr>
           <w:p>
             <w:pPr>
@@ -2268,7 +1958,7 @@
         </w:tc>
         <w:tc>
           <w:tcPr>
-            <w:tcW w:type="dxa" w:w="2438"/>
+            <w:tcW w:type="dxa" w:w="2311"/>
           </w:tcPr>
           <w:p>
             <w:pPr>
@@ -2287,7 +1977,7 @@
         </w:tc>
         <w:tc>
           <w:tcPr>
-            <w:tcW w:type="dxa" w:w="3175"/>
+            <w:tcW w:type="dxa" w:w="3010"/>
           </w:tcPr>
           <w:p>
             <w:pPr>
@@ -2306,7 +1996,7 @@
         </w:tc>
         <w:tc>
           <w:tcPr>
-            <w:tcW w:type="dxa" w:w="1020"/>
+            <w:tcW w:type="dxa" w:w="967"/>
           </w:tcPr>
           <w:p>
             <w:pPr>
@@ -2325,7 +2015,7 @@
         </w:tc>
         <w:tc>
           <w:tcPr>
-            <w:tcW w:type="dxa" w:w="794"/>
+            <w:tcW w:type="dxa" w:w="752"/>
           </w:tcPr>
           <w:p>
             <w:pPr>
@@ -2349,7 +2039,7 @@
         </w:trPr>
         <w:tc>
           <w:tcPr>
-            <w:tcW w:type="dxa" w:w="1304"/>
+            <w:tcW w:type="dxa" w:w="1236"/>
             <w:shd w:val="clear" w:color="auto" w:fill="FAFBFD"/>
           </w:tcPr>
           <w:p>
@@ -2369,7 +2059,7 @@
         </w:tc>
         <w:tc>
           <w:tcPr>
-            <w:tcW w:type="dxa" w:w="2438"/>
+            <w:tcW w:type="dxa" w:w="2311"/>
             <w:shd w:val="clear" w:color="auto" w:fill="FAFBFD"/>
           </w:tcPr>
           <w:p>
@@ -2389,7 +2079,7 @@
         </w:tc>
         <w:tc>
           <w:tcPr>
-            <w:tcW w:type="dxa" w:w="3175"/>
+            <w:tcW w:type="dxa" w:w="3010"/>
             <w:shd w:val="clear" w:color="auto" w:fill="FAFBFD"/>
           </w:tcPr>
           <w:p>
@@ -2409,7 +2099,7 @@
         </w:tc>
         <w:tc>
           <w:tcPr>
-            <w:tcW w:type="dxa" w:w="1020"/>
+            <w:tcW w:type="dxa" w:w="967"/>
             <w:shd w:val="clear" w:color="auto" w:fill="FAFBFD"/>
           </w:tcPr>
           <w:p>
@@ -2429,7 +2119,7 @@
         </w:tc>
         <w:tc>
           <w:tcPr>
-            <w:tcW w:type="dxa" w:w="794"/>
+            <w:tcW w:type="dxa" w:w="752"/>
             <w:shd w:val="clear" w:color="auto" w:fill="FAFBFD"/>
           </w:tcPr>
           <w:p>
@@ -2463,7 +2153,7 @@
           <w:rFonts w:ascii="仿宋" w:hAnsi="仿宋" w:eastAsia="仿宋"/>
           <w:b w:val="0"/>
           <w:color w:val="606060"/>
-          <w:sz w:val="21"/>
+          <w:sz w:val="28"/>
         </w:rPr>
         <w:t>说明：上表中的「成员姓名」栏为占位，请组员在提交前替换为自己的班级、学号与姓名；如需调整分工比例，请保证四项之和仍为 100%。</w:t>
       </w:r>
@@ -2494,7 +2184,7 @@
           <w:b w:val="0"/>
           <w:sz w:val="28"/>
         </w:rPr>
-        <w:t>每个模块一张表，逐项标注完成情况（已实现 / 部分实现 / 未实现），并给出对应的代码位置或可复现命令作为证据。标注「部分实现」的项一律说明了缺口在哪里，不做含糊表述。</w:t>
+        <w:t>每个模块一张表，按课程模板的「已实现 / 部分实现 / 未实现」三列逐项勾选，并在末列给出对应的代码位置或可复现命令作为证据。标注「部分实现」的项一律说明了缺口在哪里，不做含糊表述。</w:t>
       </w:r>
     </w:p>
     <w:p>
@@ -2505,7 +2195,7 @@
       </w:pPr>
       <w:r>
         <w:rPr>
-          <w:rFonts w:ascii="黑体" w:hAnsi="黑体" w:eastAsia="黑体"/>
+          <w:rFonts w:ascii="仿宋" w:hAnsi="仿宋" w:eastAsia="仿宋"/>
           <w:b/>
           <w:color w:val="000000"/>
           <w:sz w:val="28"/>
@@ -2522,9 +2212,11 @@
         <w:tblLook w:firstColumn="1" w:firstRow="1" w:lastColumn="0" w:lastRow="0" w:noHBand="0" w:noVBand="1" w:val="04A0"/>
       </w:tblPr>
       <w:tblGrid>
-        <w:gridCol w:w="3097"/>
-        <w:gridCol w:w="3097"/>
-        <w:gridCol w:w="3097"/>
+        <w:gridCol w:w="1662"/>
+        <w:gridCol w:w="1662"/>
+        <w:gridCol w:w="1662"/>
+        <w:gridCol w:w="1662"/>
+        <w:gridCol w:w="1662"/>
       </w:tblGrid>
       <w:tr>
         <w:trPr>
@@ -2532,7 +2224,7 @@
         </w:trPr>
         <w:tc>
           <w:tcPr>
-            <w:tcW w:type="dxa" w:w="2608"/>
+            <w:tcW w:type="dxa" w:w="2381"/>
             <w:shd w:val="clear" w:color="auto" w:fill="E8EEF7"/>
           </w:tcPr>
           <w:p>
@@ -2553,6 +2245,27 @@
         </w:tc>
         <w:tc>
           <w:tcPr>
+            <w:tcW w:type="dxa" w:w="907"/>
+            <w:shd w:val="clear" w:color="auto" w:fill="E8EEF7"/>
+          </w:tcPr>
+          <w:p>
+            <w:pPr>
+              <w:spacing w:line="240" w:lineRule="auto"/>
+              <w:jc w:val="center"/>
+            </w:pPr>
+            <w:r/>
+            <w:r>
+              <w:rPr>
+                <w:rFonts w:ascii="黑体" w:hAnsi="黑体" w:eastAsia="黑体"/>
+                <w:b/>
+                <w:sz w:val="20"/>
+              </w:rPr>
+              <w:t>已实现</w:t>
+            </w:r>
+          </w:p>
+        </w:tc>
+        <w:tc>
+          <w:tcPr>
             <w:tcW w:type="dxa" w:w="1077"/>
             <w:shd w:val="clear" w:color="auto" w:fill="E8EEF7"/>
           </w:tcPr>
@@ -2568,13 +2281,13 @@
                 <w:b/>
                 <w:sz w:val="20"/>
               </w:rPr>
-              <w:t>完成情况</w:t>
-            </w:r>
-          </w:p>
-        </w:tc>
-        <w:tc>
-          <w:tcPr>
-            <w:tcW w:type="dxa" w:w="5102"/>
+              <w:t>部分实现</w:t>
+            </w:r>
+          </w:p>
+        </w:tc>
+        <w:tc>
+          <w:tcPr>
+            <w:tcW w:type="dxa" w:w="907"/>
             <w:shd w:val="clear" w:color="auto" w:fill="E8EEF7"/>
           </w:tcPr>
           <w:p>
@@ -2589,7 +2302,28 @@
                 <w:b/>
                 <w:sz w:val="20"/>
               </w:rPr>
-              <w:t>交付说明与证据</w:t>
+              <w:t>未实现</w:t>
+            </w:r>
+          </w:p>
+        </w:tc>
+        <w:tc>
+          <w:tcPr>
+            <w:tcW w:type="dxa" w:w="3005"/>
+            <w:shd w:val="clear" w:color="auto" w:fill="E8EEF7"/>
+          </w:tcPr>
+          <w:p>
+            <w:pPr>
+              <w:spacing w:line="240" w:lineRule="auto"/>
+              <w:jc w:val="center"/>
+            </w:pPr>
+            <w:r/>
+            <w:r>
+              <w:rPr>
+                <w:rFonts w:ascii="黑体" w:hAnsi="黑体" w:eastAsia="黑体"/>
+                <w:b/>
+                <w:sz w:val="20"/>
+              </w:rPr>
+              <w:t>证据（代码位置 / 命令）</w:t>
             </w:r>
           </w:p>
         </w:tc>
@@ -2600,7 +2334,7 @@
         </w:trPr>
         <w:tc>
           <w:tcPr>
-            <w:tcW w:type="dxa" w:w="2608"/>
+            <w:tcW w:type="dxa" w:w="2381"/>
           </w:tcPr>
           <w:p>
             <w:pPr>
@@ -2619,7 +2353,7 @@
         </w:tc>
         <w:tc>
           <w:tcPr>
-            <w:tcW w:type="dxa" w:w="1077"/>
+            <w:tcW w:type="dxa" w:w="907"/>
           </w:tcPr>
           <w:p>
             <w:pPr>
@@ -2634,13 +2368,51 @@
                 <w:color w:val="1B7F3B"/>
                 <w:sz w:val="20"/>
               </w:rPr>
-              <w:t>已实现</w:t>
-            </w:r>
-          </w:p>
-        </w:tc>
-        <w:tc>
-          <w:tcPr>
-            <w:tcW w:type="dxa" w:w="5102"/>
+              <w:t>✓</w:t>
+            </w:r>
+          </w:p>
+        </w:tc>
+        <w:tc>
+          <w:tcPr>
+            <w:tcW w:type="dxa" w:w="1077"/>
+          </w:tcPr>
+          <w:p>
+            <w:pPr>
+              <w:spacing w:line="240" w:lineRule="auto" w:after="0"/>
+              <w:jc w:val="center"/>
+            </w:pPr>
+            <w:r/>
+            <w:r>
+              <w:rPr>
+                <w:rFonts w:ascii="仿宋" w:hAnsi="仿宋" w:eastAsia="仿宋"/>
+                <w:b/>
+                <w:sz w:val="20"/>
+              </w:rPr>
+            </w:r>
+          </w:p>
+        </w:tc>
+        <w:tc>
+          <w:tcPr>
+            <w:tcW w:type="dxa" w:w="907"/>
+          </w:tcPr>
+          <w:p>
+            <w:pPr>
+              <w:spacing w:line="240" w:lineRule="auto" w:after="0"/>
+              <w:jc w:val="center"/>
+            </w:pPr>
+            <w:r/>
+            <w:r>
+              <w:rPr>
+                <w:rFonts w:ascii="仿宋" w:hAnsi="仿宋" w:eastAsia="仿宋"/>
+                <w:b/>
+                <w:sz w:val="20"/>
+              </w:rPr>
+            </w:r>
+          </w:p>
+        </w:tc>
+        <w:tc>
+          <w:tcPr>
+            <w:tcW w:type="dxa" w:w="3005"/>
           </w:tcPr>
           <w:p>
             <w:pPr>
@@ -2664,7 +2436,7 @@
         </w:trPr>
         <w:tc>
           <w:tcPr>
-            <w:tcW w:type="dxa" w:w="2608"/>
+            <w:tcW w:type="dxa" w:w="2381"/>
             <w:shd w:val="clear" w:color="auto" w:fill="FAFBFD"/>
           </w:tcPr>
           <w:p>
@@ -2679,6 +2451,28 @@
                 <w:sz w:val="20"/>
               </w:rPr>
               <w:t>批量文档导入与状态追踪（进度、失败重试）</w:t>
+            </w:r>
+          </w:p>
+        </w:tc>
+        <w:tc>
+          <w:tcPr>
+            <w:tcW w:type="dxa" w:w="907"/>
+            <w:shd w:val="clear" w:color="auto" w:fill="FAFBFD"/>
+          </w:tcPr>
+          <w:p>
+            <w:pPr>
+              <w:spacing w:line="240" w:lineRule="auto" w:after="0"/>
+              <w:jc w:val="center"/>
+            </w:pPr>
+            <w:r/>
+            <w:r>
+              <w:rPr>
+                <w:rFonts w:ascii="仿宋" w:hAnsi="仿宋" w:eastAsia="仿宋"/>
+                <w:b/>
+                <w:color w:val="1B7F3B"/>
+                <w:sz w:val="20"/>
+              </w:rPr>
+              <w:t>✓</w:t>
             </w:r>
           </w:p>
         </w:tc>
@@ -2697,16 +2491,34 @@
               <w:rPr>
                 <w:rFonts w:ascii="仿宋" w:hAnsi="仿宋" w:eastAsia="仿宋"/>
                 <w:b/>
-                <w:color w:val="1B7F3B"/>
-                <w:sz w:val="20"/>
-              </w:rPr>
-              <w:t>已实现</w:t>
-            </w:r>
-          </w:p>
-        </w:tc>
-        <w:tc>
-          <w:tcPr>
-            <w:tcW w:type="dxa" w:w="5102"/>
+                <w:sz w:val="20"/>
+              </w:rPr>
+            </w:r>
+          </w:p>
+        </w:tc>
+        <w:tc>
+          <w:tcPr>
+            <w:tcW w:type="dxa" w:w="907"/>
+            <w:shd w:val="clear" w:color="auto" w:fill="FAFBFD"/>
+          </w:tcPr>
+          <w:p>
+            <w:pPr>
+              <w:spacing w:line="240" w:lineRule="auto" w:after="0"/>
+              <w:jc w:val="center"/>
+            </w:pPr>
+            <w:r/>
+            <w:r>
+              <w:rPr>
+                <w:rFonts w:ascii="仿宋" w:hAnsi="仿宋" w:eastAsia="仿宋"/>
+                <w:b/>
+                <w:sz w:val="20"/>
+              </w:rPr>
+            </w:r>
+          </w:p>
+        </w:tc>
+        <w:tc>
+          <w:tcPr>
+            <w:tcW w:type="dxa" w:w="3005"/>
             <w:shd w:val="clear" w:color="auto" w:fill="FAFBFD"/>
           </w:tcPr>
           <w:p>
@@ -2731,7 +2543,7 @@
         </w:trPr>
         <w:tc>
           <w:tcPr>
-            <w:tcW w:type="dxa" w:w="2608"/>
+            <w:tcW w:type="dxa" w:w="2381"/>
           </w:tcPr>
           <w:p>
             <w:pPr>
@@ -2750,7 +2562,7 @@
         </w:tc>
         <w:tc>
           <w:tcPr>
-            <w:tcW w:type="dxa" w:w="1077"/>
+            <w:tcW w:type="dxa" w:w="907"/>
           </w:tcPr>
           <w:p>
             <w:pPr>
@@ -2765,13 +2577,51 @@
                 <w:color w:val="1B7F3B"/>
                 <w:sz w:val="20"/>
               </w:rPr>
-              <w:t>已实现</w:t>
-            </w:r>
-          </w:p>
-        </w:tc>
-        <w:tc>
-          <w:tcPr>
-            <w:tcW w:type="dxa" w:w="5102"/>
+              <w:t>✓</w:t>
+            </w:r>
+          </w:p>
+        </w:tc>
+        <w:tc>
+          <w:tcPr>
+            <w:tcW w:type="dxa" w:w="1077"/>
+          </w:tcPr>
+          <w:p>
+            <w:pPr>
+              <w:spacing w:line="240" w:lineRule="auto" w:after="0"/>
+              <w:jc w:val="center"/>
+            </w:pPr>
+            <w:r/>
+            <w:r>
+              <w:rPr>
+                <w:rFonts w:ascii="仿宋" w:hAnsi="仿宋" w:eastAsia="仿宋"/>
+                <w:b/>
+                <w:sz w:val="20"/>
+              </w:rPr>
+            </w:r>
+          </w:p>
+        </w:tc>
+        <w:tc>
+          <w:tcPr>
+            <w:tcW w:type="dxa" w:w="907"/>
+          </w:tcPr>
+          <w:p>
+            <w:pPr>
+              <w:spacing w:line="240" w:lineRule="auto" w:after="0"/>
+              <w:jc w:val="center"/>
+            </w:pPr>
+            <w:r/>
+            <w:r>
+              <w:rPr>
+                <w:rFonts w:ascii="仿宋" w:hAnsi="仿宋" w:eastAsia="仿宋"/>
+                <w:b/>
+                <w:sz w:val="20"/>
+              </w:rPr>
+            </w:r>
+          </w:p>
+        </w:tc>
+        <w:tc>
+          <w:tcPr>
+            <w:tcW w:type="dxa" w:w="3005"/>
           </w:tcPr>
           <w:p>
             <w:pPr>
@@ -2795,7 +2645,7 @@
         </w:trPr>
         <w:tc>
           <w:tcPr>
-            <w:tcW w:type="dxa" w:w="2608"/>
+            <w:tcW w:type="dxa" w:w="2381"/>
             <w:shd w:val="clear" w:color="auto" w:fill="FAFBFD"/>
           </w:tcPr>
           <w:p>
@@ -2810,6 +2660,28 @@
                 <w:sz w:val="20"/>
               </w:rPr>
               <w:t>分块策略对比实验（召回率差异）</w:t>
+            </w:r>
+          </w:p>
+        </w:tc>
+        <w:tc>
+          <w:tcPr>
+            <w:tcW w:type="dxa" w:w="907"/>
+            <w:shd w:val="clear" w:color="auto" w:fill="FAFBFD"/>
+          </w:tcPr>
+          <w:p>
+            <w:pPr>
+              <w:spacing w:line="240" w:lineRule="auto" w:after="0"/>
+              <w:jc w:val="center"/>
+            </w:pPr>
+            <w:r/>
+            <w:r>
+              <w:rPr>
+                <w:rFonts w:ascii="仿宋" w:hAnsi="仿宋" w:eastAsia="仿宋"/>
+                <w:b/>
+                <w:color w:val="1B7F3B"/>
+                <w:sz w:val="20"/>
+              </w:rPr>
+              <w:t>✓</w:t>
             </w:r>
           </w:p>
         </w:tc>
@@ -2828,16 +2700,34 @@
               <w:rPr>
                 <w:rFonts w:ascii="仿宋" w:hAnsi="仿宋" w:eastAsia="仿宋"/>
                 <w:b/>
-                <w:color w:val="1B7F3B"/>
-                <w:sz w:val="20"/>
-              </w:rPr>
-              <w:t>已实现</w:t>
-            </w:r>
-          </w:p>
-        </w:tc>
-        <w:tc>
-          <w:tcPr>
-            <w:tcW w:type="dxa" w:w="5102"/>
+                <w:sz w:val="20"/>
+              </w:rPr>
+            </w:r>
+          </w:p>
+        </w:tc>
+        <w:tc>
+          <w:tcPr>
+            <w:tcW w:type="dxa" w:w="907"/>
+            <w:shd w:val="clear" w:color="auto" w:fill="FAFBFD"/>
+          </w:tcPr>
+          <w:p>
+            <w:pPr>
+              <w:spacing w:line="240" w:lineRule="auto" w:after="0"/>
+              <w:jc w:val="center"/>
+            </w:pPr>
+            <w:r/>
+            <w:r>
+              <w:rPr>
+                <w:rFonts w:ascii="仿宋" w:hAnsi="仿宋" w:eastAsia="仿宋"/>
+                <w:b/>
+                <w:sz w:val="20"/>
+              </w:rPr>
+            </w:r>
+          </w:p>
+        </w:tc>
+        <w:tc>
+          <w:tcPr>
+            <w:tcW w:type="dxa" w:w="3005"/>
             <w:shd w:val="clear" w:color="auto" w:fill="FAFBFD"/>
           </w:tcPr>
           <w:p>
@@ -2862,7 +2752,7 @@
         </w:trPr>
         <w:tc>
           <w:tcPr>
-            <w:tcW w:type="dxa" w:w="2608"/>
+            <w:tcW w:type="dxa" w:w="2381"/>
           </w:tcPr>
           <w:p>
             <w:pPr>
@@ -2876,6 +2766,25 @@
                 <w:sz w:val="20"/>
               </w:rPr>
               <w:t>Embedding 模型接入与向量化存储</w:t>
+            </w:r>
+          </w:p>
+        </w:tc>
+        <w:tc>
+          <w:tcPr>
+            <w:tcW w:type="dxa" w:w="907"/>
+          </w:tcPr>
+          <w:p>
+            <w:pPr>
+              <w:spacing w:line="240" w:lineRule="auto" w:after="0"/>
+              <w:jc w:val="center"/>
+            </w:pPr>
+            <w:r/>
+            <w:r>
+              <w:rPr>
+                <w:rFonts w:ascii="仿宋" w:hAnsi="仿宋" w:eastAsia="仿宋"/>
+                <w:b/>
+                <w:sz w:val="20"/>
+              </w:rPr>
             </w:r>
           </w:p>
         </w:tc>
@@ -2896,13 +2805,32 @@
                 <w:color w:val="C06A00"/>
                 <w:sz w:val="20"/>
               </w:rPr>
-              <w:t>部分实现</w:t>
-            </w:r>
-          </w:p>
-        </w:tc>
-        <w:tc>
-          <w:tcPr>
-            <w:tcW w:type="dxa" w:w="5102"/>
+              <w:t>✓</w:t>
+            </w:r>
+          </w:p>
+        </w:tc>
+        <w:tc>
+          <w:tcPr>
+            <w:tcW w:type="dxa" w:w="907"/>
+          </w:tcPr>
+          <w:p>
+            <w:pPr>
+              <w:spacing w:line="240" w:lineRule="auto" w:after="0"/>
+              <w:jc w:val="center"/>
+            </w:pPr>
+            <w:r/>
+            <w:r>
+              <w:rPr>
+                <w:rFonts w:ascii="仿宋" w:hAnsi="仿宋" w:eastAsia="仿宋"/>
+                <w:b/>
+                <w:sz w:val="20"/>
+              </w:rPr>
+            </w:r>
+          </w:p>
+        </w:tc>
+        <w:tc>
+          <w:tcPr>
+            <w:tcW w:type="dxa" w:w="3005"/>
           </w:tcPr>
           <w:p>
             <w:pPr>
@@ -2926,7 +2854,7 @@
         </w:trPr>
         <w:tc>
           <w:tcPr>
-            <w:tcW w:type="dxa" w:w="2608"/>
+            <w:tcW w:type="dxa" w:w="2381"/>
             <w:shd w:val="clear" w:color="auto" w:fill="FAFBFD"/>
           </w:tcPr>
           <w:p>
@@ -2941,6 +2869,26 @@
                 <w:sz w:val="20"/>
               </w:rPr>
               <w:t>向量数据库选型（Chroma / FAISS）</w:t>
+            </w:r>
+          </w:p>
+        </w:tc>
+        <w:tc>
+          <w:tcPr>
+            <w:tcW w:type="dxa" w:w="907"/>
+            <w:shd w:val="clear" w:color="auto" w:fill="FAFBFD"/>
+          </w:tcPr>
+          <w:p>
+            <w:pPr>
+              <w:spacing w:line="240" w:lineRule="auto" w:after="0"/>
+              <w:jc w:val="center"/>
+            </w:pPr>
+            <w:r/>
+            <w:r>
+              <w:rPr>
+                <w:rFonts w:ascii="仿宋" w:hAnsi="仿宋" w:eastAsia="仿宋"/>
+                <w:b/>
+                <w:sz w:val="20"/>
+              </w:rPr>
             </w:r>
           </w:p>
         </w:tc>
@@ -2962,13 +2910,33 @@
                 <w:color w:val="C06A00"/>
                 <w:sz w:val="20"/>
               </w:rPr>
-              <w:t>部分实现</w:t>
-            </w:r>
-          </w:p>
-        </w:tc>
-        <w:tc>
-          <w:tcPr>
-            <w:tcW w:type="dxa" w:w="5102"/>
+              <w:t>✓</w:t>
+            </w:r>
+          </w:p>
+        </w:tc>
+        <w:tc>
+          <w:tcPr>
+            <w:tcW w:type="dxa" w:w="907"/>
+            <w:shd w:val="clear" w:color="auto" w:fill="FAFBFD"/>
+          </w:tcPr>
+          <w:p>
+            <w:pPr>
+              <w:spacing w:line="240" w:lineRule="auto" w:after="0"/>
+              <w:jc w:val="center"/>
+            </w:pPr>
+            <w:r/>
+            <w:r>
+              <w:rPr>
+                <w:rFonts w:ascii="仿宋" w:hAnsi="仿宋" w:eastAsia="仿宋"/>
+                <w:b/>
+                <w:sz w:val="20"/>
+              </w:rPr>
+            </w:r>
+          </w:p>
+        </w:tc>
+        <w:tc>
+          <w:tcPr>
+            <w:tcW w:type="dxa" w:w="3005"/>
             <w:shd w:val="clear" w:color="auto" w:fill="FAFBFD"/>
           </w:tcPr>
           <w:p>
@@ -2993,7 +2961,7 @@
         </w:trPr>
         <w:tc>
           <w:tcPr>
-            <w:tcW w:type="dxa" w:w="2608"/>
+            <w:tcW w:type="dxa" w:w="2381"/>
           </w:tcPr>
           <w:p>
             <w:pPr>
@@ -3012,7 +2980,7 @@
         </w:tc>
         <w:tc>
           <w:tcPr>
-            <w:tcW w:type="dxa" w:w="1077"/>
+            <w:tcW w:type="dxa" w:w="907"/>
           </w:tcPr>
           <w:p>
             <w:pPr>
@@ -3027,13 +2995,51 @@
                 <w:color w:val="1B7F3B"/>
                 <w:sz w:val="20"/>
               </w:rPr>
-              <w:t>已实现</w:t>
-            </w:r>
-          </w:p>
-        </w:tc>
-        <w:tc>
-          <w:tcPr>
-            <w:tcW w:type="dxa" w:w="5102"/>
+              <w:t>✓</w:t>
+            </w:r>
+          </w:p>
+        </w:tc>
+        <w:tc>
+          <w:tcPr>
+            <w:tcW w:type="dxa" w:w="1077"/>
+          </w:tcPr>
+          <w:p>
+            <w:pPr>
+              <w:spacing w:line="240" w:lineRule="auto" w:after="0"/>
+              <w:jc w:val="center"/>
+            </w:pPr>
+            <w:r/>
+            <w:r>
+              <w:rPr>
+                <w:rFonts w:ascii="仿宋" w:hAnsi="仿宋" w:eastAsia="仿宋"/>
+                <w:b/>
+                <w:sz w:val="20"/>
+              </w:rPr>
+            </w:r>
+          </w:p>
+        </w:tc>
+        <w:tc>
+          <w:tcPr>
+            <w:tcW w:type="dxa" w:w="907"/>
+          </w:tcPr>
+          <w:p>
+            <w:pPr>
+              <w:spacing w:line="240" w:lineRule="auto" w:after="0"/>
+              <w:jc w:val="center"/>
+            </w:pPr>
+            <w:r/>
+            <w:r>
+              <w:rPr>
+                <w:rFonts w:ascii="仿宋" w:hAnsi="仿宋" w:eastAsia="仿宋"/>
+                <w:b/>
+                <w:sz w:val="20"/>
+              </w:rPr>
+            </w:r>
+          </w:p>
+        </w:tc>
+        <w:tc>
+          <w:tcPr>
+            <w:tcW w:type="dxa" w:w="3005"/>
           </w:tcPr>
           <w:p>
             <w:pPr>
@@ -3057,7 +3063,7 @@
         </w:trPr>
         <w:tc>
           <w:tcPr>
-            <w:tcW w:type="dxa" w:w="2608"/>
+            <w:tcW w:type="dxa" w:w="2381"/>
             <w:shd w:val="clear" w:color="auto" w:fill="FAFBFD"/>
           </w:tcPr>
           <w:p>
@@ -3072,6 +3078,28 @@
                 <w:sz w:val="20"/>
               </w:rPr>
               <w:t>混合检索（向量 + BM25 + RRF 融合）</w:t>
+            </w:r>
+          </w:p>
+        </w:tc>
+        <w:tc>
+          <w:tcPr>
+            <w:tcW w:type="dxa" w:w="907"/>
+            <w:shd w:val="clear" w:color="auto" w:fill="FAFBFD"/>
+          </w:tcPr>
+          <w:p>
+            <w:pPr>
+              <w:spacing w:line="240" w:lineRule="auto" w:after="0"/>
+              <w:jc w:val="center"/>
+            </w:pPr>
+            <w:r/>
+            <w:r>
+              <w:rPr>
+                <w:rFonts w:ascii="仿宋" w:hAnsi="仿宋" w:eastAsia="仿宋"/>
+                <w:b/>
+                <w:color w:val="1B7F3B"/>
+                <w:sz w:val="20"/>
+              </w:rPr>
+              <w:t>✓</w:t>
             </w:r>
           </w:p>
         </w:tc>
@@ -3090,16 +3118,34 @@
               <w:rPr>
                 <w:rFonts w:ascii="仿宋" w:hAnsi="仿宋" w:eastAsia="仿宋"/>
                 <w:b/>
-                <w:color w:val="1B7F3B"/>
-                <w:sz w:val="20"/>
-              </w:rPr>
-              <w:t>已实现</w:t>
-            </w:r>
-          </w:p>
-        </w:tc>
-        <w:tc>
-          <w:tcPr>
-            <w:tcW w:type="dxa" w:w="5102"/>
+                <w:sz w:val="20"/>
+              </w:rPr>
+            </w:r>
+          </w:p>
+        </w:tc>
+        <w:tc>
+          <w:tcPr>
+            <w:tcW w:type="dxa" w:w="907"/>
+            <w:shd w:val="clear" w:color="auto" w:fill="FAFBFD"/>
+          </w:tcPr>
+          <w:p>
+            <w:pPr>
+              <w:spacing w:line="240" w:lineRule="auto" w:after="0"/>
+              <w:jc w:val="center"/>
+            </w:pPr>
+            <w:r/>
+            <w:r>
+              <w:rPr>
+                <w:rFonts w:ascii="仿宋" w:hAnsi="仿宋" w:eastAsia="仿宋"/>
+                <w:b/>
+                <w:sz w:val="20"/>
+              </w:rPr>
+            </w:r>
+          </w:p>
+        </w:tc>
+        <w:tc>
+          <w:tcPr>
+            <w:tcW w:type="dxa" w:w="3005"/>
             <w:shd w:val="clear" w:color="auto" w:fill="FAFBFD"/>
           </w:tcPr>
           <w:p>
@@ -3124,7 +3170,7 @@
         </w:trPr>
         <w:tc>
           <w:tcPr>
-            <w:tcW w:type="dxa" w:w="2608"/>
+            <w:tcW w:type="dxa" w:w="2381"/>
           </w:tcPr>
           <w:p>
             <w:pPr>
@@ -3143,7 +3189,7 @@
         </w:tc>
         <w:tc>
           <w:tcPr>
-            <w:tcW w:type="dxa" w:w="1077"/>
+            <w:tcW w:type="dxa" w:w="907"/>
           </w:tcPr>
           <w:p>
             <w:pPr>
@@ -3158,13 +3204,51 @@
                 <w:color w:val="1B7F3B"/>
                 <w:sz w:val="20"/>
               </w:rPr>
-              <w:t>已实现</w:t>
-            </w:r>
-          </w:p>
-        </w:tc>
-        <w:tc>
-          <w:tcPr>
-            <w:tcW w:type="dxa" w:w="5102"/>
+              <w:t>✓</w:t>
+            </w:r>
+          </w:p>
+        </w:tc>
+        <w:tc>
+          <w:tcPr>
+            <w:tcW w:type="dxa" w:w="1077"/>
+          </w:tcPr>
+          <w:p>
+            <w:pPr>
+              <w:spacing w:line="240" w:lineRule="auto" w:after="0"/>
+              <w:jc w:val="center"/>
+            </w:pPr>
+            <w:r/>
+            <w:r>
+              <w:rPr>
+                <w:rFonts w:ascii="仿宋" w:hAnsi="仿宋" w:eastAsia="仿宋"/>
+                <w:b/>
+                <w:sz w:val="20"/>
+              </w:rPr>
+            </w:r>
+          </w:p>
+        </w:tc>
+        <w:tc>
+          <w:tcPr>
+            <w:tcW w:type="dxa" w:w="907"/>
+          </w:tcPr>
+          <w:p>
+            <w:pPr>
+              <w:spacing w:line="240" w:lineRule="auto" w:after="0"/>
+              <w:jc w:val="center"/>
+            </w:pPr>
+            <w:r/>
+            <w:r>
+              <w:rPr>
+                <w:rFonts w:ascii="仿宋" w:hAnsi="仿宋" w:eastAsia="仿宋"/>
+                <w:b/>
+                <w:sz w:val="20"/>
+              </w:rPr>
+            </w:r>
+          </w:p>
+        </w:tc>
+        <w:tc>
+          <w:tcPr>
+            <w:tcW w:type="dxa" w:w="3005"/>
           </w:tcPr>
           <w:p>
             <w:pPr>
@@ -3188,7 +3272,7 @@
         </w:trPr>
         <w:tc>
           <w:tcPr>
-            <w:tcW w:type="dxa" w:w="2608"/>
+            <w:tcW w:type="dxa" w:w="2381"/>
             <w:shd w:val="clear" w:color="auto" w:fill="FAFBFD"/>
           </w:tcPr>
           <w:p>
@@ -3203,6 +3287,28 @@
                 <w:sz w:val="20"/>
               </w:rPr>
               <w:t>检索三档对比实验（纯向量 → 混合 → 混合+重排）</w:t>
+            </w:r>
+          </w:p>
+        </w:tc>
+        <w:tc>
+          <w:tcPr>
+            <w:tcW w:type="dxa" w:w="907"/>
+            <w:shd w:val="clear" w:color="auto" w:fill="FAFBFD"/>
+          </w:tcPr>
+          <w:p>
+            <w:pPr>
+              <w:spacing w:line="240" w:lineRule="auto" w:after="0"/>
+              <w:jc w:val="center"/>
+            </w:pPr>
+            <w:r/>
+            <w:r>
+              <w:rPr>
+                <w:rFonts w:ascii="仿宋" w:hAnsi="仿宋" w:eastAsia="仿宋"/>
+                <w:b/>
+                <w:color w:val="1B7F3B"/>
+                <w:sz w:val="20"/>
+              </w:rPr>
+              <w:t>✓</w:t>
             </w:r>
           </w:p>
         </w:tc>
@@ -3221,16 +3327,34 @@
               <w:rPr>
                 <w:rFonts w:ascii="仿宋" w:hAnsi="仿宋" w:eastAsia="仿宋"/>
                 <w:b/>
-                <w:color w:val="1B7F3B"/>
-                <w:sz w:val="20"/>
-              </w:rPr>
-              <w:t>已实现</w:t>
-            </w:r>
-          </w:p>
-        </w:tc>
-        <w:tc>
-          <w:tcPr>
-            <w:tcW w:type="dxa" w:w="5102"/>
+                <w:sz w:val="20"/>
+              </w:rPr>
+            </w:r>
+          </w:p>
+        </w:tc>
+        <w:tc>
+          <w:tcPr>
+            <w:tcW w:type="dxa" w:w="907"/>
+            <w:shd w:val="clear" w:color="auto" w:fill="FAFBFD"/>
+          </w:tcPr>
+          <w:p>
+            <w:pPr>
+              <w:spacing w:line="240" w:lineRule="auto" w:after="0"/>
+              <w:jc w:val="center"/>
+            </w:pPr>
+            <w:r/>
+            <w:r>
+              <w:rPr>
+                <w:rFonts w:ascii="仿宋" w:hAnsi="仿宋" w:eastAsia="仿宋"/>
+                <w:b/>
+                <w:sz w:val="20"/>
+              </w:rPr>
+            </w:r>
+          </w:p>
+        </w:tc>
+        <w:tc>
+          <w:tcPr>
+            <w:tcW w:type="dxa" w:w="3005"/>
             <w:shd w:val="clear" w:color="auto" w:fill="FAFBFD"/>
           </w:tcPr>
           <w:p>
@@ -3263,7 +3387,7 @@
       </w:pPr>
       <w:r>
         <w:rPr>
-          <w:rFonts w:ascii="黑体" w:hAnsi="黑体" w:eastAsia="黑体"/>
+          <w:rFonts w:ascii="仿宋" w:hAnsi="仿宋" w:eastAsia="仿宋"/>
           <w:b/>
           <w:color w:val="000000"/>
           <w:sz w:val="28"/>
@@ -3280,9 +3404,11 @@
         <w:tblLook w:firstColumn="1" w:firstRow="1" w:lastColumn="0" w:lastRow="0" w:noHBand="0" w:noVBand="1" w:val="04A0"/>
       </w:tblPr>
       <w:tblGrid>
-        <w:gridCol w:w="3097"/>
-        <w:gridCol w:w="3097"/>
-        <w:gridCol w:w="3097"/>
+        <w:gridCol w:w="1662"/>
+        <w:gridCol w:w="1662"/>
+        <w:gridCol w:w="1662"/>
+        <w:gridCol w:w="1662"/>
+        <w:gridCol w:w="1662"/>
       </w:tblGrid>
       <w:tr>
         <w:trPr>
@@ -3290,7 +3416,7 @@
         </w:trPr>
         <w:tc>
           <w:tcPr>
-            <w:tcW w:type="dxa" w:w="2608"/>
+            <w:tcW w:type="dxa" w:w="2381"/>
             <w:shd w:val="clear" w:color="auto" w:fill="E8EEF7"/>
           </w:tcPr>
           <w:p>
@@ -3311,6 +3437,27 @@
         </w:tc>
         <w:tc>
           <w:tcPr>
+            <w:tcW w:type="dxa" w:w="907"/>
+            <w:shd w:val="clear" w:color="auto" w:fill="E8EEF7"/>
+          </w:tcPr>
+          <w:p>
+            <w:pPr>
+              <w:spacing w:line="240" w:lineRule="auto"/>
+              <w:jc w:val="center"/>
+            </w:pPr>
+            <w:r/>
+            <w:r>
+              <w:rPr>
+                <w:rFonts w:ascii="黑体" w:hAnsi="黑体" w:eastAsia="黑体"/>
+                <w:b/>
+                <w:sz w:val="20"/>
+              </w:rPr>
+              <w:t>已实现</w:t>
+            </w:r>
+          </w:p>
+        </w:tc>
+        <w:tc>
+          <w:tcPr>
             <w:tcW w:type="dxa" w:w="1077"/>
             <w:shd w:val="clear" w:color="auto" w:fill="E8EEF7"/>
           </w:tcPr>
@@ -3326,13 +3473,13 @@
                 <w:b/>
                 <w:sz w:val="20"/>
               </w:rPr>
-              <w:t>完成情况</w:t>
-            </w:r>
-          </w:p>
-        </w:tc>
-        <w:tc>
-          <w:tcPr>
-            <w:tcW w:type="dxa" w:w="5102"/>
+              <w:t>部分实现</w:t>
+            </w:r>
+          </w:p>
+        </w:tc>
+        <w:tc>
+          <w:tcPr>
+            <w:tcW w:type="dxa" w:w="907"/>
             <w:shd w:val="clear" w:color="auto" w:fill="E8EEF7"/>
           </w:tcPr>
           <w:p>
@@ -3347,7 +3494,28 @@
                 <w:b/>
                 <w:sz w:val="20"/>
               </w:rPr>
-              <w:t>交付说明与证据</w:t>
+              <w:t>未实现</w:t>
+            </w:r>
+          </w:p>
+        </w:tc>
+        <w:tc>
+          <w:tcPr>
+            <w:tcW w:type="dxa" w:w="3005"/>
+            <w:shd w:val="clear" w:color="auto" w:fill="E8EEF7"/>
+          </w:tcPr>
+          <w:p>
+            <w:pPr>
+              <w:spacing w:line="240" w:lineRule="auto"/>
+              <w:jc w:val="center"/>
+            </w:pPr>
+            <w:r/>
+            <w:r>
+              <w:rPr>
+                <w:rFonts w:ascii="黑体" w:hAnsi="黑体" w:eastAsia="黑体"/>
+                <w:b/>
+                <w:sz w:val="20"/>
+              </w:rPr>
+              <w:t>证据（代码位置 / 命令）</w:t>
             </w:r>
           </w:p>
         </w:tc>
@@ -3358,7 +3526,7 @@
         </w:trPr>
         <w:tc>
           <w:tcPr>
-            <w:tcW w:type="dxa" w:w="2608"/>
+            <w:tcW w:type="dxa" w:w="2381"/>
           </w:tcPr>
           <w:p>
             <w:pPr>
@@ -3377,7 +3545,7 @@
         </w:tc>
         <w:tc>
           <w:tcPr>
-            <w:tcW w:type="dxa" w:w="1077"/>
+            <w:tcW w:type="dxa" w:w="907"/>
           </w:tcPr>
           <w:p>
             <w:pPr>
@@ -3392,13 +3560,51 @@
                 <w:color w:val="1B7F3B"/>
                 <w:sz w:val="20"/>
               </w:rPr>
-              <w:t>已实现</w:t>
-            </w:r>
-          </w:p>
-        </w:tc>
-        <w:tc>
-          <w:tcPr>
-            <w:tcW w:type="dxa" w:w="5102"/>
+              <w:t>✓</w:t>
+            </w:r>
+          </w:p>
+        </w:tc>
+        <w:tc>
+          <w:tcPr>
+            <w:tcW w:type="dxa" w:w="1077"/>
+          </w:tcPr>
+          <w:p>
+            <w:pPr>
+              <w:spacing w:line="240" w:lineRule="auto" w:after="0"/>
+              <w:jc w:val="center"/>
+            </w:pPr>
+            <w:r/>
+            <w:r>
+              <w:rPr>
+                <w:rFonts w:ascii="仿宋" w:hAnsi="仿宋" w:eastAsia="仿宋"/>
+                <w:b/>
+                <w:sz w:val="20"/>
+              </w:rPr>
+            </w:r>
+          </w:p>
+        </w:tc>
+        <w:tc>
+          <w:tcPr>
+            <w:tcW w:type="dxa" w:w="907"/>
+          </w:tcPr>
+          <w:p>
+            <w:pPr>
+              <w:spacing w:line="240" w:lineRule="auto" w:after="0"/>
+              <w:jc w:val="center"/>
+            </w:pPr>
+            <w:r/>
+            <w:r>
+              <w:rPr>
+                <w:rFonts w:ascii="仿宋" w:hAnsi="仿宋" w:eastAsia="仿宋"/>
+                <w:b/>
+                <w:sz w:val="20"/>
+              </w:rPr>
+            </w:r>
+          </w:p>
+        </w:tc>
+        <w:tc>
+          <w:tcPr>
+            <w:tcW w:type="dxa" w:w="3005"/>
           </w:tcPr>
           <w:p>
             <w:pPr>
@@ -3422,7 +3628,7 @@
         </w:trPr>
         <w:tc>
           <w:tcPr>
-            <w:tcW w:type="dxa" w:w="2608"/>
+            <w:tcW w:type="dxa" w:w="2381"/>
             <w:shd w:val="clear" w:color="auto" w:fill="FAFBFD"/>
           </w:tcPr>
           <w:p>
@@ -3437,6 +3643,28 @@
                 <w:sz w:val="20"/>
               </w:rPr>
               <w:t>2.2 流式输出（打字机效果）</w:t>
+            </w:r>
+          </w:p>
+        </w:tc>
+        <w:tc>
+          <w:tcPr>
+            <w:tcW w:type="dxa" w:w="907"/>
+            <w:shd w:val="clear" w:color="auto" w:fill="FAFBFD"/>
+          </w:tcPr>
+          <w:p>
+            <w:pPr>
+              <w:spacing w:line="240" w:lineRule="auto" w:after="0"/>
+              <w:jc w:val="center"/>
+            </w:pPr>
+            <w:r/>
+            <w:r>
+              <w:rPr>
+                <w:rFonts w:ascii="仿宋" w:hAnsi="仿宋" w:eastAsia="仿宋"/>
+                <w:b/>
+                <w:color w:val="1B7F3B"/>
+                <w:sz w:val="20"/>
+              </w:rPr>
+              <w:t>✓</w:t>
             </w:r>
           </w:p>
         </w:tc>
@@ -3455,16 +3683,34 @@
               <w:rPr>
                 <w:rFonts w:ascii="仿宋" w:hAnsi="仿宋" w:eastAsia="仿宋"/>
                 <w:b/>
-                <w:color w:val="1B7F3B"/>
-                <w:sz w:val="20"/>
-              </w:rPr>
-              <w:t>已实现</w:t>
-            </w:r>
-          </w:p>
-        </w:tc>
-        <w:tc>
-          <w:tcPr>
-            <w:tcW w:type="dxa" w:w="5102"/>
+                <w:sz w:val="20"/>
+              </w:rPr>
+            </w:r>
+          </w:p>
+        </w:tc>
+        <w:tc>
+          <w:tcPr>
+            <w:tcW w:type="dxa" w:w="907"/>
+            <w:shd w:val="clear" w:color="auto" w:fill="FAFBFD"/>
+          </w:tcPr>
+          <w:p>
+            <w:pPr>
+              <w:spacing w:line="240" w:lineRule="auto" w:after="0"/>
+              <w:jc w:val="center"/>
+            </w:pPr>
+            <w:r/>
+            <w:r>
+              <w:rPr>
+                <w:rFonts w:ascii="仿宋" w:hAnsi="仿宋" w:eastAsia="仿宋"/>
+                <w:b/>
+                <w:sz w:val="20"/>
+              </w:rPr>
+            </w:r>
+          </w:p>
+        </w:tc>
+        <w:tc>
+          <w:tcPr>
+            <w:tcW w:type="dxa" w:w="3005"/>
             <w:shd w:val="clear" w:color="auto" w:fill="FAFBFD"/>
           </w:tcPr>
           <w:p>
@@ -3489,7 +3735,7 @@
         </w:trPr>
         <w:tc>
           <w:tcPr>
-            <w:tcW w:type="dxa" w:w="2608"/>
+            <w:tcW w:type="dxa" w:w="2381"/>
           </w:tcPr>
           <w:p>
             <w:pPr>
@@ -3508,7 +3754,7 @@
         </w:tc>
         <w:tc>
           <w:tcPr>
-            <w:tcW w:type="dxa" w:w="1077"/>
+            <w:tcW w:type="dxa" w:w="907"/>
           </w:tcPr>
           <w:p>
             <w:pPr>
@@ -3523,13 +3769,51 @@
                 <w:color w:val="1B7F3B"/>
                 <w:sz w:val="20"/>
               </w:rPr>
-              <w:t>已实现</w:t>
-            </w:r>
-          </w:p>
-        </w:tc>
-        <w:tc>
-          <w:tcPr>
-            <w:tcW w:type="dxa" w:w="5102"/>
+              <w:t>✓</w:t>
+            </w:r>
+          </w:p>
+        </w:tc>
+        <w:tc>
+          <w:tcPr>
+            <w:tcW w:type="dxa" w:w="1077"/>
+          </w:tcPr>
+          <w:p>
+            <w:pPr>
+              <w:spacing w:line="240" w:lineRule="auto" w:after="0"/>
+              <w:jc w:val="center"/>
+            </w:pPr>
+            <w:r/>
+            <w:r>
+              <w:rPr>
+                <w:rFonts w:ascii="仿宋" w:hAnsi="仿宋" w:eastAsia="仿宋"/>
+                <w:b/>
+                <w:sz w:val="20"/>
+              </w:rPr>
+            </w:r>
+          </w:p>
+        </w:tc>
+        <w:tc>
+          <w:tcPr>
+            <w:tcW w:type="dxa" w:w="907"/>
+          </w:tcPr>
+          <w:p>
+            <w:pPr>
+              <w:spacing w:line="240" w:lineRule="auto" w:after="0"/>
+              <w:jc w:val="center"/>
+            </w:pPr>
+            <w:r/>
+            <w:r>
+              <w:rPr>
+                <w:rFonts w:ascii="仿宋" w:hAnsi="仿宋" w:eastAsia="仿宋"/>
+                <w:b/>
+                <w:sz w:val="20"/>
+              </w:rPr>
+            </w:r>
+          </w:p>
+        </w:tc>
+        <w:tc>
+          <w:tcPr>
+            <w:tcW w:type="dxa" w:w="3005"/>
           </w:tcPr>
           <w:p>
             <w:pPr>
@@ -3553,7 +3837,7 @@
         </w:trPr>
         <w:tc>
           <w:tcPr>
-            <w:tcW w:type="dxa" w:w="2608"/>
+            <w:tcW w:type="dxa" w:w="2381"/>
             <w:shd w:val="clear" w:color="auto" w:fill="FAFBFD"/>
           </w:tcPr>
           <w:p>
@@ -3568,6 +3852,28 @@
                 <w:sz w:val="20"/>
               </w:rPr>
               <w:t>2.4 降级策略（无结果 / 低相关 / API 失败）</w:t>
+            </w:r>
+          </w:p>
+        </w:tc>
+        <w:tc>
+          <w:tcPr>
+            <w:tcW w:type="dxa" w:w="907"/>
+            <w:shd w:val="clear" w:color="auto" w:fill="FAFBFD"/>
+          </w:tcPr>
+          <w:p>
+            <w:pPr>
+              <w:spacing w:line="240" w:lineRule="auto" w:after="0"/>
+              <w:jc w:val="center"/>
+            </w:pPr>
+            <w:r/>
+            <w:r>
+              <w:rPr>
+                <w:rFonts w:ascii="仿宋" w:hAnsi="仿宋" w:eastAsia="仿宋"/>
+                <w:b/>
+                <w:color w:val="1B7F3B"/>
+                <w:sz w:val="20"/>
+              </w:rPr>
+              <w:t>✓</w:t>
             </w:r>
           </w:p>
         </w:tc>
@@ -3586,16 +3892,34 @@
               <w:rPr>
                 <w:rFonts w:ascii="仿宋" w:hAnsi="仿宋" w:eastAsia="仿宋"/>
                 <w:b/>
-                <w:color w:val="1B7F3B"/>
-                <w:sz w:val="20"/>
-              </w:rPr>
-              <w:t>已实现</w:t>
-            </w:r>
-          </w:p>
-        </w:tc>
-        <w:tc>
-          <w:tcPr>
-            <w:tcW w:type="dxa" w:w="5102"/>
+                <w:sz w:val="20"/>
+              </w:rPr>
+            </w:r>
+          </w:p>
+        </w:tc>
+        <w:tc>
+          <w:tcPr>
+            <w:tcW w:type="dxa" w:w="907"/>
+            <w:shd w:val="clear" w:color="auto" w:fill="FAFBFD"/>
+          </w:tcPr>
+          <w:p>
+            <w:pPr>
+              <w:spacing w:line="240" w:lineRule="auto" w:after="0"/>
+              <w:jc w:val="center"/>
+            </w:pPr>
+            <w:r/>
+            <w:r>
+              <w:rPr>
+                <w:rFonts w:ascii="仿宋" w:hAnsi="仿宋" w:eastAsia="仿宋"/>
+                <w:b/>
+                <w:sz w:val="20"/>
+              </w:rPr>
+            </w:r>
+          </w:p>
+        </w:tc>
+        <w:tc>
+          <w:tcPr>
+            <w:tcW w:type="dxa" w:w="3005"/>
             <w:shd w:val="clear" w:color="auto" w:fill="FAFBFD"/>
           </w:tcPr>
           <w:p>
@@ -3620,7 +3944,7 @@
         </w:trPr>
         <w:tc>
           <w:tcPr>
-            <w:tcW w:type="dxa" w:w="2608"/>
+            <w:tcW w:type="dxa" w:w="2381"/>
           </w:tcPr>
           <w:p>
             <w:pPr>
@@ -3639,7 +3963,7 @@
         </w:tc>
         <w:tc>
           <w:tcPr>
-            <w:tcW w:type="dxa" w:w="1077"/>
+            <w:tcW w:type="dxa" w:w="907"/>
           </w:tcPr>
           <w:p>
             <w:pPr>
@@ -3654,13 +3978,51 @@
                 <w:color w:val="1B7F3B"/>
                 <w:sz w:val="20"/>
               </w:rPr>
-              <w:t>已实现</w:t>
-            </w:r>
-          </w:p>
-        </w:tc>
-        <w:tc>
-          <w:tcPr>
-            <w:tcW w:type="dxa" w:w="5102"/>
+              <w:t>✓</w:t>
+            </w:r>
+          </w:p>
+        </w:tc>
+        <w:tc>
+          <w:tcPr>
+            <w:tcW w:type="dxa" w:w="1077"/>
+          </w:tcPr>
+          <w:p>
+            <w:pPr>
+              <w:spacing w:line="240" w:lineRule="auto" w:after="0"/>
+              <w:jc w:val="center"/>
+            </w:pPr>
+            <w:r/>
+            <w:r>
+              <w:rPr>
+                <w:rFonts w:ascii="仿宋" w:hAnsi="仿宋" w:eastAsia="仿宋"/>
+                <w:b/>
+                <w:sz w:val="20"/>
+              </w:rPr>
+            </w:r>
+          </w:p>
+        </w:tc>
+        <w:tc>
+          <w:tcPr>
+            <w:tcW w:type="dxa" w:w="907"/>
+          </w:tcPr>
+          <w:p>
+            <w:pPr>
+              <w:spacing w:line="240" w:lineRule="auto" w:after="0"/>
+              <w:jc w:val="center"/>
+            </w:pPr>
+            <w:r/>
+            <w:r>
+              <w:rPr>
+                <w:rFonts w:ascii="仿宋" w:hAnsi="仿宋" w:eastAsia="仿宋"/>
+                <w:b/>
+                <w:sz w:val="20"/>
+              </w:rPr>
+            </w:r>
+          </w:p>
+        </w:tc>
+        <w:tc>
+          <w:tcPr>
+            <w:tcW w:type="dxa" w:w="3005"/>
           </w:tcPr>
           <w:p>
             <w:pPr>
@@ -3684,7 +4046,7 @@
         </w:trPr>
         <w:tc>
           <w:tcPr>
-            <w:tcW w:type="dxa" w:w="2608"/>
+            <w:tcW w:type="dxa" w:w="2381"/>
             <w:shd w:val="clear" w:color="auto" w:fill="FAFBFD"/>
           </w:tcPr>
           <w:p>
@@ -3699,6 +4061,26 @@
                 <w:sz w:val="20"/>
               </w:rPr>
               <w:t>Prompt 工程与生成参数对比（Temperature / Top-p / Top-k）</w:t>
+            </w:r>
+          </w:p>
+        </w:tc>
+        <w:tc>
+          <w:tcPr>
+            <w:tcW w:type="dxa" w:w="907"/>
+            <w:shd w:val="clear" w:color="auto" w:fill="FAFBFD"/>
+          </w:tcPr>
+          <w:p>
+            <w:pPr>
+              <w:spacing w:line="240" w:lineRule="auto" w:after="0"/>
+              <w:jc w:val="center"/>
+            </w:pPr>
+            <w:r/>
+            <w:r>
+              <w:rPr>
+                <w:rFonts w:ascii="仿宋" w:hAnsi="仿宋" w:eastAsia="仿宋"/>
+                <w:b/>
+                <w:sz w:val="20"/>
+              </w:rPr>
             </w:r>
           </w:p>
         </w:tc>
@@ -3720,13 +4102,33 @@
                 <w:color w:val="C06A00"/>
                 <w:sz w:val="20"/>
               </w:rPr>
-              <w:t>部分实现</w:t>
-            </w:r>
-          </w:p>
-        </w:tc>
-        <w:tc>
-          <w:tcPr>
-            <w:tcW w:type="dxa" w:w="5102"/>
+              <w:t>✓</w:t>
+            </w:r>
+          </w:p>
+        </w:tc>
+        <w:tc>
+          <w:tcPr>
+            <w:tcW w:type="dxa" w:w="907"/>
+            <w:shd w:val="clear" w:color="auto" w:fill="FAFBFD"/>
+          </w:tcPr>
+          <w:p>
+            <w:pPr>
+              <w:spacing w:line="240" w:lineRule="auto" w:after="0"/>
+              <w:jc w:val="center"/>
+            </w:pPr>
+            <w:r/>
+            <w:r>
+              <w:rPr>
+                <w:rFonts w:ascii="仿宋" w:hAnsi="仿宋" w:eastAsia="仿宋"/>
+                <w:b/>
+                <w:sz w:val="20"/>
+              </w:rPr>
+            </w:r>
+          </w:p>
+        </w:tc>
+        <w:tc>
+          <w:tcPr>
+            <w:tcW w:type="dxa" w:w="3005"/>
             <w:shd w:val="clear" w:color="auto" w:fill="FAFBFD"/>
           </w:tcPr>
           <w:p>
@@ -3759,7 +4161,7 @@
       </w:pPr>
       <w:r>
         <w:rPr>
-          <w:rFonts w:ascii="黑体" w:hAnsi="黑体" w:eastAsia="黑体"/>
+          <w:rFonts w:ascii="仿宋" w:hAnsi="仿宋" w:eastAsia="仿宋"/>
           <w:b/>
           <w:color w:val="000000"/>
           <w:sz w:val="28"/>
@@ -3776,9 +4178,11 @@
         <w:tblLook w:firstColumn="1" w:firstRow="1" w:lastColumn="0" w:lastRow="0" w:noHBand="0" w:noVBand="1" w:val="04A0"/>
       </w:tblPr>
       <w:tblGrid>
-        <w:gridCol w:w="3097"/>
-        <w:gridCol w:w="3097"/>
-        <w:gridCol w:w="3097"/>
+        <w:gridCol w:w="1662"/>
+        <w:gridCol w:w="1662"/>
+        <w:gridCol w:w="1662"/>
+        <w:gridCol w:w="1662"/>
+        <w:gridCol w:w="1662"/>
       </w:tblGrid>
       <w:tr>
         <w:trPr>
@@ -3786,7 +4190,7 @@
         </w:trPr>
         <w:tc>
           <w:tcPr>
-            <w:tcW w:type="dxa" w:w="2608"/>
+            <w:tcW w:type="dxa" w:w="2381"/>
             <w:shd w:val="clear" w:color="auto" w:fill="E8EEF7"/>
           </w:tcPr>
           <w:p>
@@ -3807,6 +4211,27 @@
         </w:tc>
         <w:tc>
           <w:tcPr>
+            <w:tcW w:type="dxa" w:w="907"/>
+            <w:shd w:val="clear" w:color="auto" w:fill="E8EEF7"/>
+          </w:tcPr>
+          <w:p>
+            <w:pPr>
+              <w:spacing w:line="240" w:lineRule="auto"/>
+              <w:jc w:val="center"/>
+            </w:pPr>
+            <w:r/>
+            <w:r>
+              <w:rPr>
+                <w:rFonts w:ascii="黑体" w:hAnsi="黑体" w:eastAsia="黑体"/>
+                <w:b/>
+                <w:sz w:val="20"/>
+              </w:rPr>
+              <w:t>已实现</w:t>
+            </w:r>
+          </w:p>
+        </w:tc>
+        <w:tc>
+          <w:tcPr>
             <w:tcW w:type="dxa" w:w="1077"/>
             <w:shd w:val="clear" w:color="auto" w:fill="E8EEF7"/>
           </w:tcPr>
@@ -3822,13 +4247,13 @@
                 <w:b/>
                 <w:sz w:val="20"/>
               </w:rPr>
-              <w:t>完成情况</w:t>
-            </w:r>
-          </w:p>
-        </w:tc>
-        <w:tc>
-          <w:tcPr>
-            <w:tcW w:type="dxa" w:w="5102"/>
+              <w:t>部分实现</w:t>
+            </w:r>
+          </w:p>
+        </w:tc>
+        <w:tc>
+          <w:tcPr>
+            <w:tcW w:type="dxa" w:w="907"/>
             <w:shd w:val="clear" w:color="auto" w:fill="E8EEF7"/>
           </w:tcPr>
           <w:p>
@@ -3843,7 +4268,28 @@
                 <w:b/>
                 <w:sz w:val="20"/>
               </w:rPr>
-              <w:t>交付说明与证据</w:t>
+              <w:t>未实现</w:t>
+            </w:r>
+          </w:p>
+        </w:tc>
+        <w:tc>
+          <w:tcPr>
+            <w:tcW w:type="dxa" w:w="3005"/>
+            <w:shd w:val="clear" w:color="auto" w:fill="E8EEF7"/>
+          </w:tcPr>
+          <w:p>
+            <w:pPr>
+              <w:spacing w:line="240" w:lineRule="auto"/>
+              <w:jc w:val="center"/>
+            </w:pPr>
+            <w:r/>
+            <w:r>
+              <w:rPr>
+                <w:rFonts w:ascii="黑体" w:hAnsi="黑体" w:eastAsia="黑体"/>
+                <w:b/>
+                <w:sz w:val="20"/>
+              </w:rPr>
+              <w:t>证据（代码位置 / 命令）</w:t>
             </w:r>
           </w:p>
         </w:tc>
@@ -3854,7 +4300,7 @@
         </w:trPr>
         <w:tc>
           <w:tcPr>
-            <w:tcW w:type="dxa" w:w="2608"/>
+            <w:tcW w:type="dxa" w:w="2381"/>
           </w:tcPr>
           <w:p>
             <w:pPr>
@@ -3873,7 +4319,7 @@
         </w:tc>
         <w:tc>
           <w:tcPr>
-            <w:tcW w:type="dxa" w:w="1077"/>
+            <w:tcW w:type="dxa" w:w="907"/>
           </w:tcPr>
           <w:p>
             <w:pPr>
@@ -3888,13 +4334,51 @@
                 <w:color w:val="1B7F3B"/>
                 <w:sz w:val="20"/>
               </w:rPr>
-              <w:t>已实现</w:t>
-            </w:r>
-          </w:p>
-        </w:tc>
-        <w:tc>
-          <w:tcPr>
-            <w:tcW w:type="dxa" w:w="5102"/>
+              <w:t>✓</w:t>
+            </w:r>
+          </w:p>
+        </w:tc>
+        <w:tc>
+          <w:tcPr>
+            <w:tcW w:type="dxa" w:w="1077"/>
+          </w:tcPr>
+          <w:p>
+            <w:pPr>
+              <w:spacing w:line="240" w:lineRule="auto" w:after="0"/>
+              <w:jc w:val="center"/>
+            </w:pPr>
+            <w:r/>
+            <w:r>
+              <w:rPr>
+                <w:rFonts w:ascii="仿宋" w:hAnsi="仿宋" w:eastAsia="仿宋"/>
+                <w:b/>
+                <w:sz w:val="20"/>
+              </w:rPr>
+            </w:r>
+          </w:p>
+        </w:tc>
+        <w:tc>
+          <w:tcPr>
+            <w:tcW w:type="dxa" w:w="907"/>
+          </w:tcPr>
+          <w:p>
+            <w:pPr>
+              <w:spacing w:line="240" w:lineRule="auto" w:after="0"/>
+              <w:jc w:val="center"/>
+            </w:pPr>
+            <w:r/>
+            <w:r>
+              <w:rPr>
+                <w:rFonts w:ascii="仿宋" w:hAnsi="仿宋" w:eastAsia="仿宋"/>
+                <w:b/>
+                <w:sz w:val="20"/>
+              </w:rPr>
+            </w:r>
+          </w:p>
+        </w:tc>
+        <w:tc>
+          <w:tcPr>
+            <w:tcW w:type="dxa" w:w="3005"/>
           </w:tcPr>
           <w:p>
             <w:pPr>
@@ -3918,7 +4402,7 @@
         </w:trPr>
         <w:tc>
           <w:tcPr>
-            <w:tcW w:type="dxa" w:w="2608"/>
+            <w:tcW w:type="dxa" w:w="2381"/>
             <w:shd w:val="clear" w:color="auto" w:fill="FAFBFD"/>
           </w:tcPr>
           <w:p>
@@ -3933,6 +4417,28 @@
                 <w:sz w:val="20"/>
               </w:rPr>
               <w:t>3.2 Agent System Prompt 设计</w:t>
+            </w:r>
+          </w:p>
+        </w:tc>
+        <w:tc>
+          <w:tcPr>
+            <w:tcW w:type="dxa" w:w="907"/>
+            <w:shd w:val="clear" w:color="auto" w:fill="FAFBFD"/>
+          </w:tcPr>
+          <w:p>
+            <w:pPr>
+              <w:spacing w:line="240" w:lineRule="auto" w:after="0"/>
+              <w:jc w:val="center"/>
+            </w:pPr>
+            <w:r/>
+            <w:r>
+              <w:rPr>
+                <w:rFonts w:ascii="仿宋" w:hAnsi="仿宋" w:eastAsia="仿宋"/>
+                <w:b/>
+                <w:color w:val="1B7F3B"/>
+                <w:sz w:val="20"/>
+              </w:rPr>
+              <w:t>✓</w:t>
             </w:r>
           </w:p>
         </w:tc>
@@ -3951,16 +4457,34 @@
               <w:rPr>
                 <w:rFonts w:ascii="仿宋" w:hAnsi="仿宋" w:eastAsia="仿宋"/>
                 <w:b/>
-                <w:color w:val="1B7F3B"/>
-                <w:sz w:val="20"/>
-              </w:rPr>
-              <w:t>已实现</w:t>
-            </w:r>
-          </w:p>
-        </w:tc>
-        <w:tc>
-          <w:tcPr>
-            <w:tcW w:type="dxa" w:w="5102"/>
+                <w:sz w:val="20"/>
+              </w:rPr>
+            </w:r>
+          </w:p>
+        </w:tc>
+        <w:tc>
+          <w:tcPr>
+            <w:tcW w:type="dxa" w:w="907"/>
+            <w:shd w:val="clear" w:color="auto" w:fill="FAFBFD"/>
+          </w:tcPr>
+          <w:p>
+            <w:pPr>
+              <w:spacing w:line="240" w:lineRule="auto" w:after="0"/>
+              <w:jc w:val="center"/>
+            </w:pPr>
+            <w:r/>
+            <w:r>
+              <w:rPr>
+                <w:rFonts w:ascii="仿宋" w:hAnsi="仿宋" w:eastAsia="仿宋"/>
+                <w:b/>
+                <w:sz w:val="20"/>
+              </w:rPr>
+            </w:r>
+          </w:p>
+        </w:tc>
+        <w:tc>
+          <w:tcPr>
+            <w:tcW w:type="dxa" w:w="3005"/>
             <w:shd w:val="clear" w:color="auto" w:fill="FAFBFD"/>
           </w:tcPr>
           <w:p>
@@ -3985,7 +4509,7 @@
         </w:trPr>
         <w:tc>
           <w:tcPr>
-            <w:tcW w:type="dxa" w:w="2608"/>
+            <w:tcW w:type="dxa" w:w="2381"/>
           </w:tcPr>
           <w:p>
             <w:pPr>
@@ -4004,7 +4528,7 @@
         </w:tc>
         <w:tc>
           <w:tcPr>
-            <w:tcW w:type="dxa" w:w="1077"/>
+            <w:tcW w:type="dxa" w:w="907"/>
           </w:tcPr>
           <w:p>
             <w:pPr>
@@ -4019,13 +4543,51 @@
                 <w:color w:val="1B7F3B"/>
                 <w:sz w:val="20"/>
               </w:rPr>
-              <w:t>已实现</w:t>
-            </w:r>
-          </w:p>
-        </w:tc>
-        <w:tc>
-          <w:tcPr>
-            <w:tcW w:type="dxa" w:w="5102"/>
+              <w:t>✓</w:t>
+            </w:r>
+          </w:p>
+        </w:tc>
+        <w:tc>
+          <w:tcPr>
+            <w:tcW w:type="dxa" w:w="1077"/>
+          </w:tcPr>
+          <w:p>
+            <w:pPr>
+              <w:spacing w:line="240" w:lineRule="auto" w:after="0"/>
+              <w:jc w:val="center"/>
+            </w:pPr>
+            <w:r/>
+            <w:r>
+              <w:rPr>
+                <w:rFonts w:ascii="仿宋" w:hAnsi="仿宋" w:eastAsia="仿宋"/>
+                <w:b/>
+                <w:sz w:val="20"/>
+              </w:rPr>
+            </w:r>
+          </w:p>
+        </w:tc>
+        <w:tc>
+          <w:tcPr>
+            <w:tcW w:type="dxa" w:w="907"/>
+          </w:tcPr>
+          <w:p>
+            <w:pPr>
+              <w:spacing w:line="240" w:lineRule="auto" w:after="0"/>
+              <w:jc w:val="center"/>
+            </w:pPr>
+            <w:r/>
+            <w:r>
+              <w:rPr>
+                <w:rFonts w:ascii="仿宋" w:hAnsi="仿宋" w:eastAsia="仿宋"/>
+                <w:b/>
+                <w:sz w:val="20"/>
+              </w:rPr>
+            </w:r>
+          </w:p>
+        </w:tc>
+        <w:tc>
+          <w:tcPr>
+            <w:tcW w:type="dxa" w:w="3005"/>
           </w:tcPr>
           <w:p>
             <w:pPr>
@@ -4049,7 +4611,7 @@
         </w:trPr>
         <w:tc>
           <w:tcPr>
-            <w:tcW w:type="dxa" w:w="2608"/>
+            <w:tcW w:type="dxa" w:w="2381"/>
             <w:shd w:val="clear" w:color="auto" w:fill="FAFBFD"/>
           </w:tcPr>
           <w:p>
@@ -4064,6 +4626,28 @@
                 <w:sz w:val="20"/>
               </w:rPr>
               <w:t>3.4 错误恢复机制（超时 / 异常 / 死循环）</w:t>
+            </w:r>
+          </w:p>
+        </w:tc>
+        <w:tc>
+          <w:tcPr>
+            <w:tcW w:type="dxa" w:w="907"/>
+            <w:shd w:val="clear" w:color="auto" w:fill="FAFBFD"/>
+          </w:tcPr>
+          <w:p>
+            <w:pPr>
+              <w:spacing w:line="240" w:lineRule="auto" w:after="0"/>
+              <w:jc w:val="center"/>
+            </w:pPr>
+            <w:r/>
+            <w:r>
+              <w:rPr>
+                <w:rFonts w:ascii="仿宋" w:hAnsi="仿宋" w:eastAsia="仿宋"/>
+                <w:b/>
+                <w:color w:val="1B7F3B"/>
+                <w:sz w:val="20"/>
+              </w:rPr>
+              <w:t>✓</w:t>
             </w:r>
           </w:p>
         </w:tc>
@@ -4082,16 +4666,34 @@
               <w:rPr>
                 <w:rFonts w:ascii="仿宋" w:hAnsi="仿宋" w:eastAsia="仿宋"/>
                 <w:b/>
-                <w:color w:val="1B7F3B"/>
-                <w:sz w:val="20"/>
-              </w:rPr>
-              <w:t>已实现</w:t>
-            </w:r>
-          </w:p>
-        </w:tc>
-        <w:tc>
-          <w:tcPr>
-            <w:tcW w:type="dxa" w:w="5102"/>
+                <w:sz w:val="20"/>
+              </w:rPr>
+            </w:r>
+          </w:p>
+        </w:tc>
+        <w:tc>
+          <w:tcPr>
+            <w:tcW w:type="dxa" w:w="907"/>
+            <w:shd w:val="clear" w:color="auto" w:fill="FAFBFD"/>
+          </w:tcPr>
+          <w:p>
+            <w:pPr>
+              <w:spacing w:line="240" w:lineRule="auto" w:after="0"/>
+              <w:jc w:val="center"/>
+            </w:pPr>
+            <w:r/>
+            <w:r>
+              <w:rPr>
+                <w:rFonts w:ascii="仿宋" w:hAnsi="仿宋" w:eastAsia="仿宋"/>
+                <w:b/>
+                <w:sz w:val="20"/>
+              </w:rPr>
+            </w:r>
+          </w:p>
+        </w:tc>
+        <w:tc>
+          <w:tcPr>
+            <w:tcW w:type="dxa" w:w="3005"/>
             <w:shd w:val="clear" w:color="auto" w:fill="FAFBFD"/>
           </w:tcPr>
           <w:p>
@@ -4116,7 +4718,7 @@
         </w:trPr>
         <w:tc>
           <w:tcPr>
-            <w:tcW w:type="dxa" w:w="2608"/>
+            <w:tcW w:type="dxa" w:w="2381"/>
           </w:tcPr>
           <w:p>
             <w:pPr>
@@ -4135,7 +4737,7 @@
         </w:tc>
         <w:tc>
           <w:tcPr>
-            <w:tcW w:type="dxa" w:w="1077"/>
+            <w:tcW w:type="dxa" w:w="907"/>
           </w:tcPr>
           <w:p>
             <w:pPr>
@@ -4150,13 +4752,51 @@
                 <w:color w:val="1B7F3B"/>
                 <w:sz w:val="20"/>
               </w:rPr>
-              <w:t>已实现</w:t>
-            </w:r>
-          </w:p>
-        </w:tc>
-        <w:tc>
-          <w:tcPr>
-            <w:tcW w:type="dxa" w:w="5102"/>
+              <w:t>✓</w:t>
+            </w:r>
+          </w:p>
+        </w:tc>
+        <w:tc>
+          <w:tcPr>
+            <w:tcW w:type="dxa" w:w="1077"/>
+          </w:tcPr>
+          <w:p>
+            <w:pPr>
+              <w:spacing w:line="240" w:lineRule="auto" w:after="0"/>
+              <w:jc w:val="center"/>
+            </w:pPr>
+            <w:r/>
+            <w:r>
+              <w:rPr>
+                <w:rFonts w:ascii="仿宋" w:hAnsi="仿宋" w:eastAsia="仿宋"/>
+                <w:b/>
+                <w:sz w:val="20"/>
+              </w:rPr>
+            </w:r>
+          </w:p>
+        </w:tc>
+        <w:tc>
+          <w:tcPr>
+            <w:tcW w:type="dxa" w:w="907"/>
+          </w:tcPr>
+          <w:p>
+            <w:pPr>
+              <w:spacing w:line="240" w:lineRule="auto" w:after="0"/>
+              <w:jc w:val="center"/>
+            </w:pPr>
+            <w:r/>
+            <w:r>
+              <w:rPr>
+                <w:rFonts w:ascii="仿宋" w:hAnsi="仿宋" w:eastAsia="仿宋"/>
+                <w:b/>
+                <w:sz w:val="20"/>
+              </w:rPr>
+            </w:r>
+          </w:p>
+        </w:tc>
+        <w:tc>
+          <w:tcPr>
+            <w:tcW w:type="dxa" w:w="3005"/>
           </w:tcPr>
           <w:p>
             <w:pPr>
@@ -4180,7 +4820,7 @@
         </w:trPr>
         <w:tc>
           <w:tcPr>
-            <w:tcW w:type="dxa" w:w="2608"/>
+            <w:tcW w:type="dxa" w:w="2381"/>
             <w:shd w:val="clear" w:color="auto" w:fill="FAFBFD"/>
           </w:tcPr>
           <w:p>
@@ -4195,6 +4835,28 @@
                 <w:sz w:val="20"/>
               </w:rPr>
               <w:t>3.6 工具选择路由（减少无效推理）</w:t>
+            </w:r>
+          </w:p>
+        </w:tc>
+        <w:tc>
+          <w:tcPr>
+            <w:tcW w:type="dxa" w:w="907"/>
+            <w:shd w:val="clear" w:color="auto" w:fill="FAFBFD"/>
+          </w:tcPr>
+          <w:p>
+            <w:pPr>
+              <w:spacing w:line="240" w:lineRule="auto" w:after="0"/>
+              <w:jc w:val="center"/>
+            </w:pPr>
+            <w:r/>
+            <w:r>
+              <w:rPr>
+                <w:rFonts w:ascii="仿宋" w:hAnsi="仿宋" w:eastAsia="仿宋"/>
+                <w:b/>
+                <w:color w:val="1B7F3B"/>
+                <w:sz w:val="20"/>
+              </w:rPr>
+              <w:t>✓</w:t>
             </w:r>
           </w:p>
         </w:tc>
@@ -4213,16 +4875,34 @@
               <w:rPr>
                 <w:rFonts w:ascii="仿宋" w:hAnsi="仿宋" w:eastAsia="仿宋"/>
                 <w:b/>
-                <w:color w:val="1B7F3B"/>
-                <w:sz w:val="20"/>
-              </w:rPr>
-              <w:t>已实现</w:t>
-            </w:r>
-          </w:p>
-        </w:tc>
-        <w:tc>
-          <w:tcPr>
-            <w:tcW w:type="dxa" w:w="5102"/>
+                <w:sz w:val="20"/>
+              </w:rPr>
+            </w:r>
+          </w:p>
+        </w:tc>
+        <w:tc>
+          <w:tcPr>
+            <w:tcW w:type="dxa" w:w="907"/>
+            <w:shd w:val="clear" w:color="auto" w:fill="FAFBFD"/>
+          </w:tcPr>
+          <w:p>
+            <w:pPr>
+              <w:spacing w:line="240" w:lineRule="auto" w:after="0"/>
+              <w:jc w:val="center"/>
+            </w:pPr>
+            <w:r/>
+            <w:r>
+              <w:rPr>
+                <w:rFonts w:ascii="仿宋" w:hAnsi="仿宋" w:eastAsia="仿宋"/>
+                <w:b/>
+                <w:sz w:val="20"/>
+              </w:rPr>
+            </w:r>
+          </w:p>
+        </w:tc>
+        <w:tc>
+          <w:tcPr>
+            <w:tcW w:type="dxa" w:w="3005"/>
             <w:shd w:val="clear" w:color="auto" w:fill="FAFBFD"/>
           </w:tcPr>
           <w:p>
@@ -4247,7 +4927,7 @@
         </w:trPr>
         <w:tc>
           <w:tcPr>
-            <w:tcW w:type="dxa" w:w="2608"/>
+            <w:tcW w:type="dxa" w:w="2381"/>
           </w:tcPr>
           <w:p>
             <w:pPr>
@@ -4266,7 +4946,7 @@
         </w:tc>
         <w:tc>
           <w:tcPr>
-            <w:tcW w:type="dxa" w:w="1077"/>
+            <w:tcW w:type="dxa" w:w="907"/>
           </w:tcPr>
           <w:p>
             <w:pPr>
@@ -4281,13 +4961,51 @@
                 <w:color w:val="1B7F3B"/>
                 <w:sz w:val="20"/>
               </w:rPr>
-              <w:t>已实现</w:t>
-            </w:r>
-          </w:p>
-        </w:tc>
-        <w:tc>
-          <w:tcPr>
-            <w:tcW w:type="dxa" w:w="5102"/>
+              <w:t>✓</w:t>
+            </w:r>
+          </w:p>
+        </w:tc>
+        <w:tc>
+          <w:tcPr>
+            <w:tcW w:type="dxa" w:w="1077"/>
+          </w:tcPr>
+          <w:p>
+            <w:pPr>
+              <w:spacing w:line="240" w:lineRule="auto" w:after="0"/>
+              <w:jc w:val="center"/>
+            </w:pPr>
+            <w:r/>
+            <w:r>
+              <w:rPr>
+                <w:rFonts w:ascii="仿宋" w:hAnsi="仿宋" w:eastAsia="仿宋"/>
+                <w:b/>
+                <w:sz w:val="20"/>
+              </w:rPr>
+            </w:r>
+          </w:p>
+        </w:tc>
+        <w:tc>
+          <w:tcPr>
+            <w:tcW w:type="dxa" w:w="907"/>
+          </w:tcPr>
+          <w:p>
+            <w:pPr>
+              <w:spacing w:line="240" w:lineRule="auto" w:after="0"/>
+              <w:jc w:val="center"/>
+            </w:pPr>
+            <w:r/>
+            <w:r>
+              <w:rPr>
+                <w:rFonts w:ascii="仿宋" w:hAnsi="仿宋" w:eastAsia="仿宋"/>
+                <w:b/>
+                <w:sz w:val="20"/>
+              </w:rPr>
+            </w:r>
+          </w:p>
+        </w:tc>
+        <w:tc>
+          <w:tcPr>
+            <w:tcW w:type="dxa" w:w="3005"/>
           </w:tcPr>
           <w:p>
             <w:pPr>
@@ -4319,7 +5037,7 @@
       </w:pPr>
       <w:r>
         <w:rPr>
-          <w:rFonts w:ascii="黑体" w:hAnsi="黑体" w:eastAsia="黑体"/>
+          <w:rFonts w:ascii="仿宋" w:hAnsi="仿宋" w:eastAsia="仿宋"/>
           <w:b/>
           <w:color w:val="000000"/>
           <w:sz w:val="28"/>
@@ -4336,9 +5054,11 @@
         <w:tblLook w:firstColumn="1" w:firstRow="1" w:lastColumn="0" w:lastRow="0" w:noHBand="0" w:noVBand="1" w:val="04A0"/>
       </w:tblPr>
       <w:tblGrid>
-        <w:gridCol w:w="3097"/>
-        <w:gridCol w:w="3097"/>
-        <w:gridCol w:w="3097"/>
+        <w:gridCol w:w="1662"/>
+        <w:gridCol w:w="1662"/>
+        <w:gridCol w:w="1662"/>
+        <w:gridCol w:w="1662"/>
+        <w:gridCol w:w="1662"/>
       </w:tblGrid>
       <w:tr>
         <w:trPr>
@@ -4346,7 +5066,7 @@
         </w:trPr>
         <w:tc>
           <w:tcPr>
-            <w:tcW w:type="dxa" w:w="2608"/>
+            <w:tcW w:type="dxa" w:w="2381"/>
             <w:shd w:val="clear" w:color="auto" w:fill="E8EEF7"/>
           </w:tcPr>
           <w:p>
@@ -4367,6 +5087,27 @@
         </w:tc>
         <w:tc>
           <w:tcPr>
+            <w:tcW w:type="dxa" w:w="907"/>
+            <w:shd w:val="clear" w:color="auto" w:fill="E8EEF7"/>
+          </w:tcPr>
+          <w:p>
+            <w:pPr>
+              <w:spacing w:line="240" w:lineRule="auto"/>
+              <w:jc w:val="center"/>
+            </w:pPr>
+            <w:r/>
+            <w:r>
+              <w:rPr>
+                <w:rFonts w:ascii="黑体" w:hAnsi="黑体" w:eastAsia="黑体"/>
+                <w:b/>
+                <w:sz w:val="20"/>
+              </w:rPr>
+              <w:t>已实现</w:t>
+            </w:r>
+          </w:p>
+        </w:tc>
+        <w:tc>
+          <w:tcPr>
             <w:tcW w:type="dxa" w:w="1077"/>
             <w:shd w:val="clear" w:color="auto" w:fill="E8EEF7"/>
           </w:tcPr>
@@ -4382,13 +5123,13 @@
                 <w:b/>
                 <w:sz w:val="20"/>
               </w:rPr>
-              <w:t>完成情况</w:t>
-            </w:r>
-          </w:p>
-        </w:tc>
-        <w:tc>
-          <w:tcPr>
-            <w:tcW w:type="dxa" w:w="5102"/>
+              <w:t>部分实现</w:t>
+            </w:r>
+          </w:p>
+        </w:tc>
+        <w:tc>
+          <w:tcPr>
+            <w:tcW w:type="dxa" w:w="907"/>
             <w:shd w:val="clear" w:color="auto" w:fill="E8EEF7"/>
           </w:tcPr>
           <w:p>
@@ -4403,7 +5144,28 @@
                 <w:b/>
                 <w:sz w:val="20"/>
               </w:rPr>
-              <w:t>交付说明与证据</w:t>
+              <w:t>未实现</w:t>
+            </w:r>
+          </w:p>
+        </w:tc>
+        <w:tc>
+          <w:tcPr>
+            <w:tcW w:type="dxa" w:w="3005"/>
+            <w:shd w:val="clear" w:color="auto" w:fill="E8EEF7"/>
+          </w:tcPr>
+          <w:p>
+            <w:pPr>
+              <w:spacing w:line="240" w:lineRule="auto"/>
+              <w:jc w:val="center"/>
+            </w:pPr>
+            <w:r/>
+            <w:r>
+              <w:rPr>
+                <w:rFonts w:ascii="黑体" w:hAnsi="黑体" w:eastAsia="黑体"/>
+                <w:b/>
+                <w:sz w:val="20"/>
+              </w:rPr>
+              <w:t>证据（代码位置 / 命令）</w:t>
             </w:r>
           </w:p>
         </w:tc>
@@ -4414,7 +5176,7 @@
         </w:trPr>
         <w:tc>
           <w:tcPr>
-            <w:tcW w:type="dxa" w:w="2608"/>
+            <w:tcW w:type="dxa" w:w="2381"/>
           </w:tcPr>
           <w:p>
             <w:pPr>
@@ -4433,7 +5195,7 @@
         </w:tc>
         <w:tc>
           <w:tcPr>
-            <w:tcW w:type="dxa" w:w="1077"/>
+            <w:tcW w:type="dxa" w:w="907"/>
           </w:tcPr>
           <w:p>
             <w:pPr>
@@ -4448,13 +5210,51 @@
                 <w:color w:val="1B7F3B"/>
                 <w:sz w:val="20"/>
               </w:rPr>
-              <w:t>已实现</w:t>
-            </w:r>
-          </w:p>
-        </w:tc>
-        <w:tc>
-          <w:tcPr>
-            <w:tcW w:type="dxa" w:w="5102"/>
+              <w:t>✓</w:t>
+            </w:r>
+          </w:p>
+        </w:tc>
+        <w:tc>
+          <w:tcPr>
+            <w:tcW w:type="dxa" w:w="1077"/>
+          </w:tcPr>
+          <w:p>
+            <w:pPr>
+              <w:spacing w:line="240" w:lineRule="auto" w:after="0"/>
+              <w:jc w:val="center"/>
+            </w:pPr>
+            <w:r/>
+            <w:r>
+              <w:rPr>
+                <w:rFonts w:ascii="仿宋" w:hAnsi="仿宋" w:eastAsia="仿宋"/>
+                <w:b/>
+                <w:sz w:val="20"/>
+              </w:rPr>
+            </w:r>
+          </w:p>
+        </w:tc>
+        <w:tc>
+          <w:tcPr>
+            <w:tcW w:type="dxa" w:w="907"/>
+          </w:tcPr>
+          <w:p>
+            <w:pPr>
+              <w:spacing w:line="240" w:lineRule="auto" w:after="0"/>
+              <w:jc w:val="center"/>
+            </w:pPr>
+            <w:r/>
+            <w:r>
+              <w:rPr>
+                <w:rFonts w:ascii="仿宋" w:hAnsi="仿宋" w:eastAsia="仿宋"/>
+                <w:b/>
+                <w:sz w:val="20"/>
+              </w:rPr>
+            </w:r>
+          </w:p>
+        </w:tc>
+        <w:tc>
+          <w:tcPr>
+            <w:tcW w:type="dxa" w:w="3005"/>
           </w:tcPr>
           <w:p>
             <w:pPr>
@@ -4478,7 +5278,7 @@
         </w:trPr>
         <w:tc>
           <w:tcPr>
-            <w:tcW w:type="dxa" w:w="2608"/>
+            <w:tcW w:type="dxa" w:w="2381"/>
             <w:shd w:val="clear" w:color="auto" w:fill="FAFBFD"/>
           </w:tcPr>
           <w:p>
@@ -4493,6 +5293,28 @@
                 <w:sz w:val="20"/>
               </w:rPr>
               <w:t>4.2 对话历史管理（新建 / 切换 / 删除会话）</w:t>
+            </w:r>
+          </w:p>
+        </w:tc>
+        <w:tc>
+          <w:tcPr>
+            <w:tcW w:type="dxa" w:w="907"/>
+            <w:shd w:val="clear" w:color="auto" w:fill="FAFBFD"/>
+          </w:tcPr>
+          <w:p>
+            <w:pPr>
+              <w:spacing w:line="240" w:lineRule="auto" w:after="0"/>
+              <w:jc w:val="center"/>
+            </w:pPr>
+            <w:r/>
+            <w:r>
+              <w:rPr>
+                <w:rFonts w:ascii="仿宋" w:hAnsi="仿宋" w:eastAsia="仿宋"/>
+                <w:b/>
+                <w:color w:val="1B7F3B"/>
+                <w:sz w:val="20"/>
+              </w:rPr>
+              <w:t>✓</w:t>
             </w:r>
           </w:p>
         </w:tc>
@@ -4511,16 +5333,34 @@
               <w:rPr>
                 <w:rFonts w:ascii="仿宋" w:hAnsi="仿宋" w:eastAsia="仿宋"/>
                 <w:b/>
-                <w:color w:val="1B7F3B"/>
-                <w:sz w:val="20"/>
-              </w:rPr>
-              <w:t>已实现</w:t>
-            </w:r>
-          </w:p>
-        </w:tc>
-        <w:tc>
-          <w:tcPr>
-            <w:tcW w:type="dxa" w:w="5102"/>
+                <w:sz w:val="20"/>
+              </w:rPr>
+            </w:r>
+          </w:p>
+        </w:tc>
+        <w:tc>
+          <w:tcPr>
+            <w:tcW w:type="dxa" w:w="907"/>
+            <w:shd w:val="clear" w:color="auto" w:fill="FAFBFD"/>
+          </w:tcPr>
+          <w:p>
+            <w:pPr>
+              <w:spacing w:line="240" w:lineRule="auto" w:after="0"/>
+              <w:jc w:val="center"/>
+            </w:pPr>
+            <w:r/>
+            <w:r>
+              <w:rPr>
+                <w:rFonts w:ascii="仿宋" w:hAnsi="仿宋" w:eastAsia="仿宋"/>
+                <w:b/>
+                <w:sz w:val="20"/>
+              </w:rPr>
+            </w:r>
+          </w:p>
+        </w:tc>
+        <w:tc>
+          <w:tcPr>
+            <w:tcW w:type="dxa" w:w="3005"/>
             <w:shd w:val="clear" w:color="auto" w:fill="FAFBFD"/>
           </w:tcPr>
           <w:p>
@@ -4545,7 +5385,7 @@
         </w:trPr>
         <w:tc>
           <w:tcPr>
-            <w:tcW w:type="dxa" w:w="2608"/>
+            <w:tcW w:type="dxa" w:w="2381"/>
           </w:tcPr>
           <w:p>
             <w:pPr>
@@ -4564,7 +5404,7 @@
         </w:tc>
         <w:tc>
           <w:tcPr>
-            <w:tcW w:type="dxa" w:w="1077"/>
+            <w:tcW w:type="dxa" w:w="907"/>
           </w:tcPr>
           <w:p>
             <w:pPr>
@@ -4579,13 +5419,51 @@
                 <w:color w:val="1B7F3B"/>
                 <w:sz w:val="20"/>
               </w:rPr>
-              <w:t>已实现</w:t>
-            </w:r>
-          </w:p>
-        </w:tc>
-        <w:tc>
-          <w:tcPr>
-            <w:tcW w:type="dxa" w:w="5102"/>
+              <w:t>✓</w:t>
+            </w:r>
+          </w:p>
+        </w:tc>
+        <w:tc>
+          <w:tcPr>
+            <w:tcW w:type="dxa" w:w="1077"/>
+          </w:tcPr>
+          <w:p>
+            <w:pPr>
+              <w:spacing w:line="240" w:lineRule="auto" w:after="0"/>
+              <w:jc w:val="center"/>
+            </w:pPr>
+            <w:r/>
+            <w:r>
+              <w:rPr>
+                <w:rFonts w:ascii="仿宋" w:hAnsi="仿宋" w:eastAsia="仿宋"/>
+                <w:b/>
+                <w:sz w:val="20"/>
+              </w:rPr>
+            </w:r>
+          </w:p>
+        </w:tc>
+        <w:tc>
+          <w:tcPr>
+            <w:tcW w:type="dxa" w:w="907"/>
+          </w:tcPr>
+          <w:p>
+            <w:pPr>
+              <w:spacing w:line="240" w:lineRule="auto" w:after="0"/>
+              <w:jc w:val="center"/>
+            </w:pPr>
+            <w:r/>
+            <w:r>
+              <w:rPr>
+                <w:rFonts w:ascii="仿宋" w:hAnsi="仿宋" w:eastAsia="仿宋"/>
+                <w:b/>
+                <w:sz w:val="20"/>
+              </w:rPr>
+            </w:r>
+          </w:p>
+        </w:tc>
+        <w:tc>
+          <w:tcPr>
+            <w:tcW w:type="dxa" w:w="3005"/>
           </w:tcPr>
           <w:p>
             <w:pPr>
@@ -4609,7 +5487,7 @@
         </w:trPr>
         <w:tc>
           <w:tcPr>
-            <w:tcW w:type="dxa" w:w="2608"/>
+            <w:tcW w:type="dxa" w:w="2381"/>
             <w:shd w:val="clear" w:color="auto" w:fill="FAFBFD"/>
           </w:tcPr>
           <w:p>
@@ -4624,6 +5502,28 @@
                 <w:sz w:val="20"/>
               </w:rPr>
               <w:t>健康检查接口</w:t>
+            </w:r>
+          </w:p>
+        </w:tc>
+        <w:tc>
+          <w:tcPr>
+            <w:tcW w:type="dxa" w:w="907"/>
+            <w:shd w:val="clear" w:color="auto" w:fill="FAFBFD"/>
+          </w:tcPr>
+          <w:p>
+            <w:pPr>
+              <w:spacing w:line="240" w:lineRule="auto" w:after="0"/>
+              <w:jc w:val="center"/>
+            </w:pPr>
+            <w:r/>
+            <w:r>
+              <w:rPr>
+                <w:rFonts w:ascii="仿宋" w:hAnsi="仿宋" w:eastAsia="仿宋"/>
+                <w:b/>
+                <w:color w:val="1B7F3B"/>
+                <w:sz w:val="20"/>
+              </w:rPr>
+              <w:t>✓</w:t>
             </w:r>
           </w:p>
         </w:tc>
@@ -4642,16 +5542,34 @@
               <w:rPr>
                 <w:rFonts w:ascii="仿宋" w:hAnsi="仿宋" w:eastAsia="仿宋"/>
                 <w:b/>
-                <w:color w:val="1B7F3B"/>
-                <w:sz w:val="20"/>
-              </w:rPr>
-              <w:t>已实现</w:t>
-            </w:r>
-          </w:p>
-        </w:tc>
-        <w:tc>
-          <w:tcPr>
-            <w:tcW w:type="dxa" w:w="5102"/>
+                <w:sz w:val="20"/>
+              </w:rPr>
+            </w:r>
+          </w:p>
+        </w:tc>
+        <w:tc>
+          <w:tcPr>
+            <w:tcW w:type="dxa" w:w="907"/>
+            <w:shd w:val="clear" w:color="auto" w:fill="FAFBFD"/>
+          </w:tcPr>
+          <w:p>
+            <w:pPr>
+              <w:spacing w:line="240" w:lineRule="auto" w:after="0"/>
+              <w:jc w:val="center"/>
+            </w:pPr>
+            <w:r/>
+            <w:r>
+              <w:rPr>
+                <w:rFonts w:ascii="仿宋" w:hAnsi="仿宋" w:eastAsia="仿宋"/>
+                <w:b/>
+                <w:sz w:val="20"/>
+              </w:rPr>
+            </w:r>
+          </w:p>
+        </w:tc>
+        <w:tc>
+          <w:tcPr>
+            <w:tcW w:type="dxa" w:w="3005"/>
             <w:shd w:val="clear" w:color="auto" w:fill="FAFBFD"/>
           </w:tcPr>
           <w:p>
@@ -4676,7 +5594,7 @@
         </w:trPr>
         <w:tc>
           <w:tcPr>
-            <w:tcW w:type="dxa" w:w="2608"/>
+            <w:tcW w:type="dxa" w:w="2381"/>
           </w:tcPr>
           <w:p>
             <w:pPr>
@@ -4695,7 +5613,7 @@
         </w:tc>
         <w:tc>
           <w:tcPr>
-            <w:tcW w:type="dxa" w:w="1077"/>
+            <w:tcW w:type="dxa" w:w="907"/>
           </w:tcPr>
           <w:p>
             <w:pPr>
@@ -4710,13 +5628,51 @@
                 <w:color w:val="1B7F3B"/>
                 <w:sz w:val="20"/>
               </w:rPr>
-              <w:t>已实现</w:t>
-            </w:r>
-          </w:p>
-        </w:tc>
-        <w:tc>
-          <w:tcPr>
-            <w:tcW w:type="dxa" w:w="5102"/>
+              <w:t>✓</w:t>
+            </w:r>
+          </w:p>
+        </w:tc>
+        <w:tc>
+          <w:tcPr>
+            <w:tcW w:type="dxa" w:w="1077"/>
+          </w:tcPr>
+          <w:p>
+            <w:pPr>
+              <w:spacing w:line="240" w:lineRule="auto" w:after="0"/>
+              <w:jc w:val="center"/>
+            </w:pPr>
+            <w:r/>
+            <w:r>
+              <w:rPr>
+                <w:rFonts w:ascii="仿宋" w:hAnsi="仿宋" w:eastAsia="仿宋"/>
+                <w:b/>
+                <w:sz w:val="20"/>
+              </w:rPr>
+            </w:r>
+          </w:p>
+        </w:tc>
+        <w:tc>
+          <w:tcPr>
+            <w:tcW w:type="dxa" w:w="907"/>
+          </w:tcPr>
+          <w:p>
+            <w:pPr>
+              <w:spacing w:line="240" w:lineRule="auto" w:after="0"/>
+              <w:jc w:val="center"/>
+            </w:pPr>
+            <w:r/>
+            <w:r>
+              <w:rPr>
+                <w:rFonts w:ascii="仿宋" w:hAnsi="仿宋" w:eastAsia="仿宋"/>
+                <w:b/>
+                <w:sz w:val="20"/>
+              </w:rPr>
+            </w:r>
+          </w:p>
+        </w:tc>
+        <w:tc>
+          <w:tcPr>
+            <w:tcW w:type="dxa" w:w="3005"/>
           </w:tcPr>
           <w:p>
             <w:pPr>
@@ -4740,7 +5696,7 @@
         </w:trPr>
         <w:tc>
           <w:tcPr>
-            <w:tcW w:type="dxa" w:w="2608"/>
+            <w:tcW w:type="dxa" w:w="2381"/>
             <w:shd w:val="clear" w:color="auto" w:fill="FAFBFD"/>
           </w:tcPr>
           <w:p>
@@ -4755,6 +5711,28 @@
                 <w:sz w:val="20"/>
               </w:rPr>
               <w:t>边缘场景测试（空知识库 / 超大文档 / 超长对话）</w:t>
+            </w:r>
+          </w:p>
+        </w:tc>
+        <w:tc>
+          <w:tcPr>
+            <w:tcW w:type="dxa" w:w="907"/>
+            <w:shd w:val="clear" w:color="auto" w:fill="FAFBFD"/>
+          </w:tcPr>
+          <w:p>
+            <w:pPr>
+              <w:spacing w:line="240" w:lineRule="auto" w:after="0"/>
+              <w:jc w:val="center"/>
+            </w:pPr>
+            <w:r/>
+            <w:r>
+              <w:rPr>
+                <w:rFonts w:ascii="仿宋" w:hAnsi="仿宋" w:eastAsia="仿宋"/>
+                <w:b/>
+                <w:color w:val="1B7F3B"/>
+                <w:sz w:val="20"/>
+              </w:rPr>
+              <w:t>✓</w:t>
             </w:r>
           </w:p>
         </w:tc>
@@ -4773,16 +5751,34 @@
               <w:rPr>
                 <w:rFonts w:ascii="仿宋" w:hAnsi="仿宋" w:eastAsia="仿宋"/>
                 <w:b/>
-                <w:color w:val="1B7F3B"/>
-                <w:sz w:val="20"/>
-              </w:rPr>
-              <w:t>已实现</w:t>
-            </w:r>
-          </w:p>
-        </w:tc>
-        <w:tc>
-          <w:tcPr>
-            <w:tcW w:type="dxa" w:w="5102"/>
+                <w:sz w:val="20"/>
+              </w:rPr>
+            </w:r>
+          </w:p>
+        </w:tc>
+        <w:tc>
+          <w:tcPr>
+            <w:tcW w:type="dxa" w:w="907"/>
+            <w:shd w:val="clear" w:color="auto" w:fill="FAFBFD"/>
+          </w:tcPr>
+          <w:p>
+            <w:pPr>
+              <w:spacing w:line="240" w:lineRule="auto" w:after="0"/>
+              <w:jc w:val="center"/>
+            </w:pPr>
+            <w:r/>
+            <w:r>
+              <w:rPr>
+                <w:rFonts w:ascii="仿宋" w:hAnsi="仿宋" w:eastAsia="仿宋"/>
+                <w:b/>
+                <w:sz w:val="20"/>
+              </w:rPr>
+            </w:r>
+          </w:p>
+        </w:tc>
+        <w:tc>
+          <w:tcPr>
+            <w:tcW w:type="dxa" w:w="3005"/>
             <w:shd w:val="clear" w:color="auto" w:fill="FAFBFD"/>
           </w:tcPr>
           <w:p>
@@ -4807,7 +5803,7 @@
         </w:trPr>
         <w:tc>
           <w:tcPr>
-            <w:tcW w:type="dxa" w:w="2608"/>
+            <w:tcW w:type="dxa" w:w="2381"/>
           </w:tcPr>
           <w:p>
             <w:pPr>
@@ -4821,6 +5817,25 @@
                 <w:sz w:val="20"/>
               </w:rPr>
               <w:t>多用户并发测试</w:t>
+            </w:r>
+          </w:p>
+        </w:tc>
+        <w:tc>
+          <w:tcPr>
+            <w:tcW w:type="dxa" w:w="907"/>
+          </w:tcPr>
+          <w:p>
+            <w:pPr>
+              <w:spacing w:line="240" w:lineRule="auto" w:after="0"/>
+              <w:jc w:val="center"/>
+            </w:pPr>
+            <w:r/>
+            <w:r>
+              <w:rPr>
+                <w:rFonts w:ascii="仿宋" w:hAnsi="仿宋" w:eastAsia="仿宋"/>
+                <w:b/>
+                <w:sz w:val="20"/>
+              </w:rPr>
             </w:r>
           </w:p>
         </w:tc>
@@ -4841,13 +5856,32 @@
                 <w:color w:val="C06A00"/>
                 <w:sz w:val="20"/>
               </w:rPr>
-              <w:t>部分实现</w:t>
-            </w:r>
-          </w:p>
-        </w:tc>
-        <w:tc>
-          <w:tcPr>
-            <w:tcW w:type="dxa" w:w="5102"/>
+              <w:t>✓</w:t>
+            </w:r>
+          </w:p>
+        </w:tc>
+        <w:tc>
+          <w:tcPr>
+            <w:tcW w:type="dxa" w:w="907"/>
+          </w:tcPr>
+          <w:p>
+            <w:pPr>
+              <w:spacing w:line="240" w:lineRule="auto" w:after="0"/>
+              <w:jc w:val="center"/>
+            </w:pPr>
+            <w:r/>
+            <w:r>
+              <w:rPr>
+                <w:rFonts w:ascii="仿宋" w:hAnsi="仿宋" w:eastAsia="仿宋"/>
+                <w:b/>
+                <w:sz w:val="20"/>
+              </w:rPr>
+            </w:r>
+          </w:p>
+        </w:tc>
+        <w:tc>
+          <w:tcPr>
+            <w:tcW w:type="dxa" w:w="3005"/>
           </w:tcPr>
           <w:p>
             <w:pPr>
@@ -4879,7 +5913,7 @@
       </w:pPr>
       <w:r>
         <w:rPr>
-          <w:rFonts w:ascii="黑体" w:hAnsi="黑体" w:eastAsia="黑体"/>
+          <w:rFonts w:ascii="仿宋" w:hAnsi="仿宋" w:eastAsia="仿宋"/>
           <w:b/>
           <w:color w:val="000000"/>
           <w:sz w:val="28"/>
@@ -4896,9 +5930,11 @@
         <w:tblLook w:firstColumn="1" w:firstRow="1" w:lastColumn="0" w:lastRow="0" w:noHBand="0" w:noVBand="1" w:val="04A0"/>
       </w:tblPr>
       <w:tblGrid>
-        <w:gridCol w:w="3097"/>
-        <w:gridCol w:w="3097"/>
-        <w:gridCol w:w="3097"/>
+        <w:gridCol w:w="1662"/>
+        <w:gridCol w:w="1662"/>
+        <w:gridCol w:w="1662"/>
+        <w:gridCol w:w="1662"/>
+        <w:gridCol w:w="1662"/>
       </w:tblGrid>
       <w:tr>
         <w:trPr>
@@ -4906,7 +5942,7 @@
         </w:trPr>
         <w:tc>
           <w:tcPr>
-            <w:tcW w:type="dxa" w:w="2608"/>
+            <w:tcW w:type="dxa" w:w="2381"/>
             <w:shd w:val="clear" w:color="auto" w:fill="E8EEF7"/>
           </w:tcPr>
           <w:p>
@@ -4927,6 +5963,27 @@
         </w:tc>
         <w:tc>
           <w:tcPr>
+            <w:tcW w:type="dxa" w:w="907"/>
+            <w:shd w:val="clear" w:color="auto" w:fill="E8EEF7"/>
+          </w:tcPr>
+          <w:p>
+            <w:pPr>
+              <w:spacing w:line="240" w:lineRule="auto"/>
+              <w:jc w:val="center"/>
+            </w:pPr>
+            <w:r/>
+            <w:r>
+              <w:rPr>
+                <w:rFonts w:ascii="黑体" w:hAnsi="黑体" w:eastAsia="黑体"/>
+                <w:b/>
+                <w:sz w:val="20"/>
+              </w:rPr>
+              <w:t>已实现</w:t>
+            </w:r>
+          </w:p>
+        </w:tc>
+        <w:tc>
+          <w:tcPr>
             <w:tcW w:type="dxa" w:w="1077"/>
             <w:shd w:val="clear" w:color="auto" w:fill="E8EEF7"/>
           </w:tcPr>
@@ -4942,13 +5999,13 @@
                 <w:b/>
                 <w:sz w:val="20"/>
               </w:rPr>
-              <w:t>完成情况</w:t>
-            </w:r>
-          </w:p>
-        </w:tc>
-        <w:tc>
-          <w:tcPr>
-            <w:tcW w:type="dxa" w:w="5102"/>
+              <w:t>部分实现</w:t>
+            </w:r>
+          </w:p>
+        </w:tc>
+        <w:tc>
+          <w:tcPr>
+            <w:tcW w:type="dxa" w:w="907"/>
             <w:shd w:val="clear" w:color="auto" w:fill="E8EEF7"/>
           </w:tcPr>
           <w:p>
@@ -4963,7 +6020,28 @@
                 <w:b/>
                 <w:sz w:val="20"/>
               </w:rPr>
-              <w:t>交付说明与证据</w:t>
+              <w:t>未实现</w:t>
+            </w:r>
+          </w:p>
+        </w:tc>
+        <w:tc>
+          <w:tcPr>
+            <w:tcW w:type="dxa" w:w="3005"/>
+            <w:shd w:val="clear" w:color="auto" w:fill="E8EEF7"/>
+          </w:tcPr>
+          <w:p>
+            <w:pPr>
+              <w:spacing w:line="240" w:lineRule="auto"/>
+              <w:jc w:val="center"/>
+            </w:pPr>
+            <w:r/>
+            <w:r>
+              <w:rPr>
+                <w:rFonts w:ascii="黑体" w:hAnsi="黑体" w:eastAsia="黑体"/>
+                <w:b/>
+                <w:sz w:val="20"/>
+              </w:rPr>
+              <w:t>证据（代码位置 / 命令）</w:t>
             </w:r>
           </w:p>
         </w:tc>
@@ -4974,7 +6052,7 @@
         </w:trPr>
         <w:tc>
           <w:tcPr>
-            <w:tcW w:type="dxa" w:w="2608"/>
+            <w:tcW w:type="dxa" w:w="2381"/>
           </w:tcPr>
           <w:p>
             <w:pPr>
@@ -4988,6 +6066,25 @@
                 <w:sz w:val="20"/>
               </w:rPr>
               <w:t>5.1 评测集（50+ 问答对，覆盖 4 类问题）</w:t>
+            </w:r>
+          </w:p>
+        </w:tc>
+        <w:tc>
+          <w:tcPr>
+            <w:tcW w:type="dxa" w:w="907"/>
+          </w:tcPr>
+          <w:p>
+            <w:pPr>
+              <w:spacing w:line="240" w:lineRule="auto" w:after="0"/>
+              <w:jc w:val="center"/>
+            </w:pPr>
+            <w:r/>
+            <w:r>
+              <w:rPr>
+                <w:rFonts w:ascii="仿宋" w:hAnsi="仿宋" w:eastAsia="仿宋"/>
+                <w:b/>
+                <w:sz w:val="20"/>
+              </w:rPr>
             </w:r>
           </w:p>
         </w:tc>
@@ -5008,13 +6105,32 @@
                 <w:color w:val="C06A00"/>
                 <w:sz w:val="20"/>
               </w:rPr>
-              <w:t>部分实现</w:t>
-            </w:r>
-          </w:p>
-        </w:tc>
-        <w:tc>
-          <w:tcPr>
-            <w:tcW w:type="dxa" w:w="5102"/>
+              <w:t>✓</w:t>
+            </w:r>
+          </w:p>
+        </w:tc>
+        <w:tc>
+          <w:tcPr>
+            <w:tcW w:type="dxa" w:w="907"/>
+          </w:tcPr>
+          <w:p>
+            <w:pPr>
+              <w:spacing w:line="240" w:lineRule="auto" w:after="0"/>
+              <w:jc w:val="center"/>
+            </w:pPr>
+            <w:r/>
+            <w:r>
+              <w:rPr>
+                <w:rFonts w:ascii="仿宋" w:hAnsi="仿宋" w:eastAsia="仿宋"/>
+                <w:b/>
+                <w:sz w:val="20"/>
+              </w:rPr>
+            </w:r>
+          </w:p>
+        </w:tc>
+        <w:tc>
+          <w:tcPr>
+            <w:tcW w:type="dxa" w:w="3005"/>
           </w:tcPr>
           <w:p>
             <w:pPr>
@@ -5038,7 +6154,7 @@
         </w:trPr>
         <w:tc>
           <w:tcPr>
-            <w:tcW w:type="dxa" w:w="2608"/>
+            <w:tcW w:type="dxa" w:w="2381"/>
             <w:shd w:val="clear" w:color="auto" w:fill="FAFBFD"/>
           </w:tcPr>
           <w:p>
@@ -5053,6 +6169,28 @@
                 <w:sz w:val="20"/>
               </w:rPr>
               <w:t>5.2 系统级性能评估（Hit@5 / MRR / Recall、工具准确率、延迟、Token）</w:t>
+            </w:r>
+          </w:p>
+        </w:tc>
+        <w:tc>
+          <w:tcPr>
+            <w:tcW w:type="dxa" w:w="907"/>
+            <w:shd w:val="clear" w:color="auto" w:fill="FAFBFD"/>
+          </w:tcPr>
+          <w:p>
+            <w:pPr>
+              <w:spacing w:line="240" w:lineRule="auto" w:after="0"/>
+              <w:jc w:val="center"/>
+            </w:pPr>
+            <w:r/>
+            <w:r>
+              <w:rPr>
+                <w:rFonts w:ascii="仿宋" w:hAnsi="仿宋" w:eastAsia="仿宋"/>
+                <w:b/>
+                <w:color w:val="1B7F3B"/>
+                <w:sz w:val="20"/>
+              </w:rPr>
+              <w:t>✓</w:t>
             </w:r>
           </w:p>
         </w:tc>
@@ -5071,16 +6209,34 @@
               <w:rPr>
                 <w:rFonts w:ascii="仿宋" w:hAnsi="仿宋" w:eastAsia="仿宋"/>
                 <w:b/>
-                <w:color w:val="1B7F3B"/>
-                <w:sz w:val="20"/>
-              </w:rPr>
-              <w:t>已实现</w:t>
-            </w:r>
-          </w:p>
-        </w:tc>
-        <w:tc>
-          <w:tcPr>
-            <w:tcW w:type="dxa" w:w="5102"/>
+                <w:sz w:val="20"/>
+              </w:rPr>
+            </w:r>
+          </w:p>
+        </w:tc>
+        <w:tc>
+          <w:tcPr>
+            <w:tcW w:type="dxa" w:w="907"/>
+            <w:shd w:val="clear" w:color="auto" w:fill="FAFBFD"/>
+          </w:tcPr>
+          <w:p>
+            <w:pPr>
+              <w:spacing w:line="240" w:lineRule="auto" w:after="0"/>
+              <w:jc w:val="center"/>
+            </w:pPr>
+            <w:r/>
+            <w:r>
+              <w:rPr>
+                <w:rFonts w:ascii="仿宋" w:hAnsi="仿宋" w:eastAsia="仿宋"/>
+                <w:b/>
+                <w:sz w:val="20"/>
+              </w:rPr>
+            </w:r>
+          </w:p>
+        </w:tc>
+        <w:tc>
+          <w:tcPr>
+            <w:tcW w:type="dxa" w:w="3005"/>
             <w:shd w:val="clear" w:color="auto" w:fill="FAFBFD"/>
           </w:tcPr>
           <w:p>
@@ -5105,7 +6261,7 @@
         </w:trPr>
         <w:tc>
           <w:tcPr>
-            <w:tcW w:type="dxa" w:w="2608"/>
+            <w:tcW w:type="dxa" w:w="2381"/>
           </w:tcPr>
           <w:p>
             <w:pPr>
@@ -5124,7 +6280,7 @@
         </w:tc>
         <w:tc>
           <w:tcPr>
-            <w:tcW w:type="dxa" w:w="1077"/>
+            <w:tcW w:type="dxa" w:w="907"/>
           </w:tcPr>
           <w:p>
             <w:pPr>
@@ -5139,13 +6295,51 @@
                 <w:color w:val="1B7F3B"/>
                 <w:sz w:val="20"/>
               </w:rPr>
-              <w:t>已实现</w:t>
-            </w:r>
-          </w:p>
-        </w:tc>
-        <w:tc>
-          <w:tcPr>
-            <w:tcW w:type="dxa" w:w="5102"/>
+              <w:t>✓</w:t>
+            </w:r>
+          </w:p>
+        </w:tc>
+        <w:tc>
+          <w:tcPr>
+            <w:tcW w:type="dxa" w:w="1077"/>
+          </w:tcPr>
+          <w:p>
+            <w:pPr>
+              <w:spacing w:line="240" w:lineRule="auto" w:after="0"/>
+              <w:jc w:val="center"/>
+            </w:pPr>
+            <w:r/>
+            <w:r>
+              <w:rPr>
+                <w:rFonts w:ascii="仿宋" w:hAnsi="仿宋" w:eastAsia="仿宋"/>
+                <w:b/>
+                <w:sz w:val="20"/>
+              </w:rPr>
+            </w:r>
+          </w:p>
+        </w:tc>
+        <w:tc>
+          <w:tcPr>
+            <w:tcW w:type="dxa" w:w="907"/>
+          </w:tcPr>
+          <w:p>
+            <w:pPr>
+              <w:spacing w:line="240" w:lineRule="auto" w:after="0"/>
+              <w:jc w:val="center"/>
+            </w:pPr>
+            <w:r/>
+            <w:r>
+              <w:rPr>
+                <w:rFonts w:ascii="仿宋" w:hAnsi="仿宋" w:eastAsia="仿宋"/>
+                <w:b/>
+                <w:sz w:val="20"/>
+              </w:rPr>
+            </w:r>
+          </w:p>
+        </w:tc>
+        <w:tc>
+          <w:tcPr>
+            <w:tcW w:type="dxa" w:w="3005"/>
           </w:tcPr>
           <w:p>
             <w:pPr>
@@ -5169,7 +6363,7 @@
         </w:trPr>
         <w:tc>
           <w:tcPr>
-            <w:tcW w:type="dxa" w:w="2608"/>
+            <w:tcW w:type="dxa" w:w="2381"/>
             <w:shd w:val="clear" w:color="auto" w:fill="FAFBFD"/>
           </w:tcPr>
           <w:p>
@@ -5184,6 +6378,28 @@
                 <w:sz w:val="20"/>
               </w:rPr>
               <w:t>5.4 技术设计文档</w:t>
+            </w:r>
+          </w:p>
+        </w:tc>
+        <w:tc>
+          <w:tcPr>
+            <w:tcW w:type="dxa" w:w="907"/>
+            <w:shd w:val="clear" w:color="auto" w:fill="FAFBFD"/>
+          </w:tcPr>
+          <w:p>
+            <w:pPr>
+              <w:spacing w:line="240" w:lineRule="auto" w:after="0"/>
+              <w:jc w:val="center"/>
+            </w:pPr>
+            <w:r/>
+            <w:r>
+              <w:rPr>
+                <w:rFonts w:ascii="仿宋" w:hAnsi="仿宋" w:eastAsia="仿宋"/>
+                <w:b/>
+                <w:color w:val="1B7F3B"/>
+                <w:sz w:val="20"/>
+              </w:rPr>
+              <w:t>✓</w:t>
             </w:r>
           </w:p>
         </w:tc>
@@ -5202,16 +6418,34 @@
               <w:rPr>
                 <w:rFonts w:ascii="仿宋" w:hAnsi="仿宋" w:eastAsia="仿宋"/>
                 <w:b/>
-                <w:color w:val="1B7F3B"/>
-                <w:sz w:val="20"/>
-              </w:rPr>
-              <w:t>已实现</w:t>
-            </w:r>
-          </w:p>
-        </w:tc>
-        <w:tc>
-          <w:tcPr>
-            <w:tcW w:type="dxa" w:w="5102"/>
+                <w:sz w:val="20"/>
+              </w:rPr>
+            </w:r>
+          </w:p>
+        </w:tc>
+        <w:tc>
+          <w:tcPr>
+            <w:tcW w:type="dxa" w:w="907"/>
+            <w:shd w:val="clear" w:color="auto" w:fill="FAFBFD"/>
+          </w:tcPr>
+          <w:p>
+            <w:pPr>
+              <w:spacing w:line="240" w:lineRule="auto" w:after="0"/>
+              <w:jc w:val="center"/>
+            </w:pPr>
+            <w:r/>
+            <w:r>
+              <w:rPr>
+                <w:rFonts w:ascii="仿宋" w:hAnsi="仿宋" w:eastAsia="仿宋"/>
+                <w:b/>
+                <w:sz w:val="20"/>
+              </w:rPr>
+            </w:r>
+          </w:p>
+        </w:tc>
+        <w:tc>
+          <w:tcPr>
+            <w:tcW w:type="dxa" w:w="3005"/>
             <w:shd w:val="clear" w:color="auto" w:fill="FAFBFD"/>
           </w:tcPr>
           <w:p>
@@ -5236,7 +6470,7 @@
         </w:trPr>
         <w:tc>
           <w:tcPr>
-            <w:tcW w:type="dxa" w:w="2608"/>
+            <w:tcW w:type="dxa" w:w="2381"/>
           </w:tcPr>
           <w:p>
             <w:pPr>
@@ -5255,7 +6489,7 @@
         </w:tc>
         <w:tc>
           <w:tcPr>
-            <w:tcW w:type="dxa" w:w="1077"/>
+            <w:tcW w:type="dxa" w:w="907"/>
           </w:tcPr>
           <w:p>
             <w:pPr>
@@ -5270,13 +6504,51 @@
                 <w:color w:val="1B7F3B"/>
                 <w:sz w:val="20"/>
               </w:rPr>
-              <w:t>已实现</w:t>
-            </w:r>
-          </w:p>
-        </w:tc>
-        <w:tc>
-          <w:tcPr>
-            <w:tcW w:type="dxa" w:w="5102"/>
+              <w:t>✓</w:t>
+            </w:r>
+          </w:p>
+        </w:tc>
+        <w:tc>
+          <w:tcPr>
+            <w:tcW w:type="dxa" w:w="1077"/>
+          </w:tcPr>
+          <w:p>
+            <w:pPr>
+              <w:spacing w:line="240" w:lineRule="auto" w:after="0"/>
+              <w:jc w:val="center"/>
+            </w:pPr>
+            <w:r/>
+            <w:r>
+              <w:rPr>
+                <w:rFonts w:ascii="仿宋" w:hAnsi="仿宋" w:eastAsia="仿宋"/>
+                <w:b/>
+                <w:sz w:val="20"/>
+              </w:rPr>
+            </w:r>
+          </w:p>
+        </w:tc>
+        <w:tc>
+          <w:tcPr>
+            <w:tcW w:type="dxa" w:w="907"/>
+          </w:tcPr>
+          <w:p>
+            <w:pPr>
+              <w:spacing w:line="240" w:lineRule="auto" w:after="0"/>
+              <w:jc w:val="center"/>
+            </w:pPr>
+            <w:r/>
+            <w:r>
+              <w:rPr>
+                <w:rFonts w:ascii="仿宋" w:hAnsi="仿宋" w:eastAsia="仿宋"/>
+                <w:b/>
+                <w:sz w:val="20"/>
+              </w:rPr>
+            </w:r>
+          </w:p>
+        </w:tc>
+        <w:tc>
+          <w:tcPr>
+            <w:tcW w:type="dxa" w:w="3005"/>
           </w:tcPr>
           <w:p>
             <w:pPr>
@@ -5300,7 +6572,7 @@
         </w:trPr>
         <w:tc>
           <w:tcPr>
-            <w:tcW w:type="dxa" w:w="2608"/>
+            <w:tcW w:type="dxa" w:w="2381"/>
             <w:shd w:val="clear" w:color="auto" w:fill="FAFBFD"/>
           </w:tcPr>
           <w:p>
@@ -5315,6 +6587,26 @@
                 <w:sz w:val="20"/>
               </w:rPr>
               <w:t>答案质量人工评分（正确性 / 完整性 / 引用准确性）</w:t>
+            </w:r>
+          </w:p>
+        </w:tc>
+        <w:tc>
+          <w:tcPr>
+            <w:tcW w:type="dxa" w:w="907"/>
+            <w:shd w:val="clear" w:color="auto" w:fill="FAFBFD"/>
+          </w:tcPr>
+          <w:p>
+            <w:pPr>
+              <w:spacing w:line="240" w:lineRule="auto" w:after="0"/>
+              <w:jc w:val="center"/>
+            </w:pPr>
+            <w:r/>
+            <w:r>
+              <w:rPr>
+                <w:rFonts w:ascii="仿宋" w:hAnsi="仿宋" w:eastAsia="仿宋"/>
+                <w:b/>
+                <w:sz w:val="20"/>
+              </w:rPr>
             </w:r>
           </w:p>
         </w:tc>
@@ -5336,13 +6628,33 @@
                 <w:color w:val="C06A00"/>
                 <w:sz w:val="20"/>
               </w:rPr>
-              <w:t>部分实现</w:t>
-            </w:r>
-          </w:p>
-        </w:tc>
-        <w:tc>
-          <w:tcPr>
-            <w:tcW w:type="dxa" w:w="5102"/>
+              <w:t>✓</w:t>
+            </w:r>
+          </w:p>
+        </w:tc>
+        <w:tc>
+          <w:tcPr>
+            <w:tcW w:type="dxa" w:w="907"/>
+            <w:shd w:val="clear" w:color="auto" w:fill="FAFBFD"/>
+          </w:tcPr>
+          <w:p>
+            <w:pPr>
+              <w:spacing w:line="240" w:lineRule="auto" w:after="0"/>
+              <w:jc w:val="center"/>
+            </w:pPr>
+            <w:r/>
+            <w:r>
+              <w:rPr>
+                <w:rFonts w:ascii="仿宋" w:hAnsi="仿宋" w:eastAsia="仿宋"/>
+                <w:b/>
+                <w:sz w:val="20"/>
+              </w:rPr>
+            </w:r>
+          </w:p>
+        </w:tc>
+        <w:tc>
+          <w:tcPr>
+            <w:tcW w:type="dxa" w:w="3005"/>
             <w:shd w:val="clear" w:color="auto" w:fill="FAFBFD"/>
           </w:tcPr>
           <w:p>
@@ -5383,7 +6695,7 @@
         </w:trPr>
         <w:tc>
           <w:tcPr>
-            <w:tcW w:type="dxa" w:w="2608"/>
+            <w:tcW w:type="dxa" w:w="2381"/>
           </w:tcPr>
           <w:p>
             <w:pPr>
@@ -5402,7 +6714,7 @@
         </w:tc>
         <w:tc>
           <w:tcPr>
-            <w:tcW w:type="dxa" w:w="1077"/>
+            <w:tcW w:type="dxa" w:w="907"/>
           </w:tcPr>
           <w:p>
             <w:pPr>
@@ -5417,13 +6729,51 @@
                 <w:color w:val="1B7F3B"/>
                 <w:sz w:val="20"/>
               </w:rPr>
-              <w:t>已实现</w:t>
-            </w:r>
-          </w:p>
-        </w:tc>
-        <w:tc>
-          <w:tcPr>
-            <w:tcW w:type="dxa" w:w="5102"/>
+              <w:t>✓</w:t>
+            </w:r>
+          </w:p>
+        </w:tc>
+        <w:tc>
+          <w:tcPr>
+            <w:tcW w:type="dxa" w:w="1077"/>
+          </w:tcPr>
+          <w:p>
+            <w:pPr>
+              <w:spacing w:line="240" w:lineRule="auto" w:after="0"/>
+              <w:jc w:val="center"/>
+            </w:pPr>
+            <w:r/>
+            <w:r>
+              <w:rPr>
+                <w:rFonts w:ascii="仿宋" w:hAnsi="仿宋" w:eastAsia="仿宋"/>
+                <w:b/>
+                <w:sz w:val="20"/>
+              </w:rPr>
+            </w:r>
+          </w:p>
+        </w:tc>
+        <w:tc>
+          <w:tcPr>
+            <w:tcW w:type="dxa" w:w="907"/>
+          </w:tcPr>
+          <w:p>
+            <w:pPr>
+              <w:spacing w:line="240" w:lineRule="auto" w:after="0"/>
+              <w:jc w:val="center"/>
+            </w:pPr>
+            <w:r/>
+            <w:r>
+              <w:rPr>
+                <w:rFonts w:ascii="仿宋" w:hAnsi="仿宋" w:eastAsia="仿宋"/>
+                <w:b/>
+                <w:sz w:val="20"/>
+              </w:rPr>
+            </w:r>
+          </w:p>
+        </w:tc>
+        <w:tc>
+          <w:tcPr>
+            <w:tcW w:type="dxa" w:w="3005"/>
           </w:tcPr>
           <w:p>
             <w:pPr>
@@ -5447,7 +6797,7 @@
         </w:trPr>
         <w:tc>
           <w:tcPr>
-            <w:tcW w:type="dxa" w:w="2608"/>
+            <w:tcW w:type="dxa" w:w="2381"/>
             <w:shd w:val="clear" w:color="auto" w:fill="FAFBFD"/>
           </w:tcPr>
           <w:p>
@@ -5462,6 +6812,28 @@
                 <w:sz w:val="20"/>
               </w:rPr>
               <w:t>演示 PPT</w:t>
+            </w:r>
+          </w:p>
+        </w:tc>
+        <w:tc>
+          <w:tcPr>
+            <w:tcW w:type="dxa" w:w="907"/>
+            <w:shd w:val="clear" w:color="auto" w:fill="FAFBFD"/>
+          </w:tcPr>
+          <w:p>
+            <w:pPr>
+              <w:spacing w:line="240" w:lineRule="auto" w:after="0"/>
+              <w:jc w:val="center"/>
+            </w:pPr>
+            <w:r/>
+            <w:r>
+              <w:rPr>
+                <w:rFonts w:ascii="仿宋" w:hAnsi="仿宋" w:eastAsia="仿宋"/>
+                <w:b/>
+                <w:color w:val="1B7F3B"/>
+                <w:sz w:val="20"/>
+              </w:rPr>
+              <w:t>✓</w:t>
             </w:r>
           </w:p>
         </w:tc>
@@ -5480,30 +6852,48 @@
               <w:rPr>
                 <w:rFonts w:ascii="仿宋" w:hAnsi="仿宋" w:eastAsia="仿宋"/>
                 <w:b/>
-                <w:color w:val="B02A2A"/>
-                <w:sz w:val="20"/>
-              </w:rPr>
-              <w:t>未实现</w:t>
-            </w:r>
-          </w:p>
-        </w:tc>
-        <w:tc>
-          <w:tcPr>
-            <w:tcW w:type="dxa" w:w="5102"/>
+                <w:sz w:val="20"/>
+              </w:rPr>
+            </w:r>
+          </w:p>
+        </w:tc>
+        <w:tc>
+          <w:tcPr>
+            <w:tcW w:type="dxa" w:w="907"/>
             <w:shd w:val="clear" w:color="auto" w:fill="FAFBFD"/>
           </w:tcPr>
           <w:p>
             <w:pPr>
               <w:spacing w:line="240" w:lineRule="auto" w:after="0"/>
-            </w:pPr>
-            <w:r/>
-            <w:r>
-              <w:rPr>
-                <w:rFonts w:ascii="仿宋" w:hAnsi="仿宋" w:eastAsia="仿宋"/>
-                <w:b w:val="0"/>
-                <w:sz w:val="20"/>
-              </w:rPr>
-              <w:t>本次交付只包含代码仓库、技术文档、评测报告与交付书；演示 PPT 作为课堂汇报材料另行准备</w:t>
+              <w:jc w:val="center"/>
+            </w:pPr>
+            <w:r/>
+            <w:r>
+              <w:rPr>
+                <w:rFonts w:ascii="仿宋" w:hAnsi="仿宋" w:eastAsia="仿宋"/>
+                <w:b/>
+                <w:sz w:val="20"/>
+              </w:rPr>
+            </w:r>
+          </w:p>
+        </w:tc>
+        <w:tc>
+          <w:tcPr>
+            <w:tcW w:type="dxa" w:w="3005"/>
+            <w:shd w:val="clear" w:color="auto" w:fill="FAFBFD"/>
+          </w:tcPr>
+          <w:p>
+            <w:pPr>
+              <w:spacing w:line="240" w:lineRule="auto" w:after="0"/>
+            </w:pPr>
+            <w:r/>
+            <w:r>
+              <w:rPr>
+                <w:rFonts w:ascii="仿宋" w:hAnsi="仿宋" w:eastAsia="仿宋"/>
+                <w:b w:val="0"/>
+                <w:sz w:val="20"/>
+              </w:rPr>
+              <w:t>智能科研助理_项目演示.pptx（14 页：项目背景 / 技术架构 / 功能演示 / 踩坑记录 / 优化对比；图表数字与 reports/ 下的评测产物同源）</w:t>
             </w:r>
           </w:p>
         </w:tc>
@@ -5551,7 +6941,7 @@
       </w:pPr>
       <w:r>
         <w:rPr>
-          <w:rFonts w:ascii="黑体" w:hAnsi="黑体" w:eastAsia="黑体"/>
+          <w:rFonts w:ascii="仿宋" w:hAnsi="仿宋" w:eastAsia="仿宋"/>
           <w:b/>
           <w:color w:val="000000"/>
           <w:sz w:val="28"/>
@@ -5567,7 +6957,7 @@
       </w:pPr>
       <w:r>
         <w:rPr>
-          <w:rFonts w:ascii="楷体" w:hAnsi="楷体" w:eastAsia="楷体"/>
+          <w:rFonts w:ascii="仿宋" w:hAnsi="仿宋" w:eastAsia="仿宋"/>
           <w:b/>
           <w:color w:val="000000"/>
           <w:sz w:val="28"/>
@@ -5597,10 +6987,10 @@
         <w:tblLook w:firstColumn="1" w:firstRow="1" w:lastColumn="0" w:lastRow="0" w:noHBand="0" w:noVBand="1" w:val="04A0"/>
       </w:tblPr>
       <w:tblGrid>
-        <w:gridCol w:w="2323"/>
-        <w:gridCol w:w="2323"/>
-        <w:gridCol w:w="2323"/>
-        <w:gridCol w:w="2323"/>
+        <w:gridCol w:w="2078"/>
+        <w:gridCol w:w="2078"/>
+        <w:gridCol w:w="2078"/>
+        <w:gridCol w:w="2078"/>
       </w:tblGrid>
       <w:tr>
         <w:trPr>
@@ -5608,7 +6998,7 @@
         </w:trPr>
         <w:tc>
           <w:tcPr>
-            <w:tcW w:type="dxa" w:w="1701"/>
+            <w:tcW w:type="dxa" w:w="1602"/>
             <w:shd w:val="clear" w:color="auto" w:fill="E8EEF7"/>
           </w:tcPr>
           <w:p>
@@ -5629,7 +7019,7 @@
         </w:tc>
         <w:tc>
           <w:tcPr>
-            <w:tcW w:type="dxa" w:w="2494"/>
+            <w:tcW w:type="dxa" w:w="2350"/>
             <w:shd w:val="clear" w:color="auto" w:fill="E8EEF7"/>
           </w:tcPr>
           <w:p>
@@ -5650,7 +7040,7 @@
         </w:tc>
         <w:tc>
           <w:tcPr>
-            <w:tcW w:type="dxa" w:w="2041"/>
+            <w:tcW w:type="dxa" w:w="1922"/>
             <w:shd w:val="clear" w:color="auto" w:fill="E8EEF7"/>
           </w:tcPr>
           <w:p>
@@ -5671,7 +7061,7 @@
         </w:tc>
         <w:tc>
           <w:tcPr>
-            <w:tcW w:type="dxa" w:w="2551"/>
+            <w:tcW w:type="dxa" w:w="2403"/>
             <w:shd w:val="clear" w:color="auto" w:fill="E8EEF7"/>
           </w:tcPr>
           <w:p>
@@ -5697,7 +7087,7 @@
         </w:trPr>
         <w:tc>
           <w:tcPr>
-            <w:tcW w:type="dxa" w:w="1701"/>
+            <w:tcW w:type="dxa" w:w="1602"/>
           </w:tcPr>
           <w:p>
             <w:pPr>
@@ -5716,7 +7106,7 @@
         </w:tc>
         <w:tc>
           <w:tcPr>
-            <w:tcW w:type="dxa" w:w="2494"/>
+            <w:tcW w:type="dxa" w:w="2350"/>
           </w:tcPr>
           <w:p>
             <w:pPr>
@@ -5735,7 +7125,7 @@
         </w:tc>
         <w:tc>
           <w:tcPr>
-            <w:tcW w:type="dxa" w:w="2041"/>
+            <w:tcW w:type="dxa" w:w="1922"/>
           </w:tcPr>
           <w:p>
             <w:pPr>
@@ -5754,7 +7144,7 @@
         </w:tc>
         <w:tc>
           <w:tcPr>
-            <w:tcW w:type="dxa" w:w="2551"/>
+            <w:tcW w:type="dxa" w:w="2403"/>
           </w:tcPr>
           <w:p>
             <w:pPr>
@@ -5778,7 +7168,7 @@
         </w:trPr>
         <w:tc>
           <w:tcPr>
-            <w:tcW w:type="dxa" w:w="1701"/>
+            <w:tcW w:type="dxa" w:w="1602"/>
             <w:shd w:val="clear" w:color="auto" w:fill="FAFBFD"/>
           </w:tcPr>
           <w:p>
@@ -5798,7 +7188,7 @@
         </w:tc>
         <w:tc>
           <w:tcPr>
-            <w:tcW w:type="dxa" w:w="2494"/>
+            <w:tcW w:type="dxa" w:w="2350"/>
             <w:shd w:val="clear" w:color="auto" w:fill="FAFBFD"/>
           </w:tcPr>
           <w:p>
@@ -5818,7 +7208,7 @@
         </w:tc>
         <w:tc>
           <w:tcPr>
-            <w:tcW w:type="dxa" w:w="2041"/>
+            <w:tcW w:type="dxa" w:w="1922"/>
             <w:shd w:val="clear" w:color="auto" w:fill="FAFBFD"/>
           </w:tcPr>
           <w:p>
@@ -5838,7 +7228,7 @@
         </w:tc>
         <w:tc>
           <w:tcPr>
-            <w:tcW w:type="dxa" w:w="2551"/>
+            <w:tcW w:type="dxa" w:w="2403"/>
             <w:shd w:val="clear" w:color="auto" w:fill="FAFBFD"/>
           </w:tcPr>
           <w:p>
@@ -5863,7 +7253,7 @@
         </w:trPr>
         <w:tc>
           <w:tcPr>
-            <w:tcW w:type="dxa" w:w="1701"/>
+            <w:tcW w:type="dxa" w:w="1602"/>
           </w:tcPr>
           <w:p>
             <w:pPr>
@@ -5882,7 +7272,7 @@
         </w:tc>
         <w:tc>
           <w:tcPr>
-            <w:tcW w:type="dxa" w:w="2494"/>
+            <w:tcW w:type="dxa" w:w="2350"/>
           </w:tcPr>
           <w:p>
             <w:pPr>
@@ -5901,7 +7291,7 @@
         </w:tc>
         <w:tc>
           <w:tcPr>
-            <w:tcW w:type="dxa" w:w="2041"/>
+            <w:tcW w:type="dxa" w:w="1922"/>
           </w:tcPr>
           <w:p>
             <w:pPr>
@@ -5920,7 +7310,7 @@
         </w:tc>
         <w:tc>
           <w:tcPr>
-            <w:tcW w:type="dxa" w:w="2551"/>
+            <w:tcW w:type="dxa" w:w="2403"/>
           </w:tcPr>
           <w:p>
             <w:pPr>
@@ -5944,7 +7334,7 @@
         </w:trPr>
         <w:tc>
           <w:tcPr>
-            <w:tcW w:type="dxa" w:w="1701"/>
+            <w:tcW w:type="dxa" w:w="1602"/>
             <w:shd w:val="clear" w:color="auto" w:fill="FAFBFD"/>
           </w:tcPr>
           <w:p>
@@ -5964,7 +7354,7 @@
         </w:tc>
         <w:tc>
           <w:tcPr>
-            <w:tcW w:type="dxa" w:w="2494"/>
+            <w:tcW w:type="dxa" w:w="2350"/>
             <w:shd w:val="clear" w:color="auto" w:fill="FAFBFD"/>
           </w:tcPr>
           <w:p>
@@ -5984,7 +7374,7 @@
         </w:tc>
         <w:tc>
           <w:tcPr>
-            <w:tcW w:type="dxa" w:w="2041"/>
+            <w:tcW w:type="dxa" w:w="1922"/>
             <w:shd w:val="clear" w:color="auto" w:fill="FAFBFD"/>
           </w:tcPr>
           <w:p>
@@ -6004,7 +7394,7 @@
         </w:tc>
         <w:tc>
           <w:tcPr>
-            <w:tcW w:type="dxa" w:w="2551"/>
+            <w:tcW w:type="dxa" w:w="2403"/>
             <w:shd w:val="clear" w:color="auto" w:fill="FAFBFD"/>
           </w:tcPr>
           <w:p>
@@ -6066,7 +7456,7 @@
       </w:pPr>
       <w:r>
         <w:rPr>
-          <w:rFonts w:ascii="楷体" w:hAnsi="楷体" w:eastAsia="楷体"/>
+          <w:rFonts w:ascii="仿宋" w:hAnsi="仿宋" w:eastAsia="仿宋"/>
           <w:b/>
           <w:color w:val="000000"/>
           <w:sz w:val="28"/>
@@ -6096,10 +7486,10 @@
         <w:tblLook w:firstColumn="1" w:firstRow="1" w:lastColumn="0" w:lastRow="0" w:noHBand="0" w:noVBand="1" w:val="04A0"/>
       </w:tblPr>
       <w:tblGrid>
-        <w:gridCol w:w="2323"/>
-        <w:gridCol w:w="2323"/>
-        <w:gridCol w:w="2323"/>
-        <w:gridCol w:w="2323"/>
+        <w:gridCol w:w="2078"/>
+        <w:gridCol w:w="2078"/>
+        <w:gridCol w:w="2078"/>
+        <w:gridCol w:w="2078"/>
       </w:tblGrid>
       <w:tr>
         <w:trPr>
@@ -6107,7 +7497,7 @@
         </w:trPr>
         <w:tc>
           <w:tcPr>
-            <w:tcW w:type="dxa" w:w="1247"/>
+            <w:tcW w:type="dxa" w:w="1175"/>
             <w:shd w:val="clear" w:color="auto" w:fill="E8EEF7"/>
           </w:tcPr>
           <w:p>
@@ -6128,7 +7518,7 @@
         </w:tc>
         <w:tc>
           <w:tcPr>
-            <w:tcW w:type="dxa" w:w="3515"/>
+            <w:tcW w:type="dxa" w:w="3311"/>
             <w:shd w:val="clear" w:color="auto" w:fill="E8EEF7"/>
           </w:tcPr>
           <w:p>
@@ -6149,7 +7539,7 @@
         </w:tc>
         <w:tc>
           <w:tcPr>
-            <w:tcW w:type="dxa" w:w="2494"/>
+            <w:tcW w:type="dxa" w:w="2350"/>
             <w:shd w:val="clear" w:color="auto" w:fill="E8EEF7"/>
           </w:tcPr>
           <w:p>
@@ -6170,7 +7560,7 @@
         </w:tc>
         <w:tc>
           <w:tcPr>
-            <w:tcW w:type="dxa" w:w="1531"/>
+            <w:tcW w:type="dxa" w:w="1442"/>
             <w:shd w:val="clear" w:color="auto" w:fill="E8EEF7"/>
           </w:tcPr>
           <w:p>
@@ -6196,7 +7586,7 @@
         </w:trPr>
         <w:tc>
           <w:tcPr>
-            <w:tcW w:type="dxa" w:w="1247"/>
+            <w:tcW w:type="dxa" w:w="1175"/>
           </w:tcPr>
           <w:p>
             <w:pPr>
@@ -6215,7 +7605,7 @@
         </w:tc>
         <w:tc>
           <w:tcPr>
-            <w:tcW w:type="dxa" w:w="3515"/>
+            <w:tcW w:type="dxa" w:w="3311"/>
           </w:tcPr>
           <w:p>
             <w:pPr>
@@ -6234,7 +7624,7 @@
         </w:tc>
         <w:tc>
           <w:tcPr>
-            <w:tcW w:type="dxa" w:w="2494"/>
+            <w:tcW w:type="dxa" w:w="2350"/>
           </w:tcPr>
           <w:p>
             <w:pPr>
@@ -6253,7 +7643,7 @@
         </w:tc>
         <w:tc>
           <w:tcPr>
-            <w:tcW w:type="dxa" w:w="1531"/>
+            <w:tcW w:type="dxa" w:w="1442"/>
           </w:tcPr>
           <w:p>
             <w:pPr>
@@ -6277,7 +7667,7 @@
         </w:trPr>
         <w:tc>
           <w:tcPr>
-            <w:tcW w:type="dxa" w:w="1247"/>
+            <w:tcW w:type="dxa" w:w="1175"/>
             <w:shd w:val="clear" w:color="auto" w:fill="FAFBFD"/>
           </w:tcPr>
           <w:p>
@@ -6297,7 +7687,7 @@
         </w:tc>
         <w:tc>
           <w:tcPr>
-            <w:tcW w:type="dxa" w:w="3515"/>
+            <w:tcW w:type="dxa" w:w="3311"/>
             <w:shd w:val="clear" w:color="auto" w:fill="FAFBFD"/>
           </w:tcPr>
           <w:p>
@@ -6317,7 +7707,7 @@
         </w:tc>
         <w:tc>
           <w:tcPr>
-            <w:tcW w:type="dxa" w:w="2494"/>
+            <w:tcW w:type="dxa" w:w="2350"/>
             <w:shd w:val="clear" w:color="auto" w:fill="FAFBFD"/>
           </w:tcPr>
           <w:p>
@@ -6337,7 +7727,7 @@
         </w:tc>
         <w:tc>
           <w:tcPr>
-            <w:tcW w:type="dxa" w:w="1531"/>
+            <w:tcW w:type="dxa" w:w="1442"/>
             <w:shd w:val="clear" w:color="auto" w:fill="FAFBFD"/>
           </w:tcPr>
           <w:p>
@@ -6362,7 +7752,7 @@
         </w:trPr>
         <w:tc>
           <w:tcPr>
-            <w:tcW w:type="dxa" w:w="1247"/>
+            <w:tcW w:type="dxa" w:w="1175"/>
           </w:tcPr>
           <w:p>
             <w:pPr>
@@ -6381,7 +7771,7 @@
         </w:tc>
         <w:tc>
           <w:tcPr>
-            <w:tcW w:type="dxa" w:w="3515"/>
+            <w:tcW w:type="dxa" w:w="3311"/>
           </w:tcPr>
           <w:p>
             <w:pPr>
@@ -6400,7 +7790,7 @@
         </w:tc>
         <w:tc>
           <w:tcPr>
-            <w:tcW w:type="dxa" w:w="2494"/>
+            <w:tcW w:type="dxa" w:w="2350"/>
           </w:tcPr>
           <w:p>
             <w:pPr>
@@ -6419,7 +7809,7 @@
         </w:tc>
         <w:tc>
           <w:tcPr>
-            <w:tcW w:type="dxa" w:w="1531"/>
+            <w:tcW w:type="dxa" w:w="1442"/>
           </w:tcPr>
           <w:p>
             <w:pPr>
@@ -6443,7 +7833,7 @@
         </w:trPr>
         <w:tc>
           <w:tcPr>
-            <w:tcW w:type="dxa" w:w="1247"/>
+            <w:tcW w:type="dxa" w:w="1175"/>
             <w:shd w:val="clear" w:color="auto" w:fill="FAFBFD"/>
           </w:tcPr>
           <w:p>
@@ -6463,7 +7853,7 @@
         </w:tc>
         <w:tc>
           <w:tcPr>
-            <w:tcW w:type="dxa" w:w="3515"/>
+            <w:tcW w:type="dxa" w:w="3311"/>
             <w:shd w:val="clear" w:color="auto" w:fill="FAFBFD"/>
           </w:tcPr>
           <w:p>
@@ -6483,7 +7873,7 @@
         </w:tc>
         <w:tc>
           <w:tcPr>
-            <w:tcW w:type="dxa" w:w="2494"/>
+            <w:tcW w:type="dxa" w:w="2350"/>
             <w:shd w:val="clear" w:color="auto" w:fill="FAFBFD"/>
           </w:tcPr>
           <w:p>
@@ -6503,7 +7893,7 @@
         </w:tc>
         <w:tc>
           <w:tcPr>
-            <w:tcW w:type="dxa" w:w="1531"/>
+            <w:tcW w:type="dxa" w:w="1442"/>
             <w:shd w:val="clear" w:color="auto" w:fill="FAFBFD"/>
           </w:tcPr>
           <w:p>
@@ -6566,7 +7956,7 @@
       </w:pPr>
       <w:r>
         <w:rPr>
-          <w:rFonts w:ascii="楷体" w:hAnsi="楷体" w:eastAsia="楷体"/>
+          <w:rFonts w:ascii="仿宋" w:hAnsi="仿宋" w:eastAsia="仿宋"/>
           <w:b/>
           <w:color w:val="000000"/>
           <w:sz w:val="28"/>
@@ -6624,7 +8014,7 @@
       </w:pPr>
       <w:r>
         <w:rPr>
-          <w:rFonts w:ascii="楷体" w:hAnsi="楷体" w:eastAsia="楷体"/>
+          <w:rFonts w:ascii="仿宋" w:hAnsi="仿宋" w:eastAsia="仿宋"/>
           <w:b/>
           <w:color w:val="000000"/>
           <w:sz w:val="28"/>
@@ -6708,7 +8098,7 @@
       </w:pPr>
       <w:r>
         <w:rPr>
-          <w:rFonts w:ascii="楷体" w:hAnsi="楷体" w:eastAsia="楷体"/>
+          <w:rFonts w:ascii="仿宋" w:hAnsi="仿宋" w:eastAsia="仿宋"/>
           <w:b/>
           <w:color w:val="000000"/>
           <w:sz w:val="28"/>
@@ -6738,10 +8128,10 @@
         <w:tblLook w:firstColumn="1" w:firstRow="1" w:lastColumn="0" w:lastRow="0" w:noHBand="0" w:noVBand="1" w:val="04A0"/>
       </w:tblPr>
       <w:tblGrid>
-        <w:gridCol w:w="2323"/>
-        <w:gridCol w:w="2323"/>
-        <w:gridCol w:w="2323"/>
-        <w:gridCol w:w="2323"/>
+        <w:gridCol w:w="2078"/>
+        <w:gridCol w:w="2078"/>
+        <w:gridCol w:w="2078"/>
+        <w:gridCol w:w="2078"/>
       </w:tblGrid>
       <w:tr>
         <w:trPr>
@@ -6749,7 +8139,7 @@
         </w:trPr>
         <w:tc>
           <w:tcPr>
-            <w:tcW w:type="dxa" w:w="1474"/>
+            <w:tcW w:type="dxa" w:w="1388"/>
             <w:shd w:val="clear" w:color="auto" w:fill="E8EEF7"/>
           </w:tcPr>
           <w:p>
@@ -6770,7 +8160,7 @@
         </w:tc>
         <w:tc>
           <w:tcPr>
-            <w:tcW w:type="dxa" w:w="2608"/>
+            <w:tcW w:type="dxa" w:w="2456"/>
             <w:shd w:val="clear" w:color="auto" w:fill="E8EEF7"/>
           </w:tcPr>
           <w:p>
@@ -6791,7 +8181,7 @@
         </w:tc>
         <w:tc>
           <w:tcPr>
-            <w:tcW w:type="dxa" w:w="2041"/>
+            <w:tcW w:type="dxa" w:w="1922"/>
             <w:shd w:val="clear" w:color="auto" w:fill="E8EEF7"/>
           </w:tcPr>
           <w:p>
@@ -6812,7 +8202,7 @@
         </w:tc>
         <w:tc>
           <w:tcPr>
-            <w:tcW w:type="dxa" w:w="2665"/>
+            <w:tcW w:type="dxa" w:w="2510"/>
             <w:shd w:val="clear" w:color="auto" w:fill="E8EEF7"/>
           </w:tcPr>
           <w:p>
@@ -6838,7 +8228,7 @@
         </w:trPr>
         <w:tc>
           <w:tcPr>
-            <w:tcW w:type="dxa" w:w="1474"/>
+            <w:tcW w:type="dxa" w:w="1388"/>
           </w:tcPr>
           <w:p>
             <w:pPr>
@@ -6857,7 +8247,7 @@
         </w:tc>
         <w:tc>
           <w:tcPr>
-            <w:tcW w:type="dxa" w:w="2608"/>
+            <w:tcW w:type="dxa" w:w="2456"/>
           </w:tcPr>
           <w:p>
             <w:pPr>
@@ -6876,7 +8266,7 @@
         </w:tc>
         <w:tc>
           <w:tcPr>
-            <w:tcW w:type="dxa" w:w="2041"/>
+            <w:tcW w:type="dxa" w:w="1922"/>
           </w:tcPr>
           <w:p>
             <w:pPr>
@@ -6895,7 +8285,7 @@
         </w:tc>
         <w:tc>
           <w:tcPr>
-            <w:tcW w:type="dxa" w:w="2665"/>
+            <w:tcW w:type="dxa" w:w="2510"/>
           </w:tcPr>
           <w:p>
             <w:pPr>
@@ -6919,7 +8309,7 @@
         </w:trPr>
         <w:tc>
           <w:tcPr>
-            <w:tcW w:type="dxa" w:w="1474"/>
+            <w:tcW w:type="dxa" w:w="1388"/>
             <w:shd w:val="clear" w:color="auto" w:fill="FAFBFD"/>
           </w:tcPr>
           <w:p>
@@ -6939,7 +8329,7 @@
         </w:tc>
         <w:tc>
           <w:tcPr>
-            <w:tcW w:type="dxa" w:w="2608"/>
+            <w:tcW w:type="dxa" w:w="2456"/>
             <w:shd w:val="clear" w:color="auto" w:fill="FAFBFD"/>
           </w:tcPr>
           <w:p>
@@ -6959,7 +8349,7 @@
         </w:tc>
         <w:tc>
           <w:tcPr>
-            <w:tcW w:type="dxa" w:w="2041"/>
+            <w:tcW w:type="dxa" w:w="1922"/>
             <w:shd w:val="clear" w:color="auto" w:fill="FAFBFD"/>
           </w:tcPr>
           <w:p>
@@ -6979,7 +8369,7 @@
         </w:tc>
         <w:tc>
           <w:tcPr>
-            <w:tcW w:type="dxa" w:w="2665"/>
+            <w:tcW w:type="dxa" w:w="2510"/>
             <w:shd w:val="clear" w:color="auto" w:fill="FAFBFD"/>
           </w:tcPr>
           <w:p>
@@ -7004,7 +8394,7 @@
         </w:trPr>
         <w:tc>
           <w:tcPr>
-            <w:tcW w:type="dxa" w:w="1474"/>
+            <w:tcW w:type="dxa" w:w="1388"/>
           </w:tcPr>
           <w:p>
             <w:pPr>
@@ -7023,7 +8413,7 @@
         </w:tc>
         <w:tc>
           <w:tcPr>
-            <w:tcW w:type="dxa" w:w="2608"/>
+            <w:tcW w:type="dxa" w:w="2456"/>
           </w:tcPr>
           <w:p>
             <w:pPr>
@@ -7042,7 +8432,7 @@
         </w:tc>
         <w:tc>
           <w:tcPr>
-            <w:tcW w:type="dxa" w:w="2041"/>
+            <w:tcW w:type="dxa" w:w="1922"/>
           </w:tcPr>
           <w:p>
             <w:pPr>
@@ -7061,7 +8451,7 @@
         </w:tc>
         <w:tc>
           <w:tcPr>
-            <w:tcW w:type="dxa" w:w="2665"/>
+            <w:tcW w:type="dxa" w:w="2510"/>
           </w:tcPr>
           <w:p>
             <w:pPr>
@@ -7107,7 +8497,7 @@
       </w:pPr>
       <w:r>
         <w:rPr>
-          <w:rFonts w:ascii="楷体" w:hAnsi="楷体" w:eastAsia="楷体"/>
+          <w:rFonts w:ascii="仿宋" w:hAnsi="仿宋" w:eastAsia="仿宋"/>
           <w:b/>
           <w:color w:val="000000"/>
           <w:sz w:val="28"/>
@@ -7152,7 +8542,7 @@
       </w:pPr>
       <w:r>
         <w:rPr>
-          <w:rFonts w:ascii="黑体" w:hAnsi="黑体" w:eastAsia="黑体"/>
+          <w:rFonts w:ascii="仿宋" w:hAnsi="仿宋" w:eastAsia="仿宋"/>
           <w:b/>
           <w:color w:val="000000"/>
           <w:sz w:val="28"/>
@@ -7168,7 +8558,7 @@
       </w:pPr>
       <w:r>
         <w:rPr>
-          <w:rFonts w:ascii="楷体" w:hAnsi="楷体" w:eastAsia="楷体"/>
+          <w:rFonts w:ascii="仿宋" w:hAnsi="仿宋" w:eastAsia="仿宋"/>
           <w:b/>
           <w:color w:val="000000"/>
           <w:sz w:val="28"/>
@@ -7222,7 +8612,7 @@
       </w:pPr>
       <w:r>
         <w:rPr>
-          <w:rFonts w:ascii="楷体" w:hAnsi="楷体" w:eastAsia="楷体"/>
+          <w:rFonts w:ascii="仿宋" w:hAnsi="仿宋" w:eastAsia="仿宋"/>
           <w:b/>
           <w:color w:val="000000"/>
           <w:sz w:val="28"/>
@@ -7251,7 +8641,7 @@
       </w:pPr>
       <w:r>
         <w:rPr>
-          <w:rFonts w:ascii="楷体" w:hAnsi="楷体" w:eastAsia="楷体"/>
+          <w:rFonts w:ascii="仿宋" w:hAnsi="仿宋" w:eastAsia="仿宋"/>
           <w:b/>
           <w:color w:val="000000"/>
           <w:sz w:val="28"/>
@@ -7280,7 +8670,7 @@
       </w:pPr>
       <w:r>
         <w:rPr>
-          <w:rFonts w:ascii="楷体" w:hAnsi="楷体" w:eastAsia="楷体"/>
+          <w:rFonts w:ascii="仿宋" w:hAnsi="仿宋" w:eastAsia="仿宋"/>
           <w:b/>
           <w:color w:val="000000"/>
           <w:sz w:val="28"/>
@@ -7339,9 +8729,9 @@
         <w:tblLook w:firstColumn="1" w:firstRow="1" w:lastColumn="0" w:lastRow="0" w:noHBand="0" w:noVBand="1" w:val="04A0"/>
       </w:tblPr>
       <w:tblGrid>
-        <w:gridCol w:w="3097"/>
-        <w:gridCol w:w="3097"/>
-        <w:gridCol w:w="3097"/>
+        <w:gridCol w:w="2771"/>
+        <w:gridCol w:w="2771"/>
+        <w:gridCol w:w="2771"/>
       </w:tblGrid>
       <w:tr>
         <w:trPr>
@@ -7349,7 +8739,7 @@
         </w:trPr>
         <w:tc>
           <w:tcPr>
-            <w:tcW w:type="dxa" w:w="1587"/>
+            <w:tcW w:type="dxa" w:w="1495"/>
             <w:shd w:val="clear" w:color="auto" w:fill="E8EEF7"/>
           </w:tcPr>
           <w:p>
@@ -7370,7 +8760,7 @@
         </w:tc>
         <w:tc>
           <w:tcPr>
-            <w:tcW w:type="dxa" w:w="2948"/>
+            <w:tcW w:type="dxa" w:w="2777"/>
             <w:shd w:val="clear" w:color="auto" w:fill="E8EEF7"/>
           </w:tcPr>
           <w:p>
@@ -7391,7 +8781,7 @@
         </w:tc>
         <w:tc>
           <w:tcPr>
-            <w:tcW w:type="dxa" w:w="4252"/>
+            <w:tcW w:type="dxa" w:w="4005"/>
             <w:shd w:val="clear" w:color="auto" w:fill="E8EEF7"/>
           </w:tcPr>
           <w:p>
@@ -7417,7 +8807,7 @@
         </w:trPr>
         <w:tc>
           <w:tcPr>
-            <w:tcW w:type="dxa" w:w="1587"/>
+            <w:tcW w:type="dxa" w:w="1495"/>
           </w:tcPr>
           <w:p>
             <w:pPr>
@@ -7436,7 +8826,7 @@
         </w:tc>
         <w:tc>
           <w:tcPr>
-            <w:tcW w:type="dxa" w:w="2948"/>
+            <w:tcW w:type="dxa" w:w="2777"/>
           </w:tcPr>
           <w:p>
             <w:pPr>
@@ -7455,7 +8845,7 @@
         </w:tc>
         <w:tc>
           <w:tcPr>
-            <w:tcW w:type="dxa" w:w="4252"/>
+            <w:tcW w:type="dxa" w:w="4005"/>
           </w:tcPr>
           <w:p>
             <w:pPr>
@@ -7479,7 +8869,7 @@
         </w:trPr>
         <w:tc>
           <w:tcPr>
-            <w:tcW w:type="dxa" w:w="1587"/>
+            <w:tcW w:type="dxa" w:w="1495"/>
             <w:shd w:val="clear" w:color="auto" w:fill="FAFBFD"/>
           </w:tcPr>
           <w:p>
@@ -7499,7 +8889,7 @@
         </w:tc>
         <w:tc>
           <w:tcPr>
-            <w:tcW w:type="dxa" w:w="2948"/>
+            <w:tcW w:type="dxa" w:w="2777"/>
             <w:shd w:val="clear" w:color="auto" w:fill="FAFBFD"/>
           </w:tcPr>
           <w:p>
@@ -7519,7 +8909,7 @@
         </w:tc>
         <w:tc>
           <w:tcPr>
-            <w:tcW w:type="dxa" w:w="4252"/>
+            <w:tcW w:type="dxa" w:w="4005"/>
             <w:shd w:val="clear" w:color="auto" w:fill="FAFBFD"/>
           </w:tcPr>
           <w:p>
@@ -7560,7 +8950,7 @@
         </w:trPr>
         <w:tc>
           <w:tcPr>
-            <w:tcW w:type="dxa" w:w="1587"/>
+            <w:tcW w:type="dxa" w:w="1495"/>
           </w:tcPr>
           <w:p>
             <w:pPr>
@@ -7579,7 +8969,7 @@
         </w:tc>
         <w:tc>
           <w:tcPr>
-            <w:tcW w:type="dxa" w:w="2948"/>
+            <w:tcW w:type="dxa" w:w="2777"/>
           </w:tcPr>
           <w:p>
             <w:pPr>
@@ -7598,7 +8988,7 @@
         </w:tc>
         <w:tc>
           <w:tcPr>
-            <w:tcW w:type="dxa" w:w="4252"/>
+            <w:tcW w:type="dxa" w:w="4005"/>
           </w:tcPr>
           <w:p>
             <w:pPr>
@@ -7630,7 +9020,7 @@
       </w:pPr>
       <w:r>
         <w:rPr>
-          <w:rFonts w:ascii="楷体" w:hAnsi="楷体" w:eastAsia="楷体"/>
+          <w:rFonts w:ascii="仿宋" w:hAnsi="仿宋" w:eastAsia="仿宋"/>
           <w:b/>
           <w:color w:val="000000"/>
           <w:sz w:val="28"/>
@@ -7688,7 +9078,7 @@
       </w:pPr>
       <w:r>
         <w:rPr>
-          <w:rFonts w:ascii="黑体" w:hAnsi="黑体" w:eastAsia="黑体"/>
+          <w:rFonts w:ascii="仿宋" w:hAnsi="仿宋" w:eastAsia="仿宋"/>
           <w:b/>
           <w:color w:val="000000"/>
           <w:sz w:val="28"/>
@@ -7704,7 +9094,7 @@
       </w:pPr>
       <w:r>
         <w:rPr>
-          <w:rFonts w:ascii="楷体" w:hAnsi="楷体" w:eastAsia="楷体"/>
+          <w:rFonts w:ascii="仿宋" w:hAnsi="仿宋" w:eastAsia="仿宋"/>
           <w:b/>
           <w:color w:val="000000"/>
           <w:sz w:val="28"/>
@@ -7758,7 +9148,7 @@
       </w:pPr>
       <w:r>
         <w:rPr>
-          <w:rFonts w:ascii="楷体" w:hAnsi="楷体" w:eastAsia="楷体"/>
+          <w:rFonts w:ascii="仿宋" w:hAnsi="仿宋" w:eastAsia="仿宋"/>
           <w:b/>
           <w:color w:val="000000"/>
           <w:sz w:val="28"/>
@@ -7788,9 +9178,9 @@
         <w:tblLook w:firstColumn="1" w:firstRow="1" w:lastColumn="0" w:lastRow="0" w:noHBand="0" w:noVBand="1" w:val="04A0"/>
       </w:tblPr>
       <w:tblGrid>
-        <w:gridCol w:w="3097"/>
-        <w:gridCol w:w="3097"/>
-        <w:gridCol w:w="3097"/>
+        <w:gridCol w:w="2771"/>
+        <w:gridCol w:w="2771"/>
+        <w:gridCol w:w="2771"/>
       </w:tblGrid>
       <w:tr>
         <w:trPr>
@@ -7798,7 +9188,7 @@
         </w:trPr>
         <w:tc>
           <w:tcPr>
-            <w:tcW w:type="dxa" w:w="1814"/>
+            <w:tcW w:type="dxa" w:w="1709"/>
             <w:shd w:val="clear" w:color="auto" w:fill="E8EEF7"/>
           </w:tcPr>
           <w:p>
@@ -7819,7 +9209,7 @@
         </w:tc>
         <w:tc>
           <w:tcPr>
-            <w:tcW w:type="dxa" w:w="2948"/>
+            <w:tcW w:type="dxa" w:w="2777"/>
             <w:shd w:val="clear" w:color="auto" w:fill="E8EEF7"/>
           </w:tcPr>
           <w:p>
@@ -7840,7 +9230,7 @@
         </w:tc>
         <w:tc>
           <w:tcPr>
-            <w:tcW w:type="dxa" w:w="4025"/>
+            <w:tcW w:type="dxa" w:w="3791"/>
             <w:shd w:val="clear" w:color="auto" w:fill="E8EEF7"/>
           </w:tcPr>
           <w:p>
@@ -7866,7 +9256,7 @@
         </w:trPr>
         <w:tc>
           <w:tcPr>
-            <w:tcW w:type="dxa" w:w="1814"/>
+            <w:tcW w:type="dxa" w:w="1709"/>
           </w:tcPr>
           <w:p>
             <w:pPr>
@@ -7885,7 +9275,7 @@
         </w:tc>
         <w:tc>
           <w:tcPr>
-            <w:tcW w:type="dxa" w:w="2948"/>
+            <w:tcW w:type="dxa" w:w="2777"/>
           </w:tcPr>
           <w:p>
             <w:pPr>
@@ -7904,7 +9294,7 @@
         </w:tc>
         <w:tc>
           <w:tcPr>
-            <w:tcW w:type="dxa" w:w="4025"/>
+            <w:tcW w:type="dxa" w:w="3791"/>
           </w:tcPr>
           <w:p>
             <w:pPr>
@@ -7928,7 +9318,7 @@
         </w:trPr>
         <w:tc>
           <w:tcPr>
-            <w:tcW w:type="dxa" w:w="1814"/>
+            <w:tcW w:type="dxa" w:w="1709"/>
             <w:shd w:val="clear" w:color="auto" w:fill="FAFBFD"/>
           </w:tcPr>
           <w:p>
@@ -7948,7 +9338,7 @@
         </w:tc>
         <w:tc>
           <w:tcPr>
-            <w:tcW w:type="dxa" w:w="2948"/>
+            <w:tcW w:type="dxa" w:w="2777"/>
             <w:shd w:val="clear" w:color="auto" w:fill="FAFBFD"/>
           </w:tcPr>
           <w:p>
@@ -7968,7 +9358,7 @@
         </w:tc>
         <w:tc>
           <w:tcPr>
-            <w:tcW w:type="dxa" w:w="4025"/>
+            <w:tcW w:type="dxa" w:w="3791"/>
             <w:shd w:val="clear" w:color="auto" w:fill="FAFBFD"/>
           </w:tcPr>
           <w:p>
@@ -7993,7 +9383,7 @@
         </w:trPr>
         <w:tc>
           <w:tcPr>
-            <w:tcW w:type="dxa" w:w="1814"/>
+            <w:tcW w:type="dxa" w:w="1709"/>
           </w:tcPr>
           <w:p>
             <w:pPr>
@@ -8012,7 +9402,7 @@
         </w:tc>
         <w:tc>
           <w:tcPr>
-            <w:tcW w:type="dxa" w:w="2948"/>
+            <w:tcW w:type="dxa" w:w="2777"/>
           </w:tcPr>
           <w:p>
             <w:pPr>
@@ -8031,7 +9421,7 @@
         </w:tc>
         <w:tc>
           <w:tcPr>
-            <w:tcW w:type="dxa" w:w="4025"/>
+            <w:tcW w:type="dxa" w:w="3791"/>
           </w:tcPr>
           <w:p>
             <w:pPr>
@@ -8055,7 +9445,7 @@
         </w:trPr>
         <w:tc>
           <w:tcPr>
-            <w:tcW w:type="dxa" w:w="1814"/>
+            <w:tcW w:type="dxa" w:w="1709"/>
             <w:shd w:val="clear" w:color="auto" w:fill="FAFBFD"/>
           </w:tcPr>
           <w:p>
@@ -8075,7 +9465,7 @@
         </w:tc>
         <w:tc>
           <w:tcPr>
-            <w:tcW w:type="dxa" w:w="2948"/>
+            <w:tcW w:type="dxa" w:w="2777"/>
             <w:shd w:val="clear" w:color="auto" w:fill="FAFBFD"/>
           </w:tcPr>
           <w:p>
@@ -8095,7 +9485,7 @@
         </w:tc>
         <w:tc>
           <w:tcPr>
-            <w:tcW w:type="dxa" w:w="4025"/>
+            <w:tcW w:type="dxa" w:w="3791"/>
             <w:shd w:val="clear" w:color="auto" w:fill="FAFBFD"/>
           </w:tcPr>
           <w:p>
@@ -8120,7 +9510,7 @@
         </w:trPr>
         <w:tc>
           <w:tcPr>
-            <w:tcW w:type="dxa" w:w="1814"/>
+            <w:tcW w:type="dxa" w:w="1709"/>
           </w:tcPr>
           <w:p>
             <w:pPr>
@@ -8139,7 +9529,7 @@
         </w:tc>
         <w:tc>
           <w:tcPr>
-            <w:tcW w:type="dxa" w:w="2948"/>
+            <w:tcW w:type="dxa" w:w="2777"/>
           </w:tcPr>
           <w:p>
             <w:pPr>
@@ -8158,7 +9548,7 @@
         </w:tc>
         <w:tc>
           <w:tcPr>
-            <w:tcW w:type="dxa" w:w="4025"/>
+            <w:tcW w:type="dxa" w:w="3791"/>
           </w:tcPr>
           <w:p>
             <w:pPr>
@@ -8182,7 +9572,7 @@
         </w:trPr>
         <w:tc>
           <w:tcPr>
-            <w:tcW w:type="dxa" w:w="1814"/>
+            <w:tcW w:type="dxa" w:w="1709"/>
             <w:shd w:val="clear" w:color="auto" w:fill="FAFBFD"/>
           </w:tcPr>
           <w:p>
@@ -8202,7 +9592,7 @@
         </w:tc>
         <w:tc>
           <w:tcPr>
-            <w:tcW w:type="dxa" w:w="2948"/>
+            <w:tcW w:type="dxa" w:w="2777"/>
             <w:shd w:val="clear" w:color="auto" w:fill="FAFBFD"/>
           </w:tcPr>
           <w:p>
@@ -8222,7 +9612,7 @@
         </w:tc>
         <w:tc>
           <w:tcPr>
-            <w:tcW w:type="dxa" w:w="4025"/>
+            <w:tcW w:type="dxa" w:w="3791"/>
             <w:shd w:val="clear" w:color="auto" w:fill="FAFBFD"/>
           </w:tcPr>
           <w:p>
@@ -8247,7 +9637,7 @@
         </w:trPr>
         <w:tc>
           <w:tcPr>
-            <w:tcW w:type="dxa" w:w="1814"/>
+            <w:tcW w:type="dxa" w:w="1709"/>
           </w:tcPr>
           <w:p>
             <w:pPr>
@@ -8266,7 +9656,7 @@
         </w:tc>
         <w:tc>
           <w:tcPr>
-            <w:tcW w:type="dxa" w:w="2948"/>
+            <w:tcW w:type="dxa" w:w="2777"/>
           </w:tcPr>
           <w:p>
             <w:pPr>
@@ -8285,7 +9675,7 @@
         </w:tc>
         <w:tc>
           <w:tcPr>
-            <w:tcW w:type="dxa" w:w="4025"/>
+            <w:tcW w:type="dxa" w:w="3791"/>
           </w:tcPr>
           <w:p>
             <w:pPr>
@@ -8317,7 +9707,7 @@
         </w:trPr>
         <w:tc>
           <w:tcPr>
-            <w:tcW w:type="dxa" w:w="1814"/>
+            <w:tcW w:type="dxa" w:w="1709"/>
             <w:shd w:val="clear" w:color="auto" w:fill="FAFBFD"/>
           </w:tcPr>
           <w:p>
@@ -8337,7 +9727,7 @@
         </w:tc>
         <w:tc>
           <w:tcPr>
-            <w:tcW w:type="dxa" w:w="2948"/>
+            <w:tcW w:type="dxa" w:w="2777"/>
             <w:shd w:val="clear" w:color="auto" w:fill="FAFBFD"/>
           </w:tcPr>
           <w:p>
@@ -8357,7 +9747,7 @@
         </w:tc>
         <w:tc>
           <w:tcPr>
-            <w:tcW w:type="dxa" w:w="4025"/>
+            <w:tcW w:type="dxa" w:w="3791"/>
             <w:shd w:val="clear" w:color="auto" w:fill="FAFBFD"/>
           </w:tcPr>
           <w:p>
@@ -8390,7 +9780,7 @@
       </w:pPr>
       <w:r>
         <w:rPr>
-          <w:rFonts w:ascii="楷体" w:hAnsi="楷体" w:eastAsia="楷体"/>
+          <w:rFonts w:ascii="仿宋" w:hAnsi="仿宋" w:eastAsia="仿宋"/>
           <w:b/>
           <w:color w:val="000000"/>
           <w:sz w:val="28"/>
@@ -8511,7 +9901,7 @@
       </w:pPr>
       <w:r>
         <w:rPr>
-          <w:rFonts w:ascii="楷体" w:hAnsi="楷体" w:eastAsia="楷体"/>
+          <w:rFonts w:ascii="仿宋" w:hAnsi="仿宋" w:eastAsia="仿宋"/>
           <w:b/>
           <w:color w:val="000000"/>
           <w:sz w:val="28"/>
@@ -8540,7 +9930,7 @@
       </w:pPr>
       <w:r>
         <w:rPr>
-          <w:rFonts w:ascii="黑体" w:hAnsi="黑体" w:eastAsia="黑体"/>
+          <w:rFonts w:ascii="仿宋" w:hAnsi="仿宋" w:eastAsia="仿宋"/>
           <w:b/>
           <w:color w:val="000000"/>
           <w:sz w:val="28"/>
@@ -8556,7 +9946,7 @@
       </w:pPr>
       <w:r>
         <w:rPr>
-          <w:rFonts w:ascii="楷体" w:hAnsi="楷体" w:eastAsia="楷体"/>
+          <w:rFonts w:ascii="仿宋" w:hAnsi="仿宋" w:eastAsia="仿宋"/>
           <w:b/>
           <w:color w:val="000000"/>
           <w:sz w:val="28"/>
@@ -8598,7 +9988,7 @@
       </w:pPr>
       <w:r>
         <w:rPr>
-          <w:rFonts w:ascii="楷体" w:hAnsi="楷体" w:eastAsia="楷体"/>
+          <w:rFonts w:ascii="仿宋" w:hAnsi="仿宋" w:eastAsia="仿宋"/>
           <w:b/>
           <w:color w:val="000000"/>
           <w:sz w:val="28"/>
@@ -8704,12 +10094,12 @@
       </w:pPr>
       <w:r>
         <w:rPr>
-          <w:rFonts w:ascii="楷体" w:hAnsi="楷体" w:eastAsia="楷体"/>
+          <w:rFonts w:ascii="仿宋" w:hAnsi="仿宋" w:eastAsia="仿宋"/>
           <w:b/>
           <w:color w:val="000000"/>
           <w:sz w:val="28"/>
         </w:rPr>
-        <w:t>（3）4.4.1 系统架构图</w:t>
+        <w:t>4.4.1 系统架构图</w:t>
       </w:r>
     </w:p>
     <w:p>
@@ -8720,7 +10110,7 @@
       <w:r>
         <w:drawing>
           <wp:inline xmlns:a="http://schemas.openxmlformats.org/drawingml/2006/main" xmlns:pic="http://schemas.openxmlformats.org/drawingml/2006/picture">
-            <wp:extent cx="5486400" cy="3877017"/>
+            <wp:extent cx="5212080" cy="3683166"/>
             <wp:docPr id="1" name="Picture 1"/>
             <wp:cNvGraphicFramePr>
               <a:graphicFrameLocks noChangeAspect="1"/>
@@ -8741,7 +10131,7 @@
                   <pic:spPr>
                     <a:xfrm>
                       <a:off x="0" y="0"/>
-                      <a:ext cx="5486400" cy="3877017"/>
+                      <a:ext cx="5212080" cy="3683166"/>
                     </a:xfrm>
                     <a:prstGeom prst="rect"/>
                   </pic:spPr>
@@ -8789,9 +10179,9 @@
         <w:tblLook w:firstColumn="1" w:firstRow="1" w:lastColumn="0" w:lastRow="0" w:noHBand="0" w:noVBand="1" w:val="04A0"/>
       </w:tblPr>
       <w:tblGrid>
-        <w:gridCol w:w="3097"/>
-        <w:gridCol w:w="3097"/>
-        <w:gridCol w:w="3097"/>
+        <w:gridCol w:w="2771"/>
+        <w:gridCol w:w="2771"/>
+        <w:gridCol w:w="2771"/>
       </w:tblGrid>
       <w:tr>
         <w:trPr>
@@ -8799,7 +10189,7 @@
         </w:trPr>
         <w:tc>
           <w:tcPr>
-            <w:tcW w:type="dxa" w:w="1134"/>
+            <w:tcW w:type="dxa" w:w="1068"/>
             <w:shd w:val="clear" w:color="auto" w:fill="E8EEF7"/>
           </w:tcPr>
           <w:p>
@@ -8820,7 +10210,7 @@
         </w:tc>
         <w:tc>
           <w:tcPr>
-            <w:tcW w:type="dxa" w:w="3855"/>
+            <w:tcW w:type="dxa" w:w="3631"/>
             <w:shd w:val="clear" w:color="auto" w:fill="E8EEF7"/>
           </w:tcPr>
           <w:p>
@@ -8841,7 +10231,7 @@
         </w:tc>
         <w:tc>
           <w:tcPr>
-            <w:tcW w:type="dxa" w:w="3798"/>
+            <w:tcW w:type="dxa" w:w="3578"/>
             <w:shd w:val="clear" w:color="auto" w:fill="E8EEF7"/>
           </w:tcPr>
           <w:p>
@@ -8867,7 +10257,7 @@
         </w:trPr>
         <w:tc>
           <w:tcPr>
-            <w:tcW w:type="dxa" w:w="1134"/>
+            <w:tcW w:type="dxa" w:w="1068"/>
           </w:tcPr>
           <w:p>
             <w:pPr>
@@ -8886,7 +10276,7 @@
         </w:tc>
         <w:tc>
           <w:tcPr>
-            <w:tcW w:type="dxa" w:w="3855"/>
+            <w:tcW w:type="dxa" w:w="3631"/>
           </w:tcPr>
           <w:p>
             <w:pPr>
@@ -8905,7 +10295,7 @@
         </w:tc>
         <w:tc>
           <w:tcPr>
-            <w:tcW w:type="dxa" w:w="3798"/>
+            <w:tcW w:type="dxa" w:w="3578"/>
           </w:tcPr>
           <w:p>
             <w:pPr>
@@ -8929,7 +10319,7 @@
         </w:trPr>
         <w:tc>
           <w:tcPr>
-            <w:tcW w:type="dxa" w:w="1134"/>
+            <w:tcW w:type="dxa" w:w="1068"/>
             <w:shd w:val="clear" w:color="auto" w:fill="FAFBFD"/>
           </w:tcPr>
           <w:p>
@@ -8949,7 +10339,7 @@
         </w:tc>
         <w:tc>
           <w:tcPr>
-            <w:tcW w:type="dxa" w:w="3855"/>
+            <w:tcW w:type="dxa" w:w="3631"/>
             <w:shd w:val="clear" w:color="auto" w:fill="FAFBFD"/>
           </w:tcPr>
           <w:p>
@@ -8969,7 +10359,7 @@
         </w:tc>
         <w:tc>
           <w:tcPr>
-            <w:tcW w:type="dxa" w:w="3798"/>
+            <w:tcW w:type="dxa" w:w="3578"/>
             <w:shd w:val="clear" w:color="auto" w:fill="FAFBFD"/>
           </w:tcPr>
           <w:p>
@@ -8994,7 +10384,7 @@
         </w:trPr>
         <w:tc>
           <w:tcPr>
-            <w:tcW w:type="dxa" w:w="1134"/>
+            <w:tcW w:type="dxa" w:w="1068"/>
           </w:tcPr>
           <w:p>
             <w:pPr>
@@ -9013,7 +10403,7 @@
         </w:tc>
         <w:tc>
           <w:tcPr>
-            <w:tcW w:type="dxa" w:w="3855"/>
+            <w:tcW w:type="dxa" w:w="3631"/>
           </w:tcPr>
           <w:p>
             <w:pPr>
@@ -9032,7 +10422,7 @@
         </w:tc>
         <w:tc>
           <w:tcPr>
-            <w:tcW w:type="dxa" w:w="3798"/>
+            <w:tcW w:type="dxa" w:w="3578"/>
           </w:tcPr>
           <w:p>
             <w:pPr>
@@ -9056,7 +10446,7 @@
         </w:trPr>
         <w:tc>
           <w:tcPr>
-            <w:tcW w:type="dxa" w:w="1134"/>
+            <w:tcW w:type="dxa" w:w="1068"/>
             <w:shd w:val="clear" w:color="auto" w:fill="FAFBFD"/>
           </w:tcPr>
           <w:p>
@@ -9076,7 +10466,7 @@
         </w:tc>
         <w:tc>
           <w:tcPr>
-            <w:tcW w:type="dxa" w:w="3855"/>
+            <w:tcW w:type="dxa" w:w="3631"/>
             <w:shd w:val="clear" w:color="auto" w:fill="FAFBFD"/>
           </w:tcPr>
           <w:p>
@@ -9096,7 +10486,7 @@
         </w:tc>
         <w:tc>
           <w:tcPr>
-            <w:tcW w:type="dxa" w:w="3798"/>
+            <w:tcW w:type="dxa" w:w="3578"/>
             <w:shd w:val="clear" w:color="auto" w:fill="FAFBFD"/>
           </w:tcPr>
           <w:p>
@@ -9121,7 +10511,7 @@
         </w:trPr>
         <w:tc>
           <w:tcPr>
-            <w:tcW w:type="dxa" w:w="1134"/>
+            <w:tcW w:type="dxa" w:w="1068"/>
           </w:tcPr>
           <w:p>
             <w:pPr>
@@ -9140,7 +10530,7 @@
         </w:tc>
         <w:tc>
           <w:tcPr>
-            <w:tcW w:type="dxa" w:w="3855"/>
+            <w:tcW w:type="dxa" w:w="3631"/>
           </w:tcPr>
           <w:p>
             <w:pPr>
@@ -9159,7 +10549,7 @@
         </w:tc>
         <w:tc>
           <w:tcPr>
-            <w:tcW w:type="dxa" w:w="3798"/>
+            <w:tcW w:type="dxa" w:w="3578"/>
           </w:tcPr>
           <w:p>
             <w:pPr>
@@ -9183,7 +10573,7 @@
         </w:trPr>
         <w:tc>
           <w:tcPr>
-            <w:tcW w:type="dxa" w:w="1134"/>
+            <w:tcW w:type="dxa" w:w="1068"/>
             <w:shd w:val="clear" w:color="auto" w:fill="FAFBFD"/>
           </w:tcPr>
           <w:p>
@@ -9203,7 +10593,7 @@
         </w:tc>
         <w:tc>
           <w:tcPr>
-            <w:tcW w:type="dxa" w:w="3855"/>
+            <w:tcW w:type="dxa" w:w="3631"/>
             <w:shd w:val="clear" w:color="auto" w:fill="FAFBFD"/>
           </w:tcPr>
           <w:p>
@@ -9223,7 +10613,7 @@
         </w:tc>
         <w:tc>
           <w:tcPr>
-            <w:tcW w:type="dxa" w:w="3798"/>
+            <w:tcW w:type="dxa" w:w="3578"/>
             <w:shd w:val="clear" w:color="auto" w:fill="FAFBFD"/>
           </w:tcPr>
           <w:p>
@@ -9256,12 +10646,12 @@
       </w:pPr>
       <w:r>
         <w:rPr>
-          <w:rFonts w:ascii="楷体" w:hAnsi="楷体" w:eastAsia="楷体"/>
+          <w:rFonts w:ascii="仿宋" w:hAnsi="仿宋" w:eastAsia="仿宋"/>
           <w:b/>
           <w:color w:val="000000"/>
           <w:sz w:val="28"/>
         </w:rPr>
-        <w:t>（4）4.4.2 界面功能截图</w:t>
+        <w:t>4.4.2 界面功能截图</w:t>
       </w:r>
     </w:p>
     <w:p>
@@ -9272,7 +10662,7 @@
       <w:r>
         <w:drawing>
           <wp:inline xmlns:a="http://schemas.openxmlformats.org/drawingml/2006/main" xmlns:pic="http://schemas.openxmlformats.org/drawingml/2006/picture">
-            <wp:extent cx="5486400" cy="3429000"/>
+            <wp:extent cx="5212080" cy="3257550"/>
             <wp:docPr id="2" name="Picture 2"/>
             <wp:cNvGraphicFramePr>
               <a:graphicFrameLocks noChangeAspect="1"/>
@@ -9293,7 +10683,7 @@
                   <pic:spPr>
                     <a:xfrm>
                       <a:off x="0" y="0"/>
-                      <a:ext cx="5486400" cy="3429000"/>
+                      <a:ext cx="5212080" cy="3257550"/>
                     </a:xfrm>
                     <a:prstGeom prst="rect"/>
                   </pic:spPr>
@@ -9316,7 +10706,7 @@
           <w:color w:val="606060"/>
           <w:sz w:val="21"/>
         </w:rPr>
-        <w:t>图 2　主界面：左侧为知识库管理（文档列表、类型、分块数、向量化状态与删除操作），中部为对话区（含新建会话、会话列表），右侧为 Agent 推理轨迹面板</w:t>
+        <w:t>图 2　主界面：左侧为知识库管理（拖拽上传区与文档列表：标题、年份、类型、分块数、向量化状态，鼠标悬停出现删除入口），中部为对话区（含新建会话、会话列表与示例问题），右侧为 Agent 推理轨迹面板</w:t>
       </w:r>
     </w:p>
     <w:p>
@@ -9327,7 +10717,7 @@
       <w:r>
         <w:drawing>
           <wp:inline xmlns:a="http://schemas.openxmlformats.org/drawingml/2006/main" xmlns:pic="http://schemas.openxmlformats.org/drawingml/2006/picture">
-            <wp:extent cx="5486400" cy="3429000"/>
+            <wp:extent cx="5212080" cy="3257550"/>
             <wp:docPr id="3" name="Picture 3"/>
             <wp:cNvGraphicFramePr>
               <a:graphicFrameLocks noChangeAspect="1"/>
@@ -9348,7 +10738,7 @@
                   <pic:spPr>
                     <a:xfrm>
                       <a:off x="0" y="0"/>
-                      <a:ext cx="5486400" cy="3429000"/>
+                      <a:ext cx="5212080" cy="3257550"/>
                     </a:xfrm>
                     <a:prstGeom prst="rect"/>
                   </pic:spPr>
@@ -9371,7 +10761,7 @@
           <w:color w:val="606060"/>
           <w:sz w:val="21"/>
         </w:rPr>
-        <w:t>图 3　问答结果：答案中的引用角标【文档名 p.页码】、末尾的引用来源清单，以及右侧逐条展开的 Thought → Action → Observation 轨迹与耗时</w:t>
+        <w:t>图 3　问答结果：答案中带 [1][2][3] 引用角标、末尾给出「引用来源（3）」清单，右侧为逐条展开的 ROUTE / ACTION / RETRIEVE / OBSERVE / THOUGHT / CITATION 轨迹与耗时</w:t>
       </w:r>
     </w:p>
     <w:p>
@@ -9382,7 +10772,7 @@
       <w:r>
         <w:drawing>
           <wp:inline xmlns:a="http://schemas.openxmlformats.org/drawingml/2006/main" xmlns:pic="http://schemas.openxmlformats.org/drawingml/2006/picture">
-            <wp:extent cx="5486400" cy="3429000"/>
+            <wp:extent cx="5212080" cy="3257550"/>
             <wp:docPr id="4" name="Picture 4"/>
             <wp:cNvGraphicFramePr>
               <a:graphicFrameLocks noChangeAspect="1"/>
@@ -9403,7 +10793,7 @@
                   <pic:spPr>
                     <a:xfrm>
                       <a:off x="0" y="0"/>
-                      <a:ext cx="5486400" cy="3429000"/>
+                      <a:ext cx="5212080" cy="3257550"/>
                     </a:xfrm>
                     <a:prstGeom prst="rect"/>
                   </pic:spPr>
@@ -9426,7 +10816,7 @@
           <w:color w:val="606060"/>
           <w:sz w:val="21"/>
         </w:rPr>
-        <w:t>图 4　多轮追问：同一会话内继承上文（“那 ResNet 有什么不同？”），左侧会话列表显示轮次计数，验证会话隔离与记忆压缩</w:t>
+        <w:t>图 4　多轮追问：同一会话内继承上文（“它和 ResNet 有什么不同？”），左侧会话列表显示轮次计数，验证会话隔离与记忆压缩</w:t>
       </w:r>
     </w:p>
     <w:p>
@@ -9437,7 +10827,7 @@
       <w:r>
         <w:drawing>
           <wp:inline xmlns:a="http://schemas.openxmlformats.org/drawingml/2006/main" xmlns:pic="http://schemas.openxmlformats.org/drawingml/2006/picture">
-            <wp:extent cx="5486400" cy="3429000"/>
+            <wp:extent cx="5212080" cy="3257550"/>
             <wp:docPr id="5" name="Picture 5"/>
             <wp:cNvGraphicFramePr>
               <a:graphicFrameLocks noChangeAspect="1"/>
@@ -9458,7 +10848,7 @@
                   <pic:spPr>
                     <a:xfrm>
                       <a:off x="0" y="0"/>
-                      <a:ext cx="5486400" cy="3429000"/>
+                      <a:ext cx="5212080" cy="3257550"/>
                     </a:xfrm>
                     <a:prstGeom prst="rect"/>
                   </pic:spPr>
@@ -9492,7 +10882,7 @@
       <w:r>
         <w:drawing>
           <wp:inline xmlns:a="http://schemas.openxmlformats.org/drawingml/2006/main" xmlns:pic="http://schemas.openxmlformats.org/drawingml/2006/picture">
-            <wp:extent cx="5486400" cy="3429000"/>
+            <wp:extent cx="5212080" cy="3257550"/>
             <wp:docPr id="6" name="Picture 6"/>
             <wp:cNvGraphicFramePr>
               <a:graphicFrameLocks noChangeAspect="1"/>
@@ -9513,7 +10903,7 @@
                   <pic:spPr>
                     <a:xfrm>
                       <a:off x="0" y="0"/>
-                      <a:ext cx="5486400" cy="3429000"/>
+                      <a:ext cx="5212080" cy="3257550"/>
                     </a:xfrm>
                     <a:prstGeom prst="rect"/>
                   </pic:spPr>
@@ -9547,7 +10937,7 @@
       </w:pPr>
       <w:r>
         <w:rPr>
-          <w:rFonts w:ascii="楷体" w:hAnsi="楷体" w:eastAsia="楷体"/>
+          <w:rFonts w:ascii="仿宋" w:hAnsi="仿宋" w:eastAsia="仿宋"/>
           <w:b/>
           <w:color w:val="000000"/>
           <w:sz w:val="28"/>
@@ -9577,9 +10967,9 @@
         <w:tblLook w:firstColumn="1" w:firstRow="1" w:lastColumn="0" w:lastRow="0" w:noHBand="0" w:noVBand="1" w:val="04A0"/>
       </w:tblPr>
       <w:tblGrid>
-        <w:gridCol w:w="3097"/>
-        <w:gridCol w:w="3097"/>
-        <w:gridCol w:w="3097"/>
+        <w:gridCol w:w="2771"/>
+        <w:gridCol w:w="2771"/>
+        <w:gridCol w:w="2771"/>
       </w:tblGrid>
       <w:tr>
         <w:trPr>
@@ -9587,7 +10977,7 @@
         </w:trPr>
         <w:tc>
           <w:tcPr>
-            <w:tcW w:type="dxa" w:w="2268"/>
+            <w:tcW w:type="dxa" w:w="2136"/>
             <w:shd w:val="clear" w:color="auto" w:fill="E8EEF7"/>
           </w:tcPr>
           <w:p>
@@ -9608,7 +10998,7 @@
         </w:tc>
         <w:tc>
           <w:tcPr>
-            <w:tcW w:type="dxa" w:w="3061"/>
+            <w:tcW w:type="dxa" w:w="2884"/>
             <w:shd w:val="clear" w:color="auto" w:fill="E8EEF7"/>
           </w:tcPr>
           <w:p>
@@ -9629,7 +11019,7 @@
         </w:tc>
         <w:tc>
           <w:tcPr>
-            <w:tcW w:type="dxa" w:w="3458"/>
+            <w:tcW w:type="dxa" w:w="3257"/>
             <w:shd w:val="clear" w:color="auto" w:fill="E8EEF7"/>
           </w:tcPr>
           <w:p>
@@ -9655,7 +11045,7 @@
         </w:trPr>
         <w:tc>
           <w:tcPr>
-            <w:tcW w:type="dxa" w:w="2268"/>
+            <w:tcW w:type="dxa" w:w="2136"/>
           </w:tcPr>
           <w:p>
             <w:pPr>
@@ -9674,7 +11064,7 @@
         </w:tc>
         <w:tc>
           <w:tcPr>
-            <w:tcW w:type="dxa" w:w="3061"/>
+            <w:tcW w:type="dxa" w:w="2884"/>
           </w:tcPr>
           <w:p>
             <w:pPr>
@@ -9693,7 +11083,7 @@
         </w:tc>
         <w:tc>
           <w:tcPr>
-            <w:tcW w:type="dxa" w:w="3458"/>
+            <w:tcW w:type="dxa" w:w="3257"/>
           </w:tcPr>
           <w:p>
             <w:pPr>
@@ -9717,7 +11107,7 @@
         </w:trPr>
         <w:tc>
           <w:tcPr>
-            <w:tcW w:type="dxa" w:w="2268"/>
+            <w:tcW w:type="dxa" w:w="2136"/>
             <w:shd w:val="clear" w:color="auto" w:fill="FAFBFD"/>
           </w:tcPr>
           <w:p>
@@ -9737,7 +11127,7 @@
         </w:tc>
         <w:tc>
           <w:tcPr>
-            <w:tcW w:type="dxa" w:w="3061"/>
+            <w:tcW w:type="dxa" w:w="2884"/>
             <w:shd w:val="clear" w:color="auto" w:fill="FAFBFD"/>
           </w:tcPr>
           <w:p>
@@ -9757,7 +11147,7 @@
         </w:tc>
         <w:tc>
           <w:tcPr>
-            <w:tcW w:type="dxa" w:w="3458"/>
+            <w:tcW w:type="dxa" w:w="3257"/>
             <w:shd w:val="clear" w:color="auto" w:fill="FAFBFD"/>
           </w:tcPr>
           <w:p>
@@ -9782,7 +11172,7 @@
         </w:trPr>
         <w:tc>
           <w:tcPr>
-            <w:tcW w:type="dxa" w:w="2268"/>
+            <w:tcW w:type="dxa" w:w="2136"/>
           </w:tcPr>
           <w:p>
             <w:pPr>
@@ -9801,7 +11191,7 @@
         </w:tc>
         <w:tc>
           <w:tcPr>
-            <w:tcW w:type="dxa" w:w="3061"/>
+            <w:tcW w:type="dxa" w:w="2884"/>
           </w:tcPr>
           <w:p>
             <w:pPr>
@@ -9820,7 +11210,7 @@
         </w:tc>
         <w:tc>
           <w:tcPr>
-            <w:tcW w:type="dxa" w:w="3458"/>
+            <w:tcW w:type="dxa" w:w="3257"/>
           </w:tcPr>
           <w:p>
             <w:pPr>
@@ -9852,7 +11242,7 @@
       </w:pPr>
       <w:r>
         <w:rPr>
-          <w:rFonts w:ascii="黑体" w:hAnsi="黑体" w:eastAsia="黑体"/>
+          <w:rFonts w:ascii="仿宋" w:hAnsi="仿宋" w:eastAsia="仿宋"/>
           <w:b/>
           <w:color w:val="000000"/>
           <w:sz w:val="28"/>
@@ -9868,7 +11258,7 @@
       </w:pPr>
       <w:r>
         <w:rPr>
-          <w:rFonts w:ascii="楷体" w:hAnsi="楷体" w:eastAsia="楷体"/>
+          <w:rFonts w:ascii="仿宋" w:hAnsi="仿宋" w:eastAsia="仿宋"/>
           <w:b/>
           <w:color w:val="000000"/>
           <w:sz w:val="28"/>
@@ -9911,9 +11301,9 @@
         <w:tblLook w:firstColumn="1" w:firstRow="1" w:lastColumn="0" w:lastRow="0" w:noHBand="0" w:noVBand="1" w:val="04A0"/>
       </w:tblPr>
       <w:tblGrid>
-        <w:gridCol w:w="3097"/>
-        <w:gridCol w:w="3097"/>
-        <w:gridCol w:w="3097"/>
+        <w:gridCol w:w="2771"/>
+        <w:gridCol w:w="2771"/>
+        <w:gridCol w:w="2771"/>
       </w:tblGrid>
       <w:tr>
         <w:trPr>
@@ -9921,7 +11311,7 @@
         </w:trPr>
         <w:tc>
           <w:tcPr>
-            <w:tcW w:type="dxa" w:w="1361"/>
+            <w:tcW w:type="dxa" w:w="1282"/>
             <w:shd w:val="clear" w:color="auto" w:fill="E8EEF7"/>
           </w:tcPr>
           <w:p>
@@ -9942,7 +11332,7 @@
         </w:tc>
         <w:tc>
           <w:tcPr>
-            <w:tcW w:type="dxa" w:w="3969"/>
+            <w:tcW w:type="dxa" w:w="3738"/>
             <w:shd w:val="clear" w:color="auto" w:fill="E8EEF7"/>
           </w:tcPr>
           <w:p>
@@ -9963,7 +11353,7 @@
         </w:tc>
         <w:tc>
           <w:tcPr>
-            <w:tcW w:type="dxa" w:w="3458"/>
+            <w:tcW w:type="dxa" w:w="3257"/>
             <w:shd w:val="clear" w:color="auto" w:fill="E8EEF7"/>
           </w:tcPr>
           <w:p>
@@ -9989,7 +11379,7 @@
         </w:trPr>
         <w:tc>
           <w:tcPr>
-            <w:tcW w:type="dxa" w:w="1361"/>
+            <w:tcW w:type="dxa" w:w="1282"/>
           </w:tcPr>
           <w:p>
             <w:pPr>
@@ -10008,7 +11398,7 @@
         </w:tc>
         <w:tc>
           <w:tcPr>
-            <w:tcW w:type="dxa" w:w="3969"/>
+            <w:tcW w:type="dxa" w:w="3738"/>
           </w:tcPr>
           <w:p>
             <w:pPr>
@@ -10027,7 +11417,7 @@
         </w:tc>
         <w:tc>
           <w:tcPr>
-            <w:tcW w:type="dxa" w:w="3458"/>
+            <w:tcW w:type="dxa" w:w="3257"/>
           </w:tcPr>
           <w:p>
             <w:pPr>
@@ -10051,7 +11441,7 @@
         </w:trPr>
         <w:tc>
           <w:tcPr>
-            <w:tcW w:type="dxa" w:w="1361"/>
+            <w:tcW w:type="dxa" w:w="1282"/>
             <w:shd w:val="clear" w:color="auto" w:fill="FAFBFD"/>
           </w:tcPr>
           <w:p>
@@ -10071,7 +11461,7 @@
         </w:tc>
         <w:tc>
           <w:tcPr>
-            <w:tcW w:type="dxa" w:w="3969"/>
+            <w:tcW w:type="dxa" w:w="3738"/>
             <w:shd w:val="clear" w:color="auto" w:fill="FAFBFD"/>
           </w:tcPr>
           <w:p>
@@ -10091,7 +11481,7 @@
         </w:tc>
         <w:tc>
           <w:tcPr>
-            <w:tcW w:type="dxa" w:w="3458"/>
+            <w:tcW w:type="dxa" w:w="3257"/>
             <w:shd w:val="clear" w:color="auto" w:fill="FAFBFD"/>
           </w:tcPr>
           <w:p>
@@ -10137,7 +11527,7 @@
       </w:pPr>
       <w:r>
         <w:rPr>
-          <w:rFonts w:ascii="楷体" w:hAnsi="楷体" w:eastAsia="楷体"/>
+          <w:rFonts w:ascii="仿宋" w:hAnsi="仿宋" w:eastAsia="仿宋"/>
           <w:b/>
           <w:color w:val="000000"/>
           <w:sz w:val="28"/>
@@ -10154,14 +11544,14 @@
         <w:tblLook w:firstColumn="1" w:firstRow="1" w:lastColumn="0" w:lastRow="0" w:noHBand="0" w:noVBand="1" w:val="04A0"/>
       </w:tblPr>
       <w:tblGrid>
-        <w:gridCol w:w="1161"/>
-        <w:gridCol w:w="1161"/>
-        <w:gridCol w:w="1161"/>
-        <w:gridCol w:w="1161"/>
-        <w:gridCol w:w="1161"/>
-        <w:gridCol w:w="1161"/>
-        <w:gridCol w:w="1161"/>
-        <w:gridCol w:w="1161"/>
+        <w:gridCol w:w="1039"/>
+        <w:gridCol w:w="1039"/>
+        <w:gridCol w:w="1039"/>
+        <w:gridCol w:w="1039"/>
+        <w:gridCol w:w="1039"/>
+        <w:gridCol w:w="1039"/>
+        <w:gridCol w:w="1039"/>
+        <w:gridCol w:w="1039"/>
       </w:tblGrid>
       <w:tr>
         <w:trPr>
@@ -10169,7 +11559,7 @@
         </w:trPr>
         <w:tc>
           <w:tcPr>
-            <w:tcW w:type="dxa" w:w="1984"/>
+            <w:tcW w:type="dxa" w:w="1919"/>
             <w:shd w:val="clear" w:color="auto" w:fill="E8EEF7"/>
           </w:tcPr>
           <w:p>
@@ -10190,7 +11580,7 @@
         </w:tc>
         <w:tc>
           <w:tcPr>
-            <w:tcW w:type="dxa" w:w="850"/>
+            <w:tcW w:type="dxa" w:w="822"/>
             <w:shd w:val="clear" w:color="auto" w:fill="E8EEF7"/>
           </w:tcPr>
           <w:p>
@@ -10211,7 +11601,7 @@
         </w:tc>
         <w:tc>
           <w:tcPr>
-            <w:tcW w:type="dxa" w:w="850"/>
+            <w:tcW w:type="dxa" w:w="822"/>
             <w:shd w:val="clear" w:color="auto" w:fill="E8EEF7"/>
           </w:tcPr>
           <w:p>
@@ -10232,7 +11622,7 @@
         </w:tc>
         <w:tc>
           <w:tcPr>
-            <w:tcW w:type="dxa" w:w="850"/>
+            <w:tcW w:type="dxa" w:w="822"/>
             <w:shd w:val="clear" w:color="auto" w:fill="E8EEF7"/>
           </w:tcPr>
           <w:p>
@@ -10253,7 +11643,7 @@
         </w:tc>
         <w:tc>
           <w:tcPr>
-            <w:tcW w:type="dxa" w:w="1020"/>
+            <w:tcW w:type="dxa" w:w="987"/>
             <w:shd w:val="clear" w:color="auto" w:fill="E8EEF7"/>
           </w:tcPr>
           <w:p>
@@ -10274,7 +11664,7 @@
         </w:tc>
         <w:tc>
           <w:tcPr>
-            <w:tcW w:type="dxa" w:w="1077"/>
+            <w:tcW w:type="dxa" w:w="1041"/>
             <w:shd w:val="clear" w:color="auto" w:fill="E8EEF7"/>
           </w:tcPr>
           <w:p>
@@ -10295,7 +11685,7 @@
         </w:tc>
         <w:tc>
           <w:tcPr>
-            <w:tcW w:type="dxa" w:w="850"/>
+            <w:tcW w:type="dxa" w:w="822"/>
             <w:shd w:val="clear" w:color="auto" w:fill="E8EEF7"/>
           </w:tcPr>
           <w:p>
@@ -10316,7 +11706,7 @@
         </w:tc>
         <w:tc>
           <w:tcPr>
-            <w:tcW w:type="dxa" w:w="1077"/>
+            <w:tcW w:type="dxa" w:w="1041"/>
             <w:shd w:val="clear" w:color="auto" w:fill="E8EEF7"/>
           </w:tcPr>
           <w:p>
@@ -10342,7 +11732,7 @@
         </w:trPr>
         <w:tc>
           <w:tcPr>
-            <w:tcW w:type="dxa" w:w="1984"/>
+            <w:tcW w:type="dxa" w:w="1919"/>
           </w:tcPr>
           <w:p>
             <w:pPr>
@@ -10361,7 +11751,7 @@
         </w:tc>
         <w:tc>
           <w:tcPr>
-            <w:tcW w:type="dxa" w:w="850"/>
+            <w:tcW w:type="dxa" w:w="822"/>
           </w:tcPr>
           <w:p>
             <w:pPr>
@@ -10379,7 +11769,7 @@
         </w:tc>
         <w:tc>
           <w:tcPr>
-            <w:tcW w:type="dxa" w:w="850"/>
+            <w:tcW w:type="dxa" w:w="822"/>
           </w:tcPr>
           <w:p>
             <w:pPr>
@@ -10398,7 +11788,7 @@
         </w:tc>
         <w:tc>
           <w:tcPr>
-            <w:tcW w:type="dxa" w:w="850"/>
+            <w:tcW w:type="dxa" w:w="822"/>
           </w:tcPr>
           <w:p>
             <w:pPr>
@@ -10417,7 +11807,7 @@
         </w:tc>
         <w:tc>
           <w:tcPr>
-            <w:tcW w:type="dxa" w:w="1020"/>
+            <w:tcW w:type="dxa" w:w="987"/>
           </w:tcPr>
           <w:p>
             <w:pPr>
@@ -10436,7 +11826,7 @@
         </w:tc>
         <w:tc>
           <w:tcPr>
-            <w:tcW w:type="dxa" w:w="1077"/>
+            <w:tcW w:type="dxa" w:w="1041"/>
           </w:tcPr>
           <w:p>
             <w:pPr>
@@ -10455,7 +11845,7 @@
         </w:tc>
         <w:tc>
           <w:tcPr>
-            <w:tcW w:type="dxa" w:w="850"/>
+            <w:tcW w:type="dxa" w:w="822"/>
           </w:tcPr>
           <w:p>
             <w:pPr>
@@ -10474,7 +11864,7 @@
         </w:tc>
         <w:tc>
           <w:tcPr>
-            <w:tcW w:type="dxa" w:w="1077"/>
+            <w:tcW w:type="dxa" w:w="1041"/>
           </w:tcPr>
           <w:p>
             <w:pPr>
@@ -10498,7 +11888,7 @@
         </w:trPr>
         <w:tc>
           <w:tcPr>
-            <w:tcW w:type="dxa" w:w="1984"/>
+            <w:tcW w:type="dxa" w:w="1919"/>
             <w:shd w:val="clear" w:color="auto" w:fill="FAFBFD"/>
           </w:tcPr>
           <w:p>
@@ -10518,7 +11908,7 @@
         </w:tc>
         <w:tc>
           <w:tcPr>
-            <w:tcW w:type="dxa" w:w="850"/>
+            <w:tcW w:type="dxa" w:w="822"/>
             <w:shd w:val="clear" w:color="auto" w:fill="FAFBFD"/>
           </w:tcPr>
           <w:p>
@@ -10537,7 +11927,7 @@
         </w:tc>
         <w:tc>
           <w:tcPr>
-            <w:tcW w:type="dxa" w:w="850"/>
+            <w:tcW w:type="dxa" w:w="822"/>
             <w:shd w:val="clear" w:color="auto" w:fill="FAFBFD"/>
           </w:tcPr>
           <w:p>
@@ -10557,7 +11947,7 @@
         </w:tc>
         <w:tc>
           <w:tcPr>
-            <w:tcW w:type="dxa" w:w="850"/>
+            <w:tcW w:type="dxa" w:w="822"/>
             <w:shd w:val="clear" w:color="auto" w:fill="FAFBFD"/>
           </w:tcPr>
           <w:p>
@@ -10577,7 +11967,7 @@
         </w:tc>
         <w:tc>
           <w:tcPr>
-            <w:tcW w:type="dxa" w:w="1020"/>
+            <w:tcW w:type="dxa" w:w="987"/>
             <w:shd w:val="clear" w:color="auto" w:fill="FAFBFD"/>
           </w:tcPr>
           <w:p>
@@ -10597,7 +11987,7 @@
         </w:tc>
         <w:tc>
           <w:tcPr>
-            <w:tcW w:type="dxa" w:w="1077"/>
+            <w:tcW w:type="dxa" w:w="1041"/>
             <w:shd w:val="clear" w:color="auto" w:fill="FAFBFD"/>
           </w:tcPr>
           <w:p>
@@ -10617,7 +12007,7 @@
         </w:tc>
         <w:tc>
           <w:tcPr>
-            <w:tcW w:type="dxa" w:w="850"/>
+            <w:tcW w:type="dxa" w:w="822"/>
             <w:shd w:val="clear" w:color="auto" w:fill="FAFBFD"/>
           </w:tcPr>
           <w:p>
@@ -10637,7 +12027,7 @@
         </w:tc>
         <w:tc>
           <w:tcPr>
-            <w:tcW w:type="dxa" w:w="1077"/>
+            <w:tcW w:type="dxa" w:w="1041"/>
             <w:shd w:val="clear" w:color="auto" w:fill="FAFBFD"/>
           </w:tcPr>
           <w:p>
@@ -10662,7 +12052,7 @@
         </w:trPr>
         <w:tc>
           <w:tcPr>
-            <w:tcW w:type="dxa" w:w="1984"/>
+            <w:tcW w:type="dxa" w:w="1919"/>
           </w:tcPr>
           <w:p>
             <w:pPr>
@@ -10681,7 +12071,7 @@
         </w:tc>
         <w:tc>
           <w:tcPr>
-            <w:tcW w:type="dxa" w:w="850"/>
+            <w:tcW w:type="dxa" w:w="822"/>
           </w:tcPr>
           <w:p>
             <w:pPr>
@@ -10699,7 +12089,7 @@
         </w:tc>
         <w:tc>
           <w:tcPr>
-            <w:tcW w:type="dxa" w:w="850"/>
+            <w:tcW w:type="dxa" w:w="822"/>
           </w:tcPr>
           <w:p>
             <w:pPr>
@@ -10718,7 +12108,7 @@
         </w:tc>
         <w:tc>
           <w:tcPr>
-            <w:tcW w:type="dxa" w:w="850"/>
+            <w:tcW w:type="dxa" w:w="822"/>
           </w:tcPr>
           <w:p>
             <w:pPr>
@@ -10737,7 +12127,7 @@
         </w:tc>
         <w:tc>
           <w:tcPr>
-            <w:tcW w:type="dxa" w:w="1020"/>
+            <w:tcW w:type="dxa" w:w="987"/>
           </w:tcPr>
           <w:p>
             <w:pPr>
@@ -10756,7 +12146,7 @@
         </w:tc>
         <w:tc>
           <w:tcPr>
-            <w:tcW w:type="dxa" w:w="1077"/>
+            <w:tcW w:type="dxa" w:w="1041"/>
           </w:tcPr>
           <w:p>
             <w:pPr>
@@ -10775,7 +12165,7 @@
         </w:tc>
         <w:tc>
           <w:tcPr>
-            <w:tcW w:type="dxa" w:w="850"/>
+            <w:tcW w:type="dxa" w:w="822"/>
           </w:tcPr>
           <w:p>
             <w:pPr>
@@ -10794,7 +12184,7 @@
         </w:tc>
         <w:tc>
           <w:tcPr>
-            <w:tcW w:type="dxa" w:w="1077"/>
+            <w:tcW w:type="dxa" w:w="1041"/>
           </w:tcPr>
           <w:p>
             <w:pPr>
@@ -10855,7 +12245,7 @@
       </w:pPr>
       <w:r>
         <w:rPr>
-          <w:rFonts w:ascii="楷体" w:hAnsi="楷体" w:eastAsia="楷体"/>
+          <w:rFonts w:ascii="仿宋" w:hAnsi="仿宋" w:eastAsia="仿宋"/>
           <w:b/>
           <w:color w:val="000000"/>
           <w:sz w:val="28"/>
@@ -10872,15 +12262,15 @@
         <w:tblLook w:firstColumn="1" w:firstRow="1" w:lastColumn="0" w:lastRow="0" w:noHBand="0" w:noVBand="1" w:val="04A0"/>
       </w:tblPr>
       <w:tblGrid>
-        <w:gridCol w:w="1032"/>
-        <w:gridCol w:w="1032"/>
-        <w:gridCol w:w="1032"/>
-        <w:gridCol w:w="1032"/>
-        <w:gridCol w:w="1032"/>
-        <w:gridCol w:w="1032"/>
-        <w:gridCol w:w="1032"/>
-        <w:gridCol w:w="1032"/>
-        <w:gridCol w:w="1032"/>
+        <w:gridCol w:w="924"/>
+        <w:gridCol w:w="924"/>
+        <w:gridCol w:w="924"/>
+        <w:gridCol w:w="924"/>
+        <w:gridCol w:w="924"/>
+        <w:gridCol w:w="924"/>
+        <w:gridCol w:w="924"/>
+        <w:gridCol w:w="924"/>
+        <w:gridCol w:w="924"/>
       </w:tblGrid>
       <w:tr>
         <w:trPr>
@@ -10888,7 +12278,7 @@
         </w:trPr>
         <w:tc>
           <w:tcPr>
-            <w:tcW w:type="dxa" w:w="1304"/>
+            <w:tcW w:type="dxa" w:w="1228"/>
             <w:shd w:val="clear" w:color="auto" w:fill="E8EEF7"/>
           </w:tcPr>
           <w:p>
@@ -10909,7 +12299,7 @@
         </w:tc>
         <w:tc>
           <w:tcPr>
-            <w:tcW w:type="dxa" w:w="624"/>
+            <w:tcW w:type="dxa" w:w="587"/>
             <w:shd w:val="clear" w:color="auto" w:fill="E8EEF7"/>
           </w:tcPr>
           <w:p>
@@ -10930,7 +12320,7 @@
         </w:tc>
         <w:tc>
           <w:tcPr>
-            <w:tcW w:type="dxa" w:w="1304"/>
+            <w:tcW w:type="dxa" w:w="1228"/>
             <w:shd w:val="clear" w:color="auto" w:fill="E8EEF7"/>
           </w:tcPr>
           <w:p>
@@ -10951,7 +12341,7 @@
         </w:tc>
         <w:tc>
           <w:tcPr>
-            <w:tcW w:type="dxa" w:w="850"/>
+            <w:tcW w:type="dxa" w:w="801"/>
             <w:shd w:val="clear" w:color="auto" w:fill="E8EEF7"/>
           </w:tcPr>
           <w:p>
@@ -10972,7 +12362,7 @@
         </w:tc>
         <w:tc>
           <w:tcPr>
-            <w:tcW w:type="dxa" w:w="850"/>
+            <w:tcW w:type="dxa" w:w="801"/>
             <w:shd w:val="clear" w:color="auto" w:fill="E8EEF7"/>
           </w:tcPr>
           <w:p>
@@ -10993,7 +12383,7 @@
         </w:tc>
         <w:tc>
           <w:tcPr>
-            <w:tcW w:type="dxa" w:w="850"/>
+            <w:tcW w:type="dxa" w:w="801"/>
             <w:shd w:val="clear" w:color="auto" w:fill="E8EEF7"/>
           </w:tcPr>
           <w:p>
@@ -11014,7 +12404,7 @@
         </w:tc>
         <w:tc>
           <w:tcPr>
-            <w:tcW w:type="dxa" w:w="1020"/>
+            <w:tcW w:type="dxa" w:w="961"/>
             <w:shd w:val="clear" w:color="auto" w:fill="E8EEF7"/>
           </w:tcPr>
           <w:p>
@@ -11035,7 +12425,7 @@
         </w:tc>
         <w:tc>
           <w:tcPr>
-            <w:tcW w:type="dxa" w:w="907"/>
+            <w:tcW w:type="dxa" w:w="854"/>
             <w:shd w:val="clear" w:color="auto" w:fill="E8EEF7"/>
           </w:tcPr>
           <w:p>
@@ -11056,7 +12446,7 @@
         </w:tc>
         <w:tc>
           <w:tcPr>
-            <w:tcW w:type="dxa" w:w="1077"/>
+            <w:tcW w:type="dxa" w:w="1015"/>
             <w:shd w:val="clear" w:color="auto" w:fill="E8EEF7"/>
           </w:tcPr>
           <w:p>
@@ -11082,7 +12472,7 @@
         </w:trPr>
         <w:tc>
           <w:tcPr>
-            <w:tcW w:type="dxa" w:w="1304"/>
+            <w:tcW w:type="dxa" w:w="1228"/>
           </w:tcPr>
           <w:p>
             <w:pPr>
@@ -11101,7 +12491,7 @@
         </w:tc>
         <w:tc>
           <w:tcPr>
-            <w:tcW w:type="dxa" w:w="624"/>
+            <w:tcW w:type="dxa" w:w="587"/>
           </w:tcPr>
           <w:p>
             <w:pPr>
@@ -11120,7 +12510,7 @@
         </w:tc>
         <w:tc>
           <w:tcPr>
-            <w:tcW w:type="dxa" w:w="1304"/>
+            <w:tcW w:type="dxa" w:w="1228"/>
           </w:tcPr>
           <w:p>
             <w:pPr>
@@ -11139,7 +12529,7 @@
         </w:tc>
         <w:tc>
           <w:tcPr>
-            <w:tcW w:type="dxa" w:w="850"/>
+            <w:tcW w:type="dxa" w:w="801"/>
           </w:tcPr>
           <w:p>
             <w:pPr>
@@ -11158,7 +12548,7 @@
         </w:tc>
         <w:tc>
           <w:tcPr>
-            <w:tcW w:type="dxa" w:w="850"/>
+            <w:tcW w:type="dxa" w:w="801"/>
           </w:tcPr>
           <w:p>
             <w:pPr>
@@ -11177,7 +12567,7 @@
         </w:tc>
         <w:tc>
           <w:tcPr>
-            <w:tcW w:type="dxa" w:w="850"/>
+            <w:tcW w:type="dxa" w:w="801"/>
           </w:tcPr>
           <w:p>
             <w:pPr>
@@ -11196,7 +12586,7 @@
         </w:tc>
         <w:tc>
           <w:tcPr>
-            <w:tcW w:type="dxa" w:w="1020"/>
+            <w:tcW w:type="dxa" w:w="961"/>
           </w:tcPr>
           <w:p>
             <w:pPr>
@@ -11215,7 +12605,7 @@
         </w:tc>
         <w:tc>
           <w:tcPr>
-            <w:tcW w:type="dxa" w:w="907"/>
+            <w:tcW w:type="dxa" w:w="854"/>
           </w:tcPr>
           <w:p>
             <w:pPr>
@@ -11234,7 +12624,7 @@
         </w:tc>
         <w:tc>
           <w:tcPr>
-            <w:tcW w:type="dxa" w:w="1077"/>
+            <w:tcW w:type="dxa" w:w="1015"/>
           </w:tcPr>
           <w:p>
             <w:pPr>
@@ -11258,7 +12648,7 @@
         </w:trPr>
         <w:tc>
           <w:tcPr>
-            <w:tcW w:type="dxa" w:w="1304"/>
+            <w:tcW w:type="dxa" w:w="1228"/>
             <w:shd w:val="clear" w:color="auto" w:fill="FAFBFD"/>
           </w:tcPr>
           <w:p>
@@ -11278,7 +12668,7 @@
         </w:tc>
         <w:tc>
           <w:tcPr>
-            <w:tcW w:type="dxa" w:w="624"/>
+            <w:tcW w:type="dxa" w:w="587"/>
             <w:shd w:val="clear" w:color="auto" w:fill="FAFBFD"/>
           </w:tcPr>
           <w:p>
@@ -11298,7 +12688,7 @@
         </w:tc>
         <w:tc>
           <w:tcPr>
-            <w:tcW w:type="dxa" w:w="1304"/>
+            <w:tcW w:type="dxa" w:w="1228"/>
             <w:shd w:val="clear" w:color="auto" w:fill="FAFBFD"/>
           </w:tcPr>
           <w:p>
@@ -11318,7 +12708,7 @@
         </w:tc>
         <w:tc>
           <w:tcPr>
-            <w:tcW w:type="dxa" w:w="850"/>
+            <w:tcW w:type="dxa" w:w="801"/>
             <w:shd w:val="clear" w:color="auto" w:fill="FAFBFD"/>
           </w:tcPr>
           <w:p>
@@ -11338,7 +12728,7 @@
         </w:tc>
         <w:tc>
           <w:tcPr>
-            <w:tcW w:type="dxa" w:w="850"/>
+            <w:tcW w:type="dxa" w:w="801"/>
             <w:shd w:val="clear" w:color="auto" w:fill="FAFBFD"/>
           </w:tcPr>
           <w:p>
@@ -11358,7 +12748,7 @@
         </w:tc>
         <w:tc>
           <w:tcPr>
-            <w:tcW w:type="dxa" w:w="850"/>
+            <w:tcW w:type="dxa" w:w="801"/>
             <w:shd w:val="clear" w:color="auto" w:fill="FAFBFD"/>
           </w:tcPr>
           <w:p>
@@ -11378,7 +12768,7 @@
         </w:tc>
         <w:tc>
           <w:tcPr>
-            <w:tcW w:type="dxa" w:w="1020"/>
+            <w:tcW w:type="dxa" w:w="961"/>
             <w:shd w:val="clear" w:color="auto" w:fill="FAFBFD"/>
           </w:tcPr>
           <w:p>
@@ -11398,7 +12788,7 @@
         </w:tc>
         <w:tc>
           <w:tcPr>
-            <w:tcW w:type="dxa" w:w="907"/>
+            <w:tcW w:type="dxa" w:w="854"/>
             <w:shd w:val="clear" w:color="auto" w:fill="FAFBFD"/>
           </w:tcPr>
           <w:p>
@@ -11418,7 +12808,7 @@
         </w:tc>
         <w:tc>
           <w:tcPr>
-            <w:tcW w:type="dxa" w:w="1077"/>
+            <w:tcW w:type="dxa" w:w="1015"/>
             <w:shd w:val="clear" w:color="auto" w:fill="FAFBFD"/>
           </w:tcPr>
           <w:p>
@@ -11443,7 +12833,7 @@
         </w:trPr>
         <w:tc>
           <w:tcPr>
-            <w:tcW w:type="dxa" w:w="1304"/>
+            <w:tcW w:type="dxa" w:w="1228"/>
           </w:tcPr>
           <w:p>
             <w:pPr>
@@ -11462,7 +12852,7 @@
         </w:tc>
         <w:tc>
           <w:tcPr>
-            <w:tcW w:type="dxa" w:w="624"/>
+            <w:tcW w:type="dxa" w:w="587"/>
           </w:tcPr>
           <w:p>
             <w:pPr>
@@ -11481,7 +12871,7 @@
         </w:tc>
         <w:tc>
           <w:tcPr>
-            <w:tcW w:type="dxa" w:w="1304"/>
+            <w:tcW w:type="dxa" w:w="1228"/>
           </w:tcPr>
           <w:p>
             <w:pPr>
@@ -11500,7 +12890,7 @@
         </w:tc>
         <w:tc>
           <w:tcPr>
-            <w:tcW w:type="dxa" w:w="850"/>
+            <w:tcW w:type="dxa" w:w="801"/>
           </w:tcPr>
           <w:p>
             <w:pPr>
@@ -11519,7 +12909,7 @@
         </w:tc>
         <w:tc>
           <w:tcPr>
-            <w:tcW w:type="dxa" w:w="850"/>
+            <w:tcW w:type="dxa" w:w="801"/>
           </w:tcPr>
           <w:p>
             <w:pPr>
@@ -11538,7 +12928,7 @@
         </w:tc>
         <w:tc>
           <w:tcPr>
-            <w:tcW w:type="dxa" w:w="850"/>
+            <w:tcW w:type="dxa" w:w="801"/>
           </w:tcPr>
           <w:p>
             <w:pPr>
@@ -11557,7 +12947,7 @@
         </w:tc>
         <w:tc>
           <w:tcPr>
-            <w:tcW w:type="dxa" w:w="1020"/>
+            <w:tcW w:type="dxa" w:w="961"/>
           </w:tcPr>
           <w:p>
             <w:pPr>
@@ -11576,7 +12966,7 @@
         </w:tc>
         <w:tc>
           <w:tcPr>
-            <w:tcW w:type="dxa" w:w="907"/>
+            <w:tcW w:type="dxa" w:w="854"/>
           </w:tcPr>
           <w:p>
             <w:pPr>
@@ -11595,7 +12985,7 @@
         </w:tc>
         <w:tc>
           <w:tcPr>
-            <w:tcW w:type="dxa" w:w="1077"/>
+            <w:tcW w:type="dxa" w:w="1015"/>
           </w:tcPr>
           <w:p>
             <w:pPr>
@@ -11619,7 +13009,7 @@
         </w:trPr>
         <w:tc>
           <w:tcPr>
-            <w:tcW w:type="dxa" w:w="1304"/>
+            <w:tcW w:type="dxa" w:w="1228"/>
             <w:shd w:val="clear" w:color="auto" w:fill="FAFBFD"/>
           </w:tcPr>
           <w:p>
@@ -11639,7 +13029,7 @@
         </w:tc>
         <w:tc>
           <w:tcPr>
-            <w:tcW w:type="dxa" w:w="624"/>
+            <w:tcW w:type="dxa" w:w="587"/>
             <w:shd w:val="clear" w:color="auto" w:fill="FAFBFD"/>
           </w:tcPr>
           <w:p>
@@ -11659,7 +13049,7 @@
         </w:tc>
         <w:tc>
           <w:tcPr>
-            <w:tcW w:type="dxa" w:w="1304"/>
+            <w:tcW w:type="dxa" w:w="1228"/>
             <w:shd w:val="clear" w:color="auto" w:fill="FAFBFD"/>
           </w:tcPr>
           <w:p>
@@ -11679,7 +13069,7 @@
         </w:tc>
         <w:tc>
           <w:tcPr>
-            <w:tcW w:type="dxa" w:w="850"/>
+            <w:tcW w:type="dxa" w:w="801"/>
             <w:shd w:val="clear" w:color="auto" w:fill="FAFBFD"/>
           </w:tcPr>
           <w:p>
@@ -11699,7 +13089,7 @@
         </w:tc>
         <w:tc>
           <w:tcPr>
-            <w:tcW w:type="dxa" w:w="850"/>
+            <w:tcW w:type="dxa" w:w="801"/>
             <w:shd w:val="clear" w:color="auto" w:fill="FAFBFD"/>
           </w:tcPr>
           <w:p>
@@ -11719,7 +13109,7 @@
         </w:tc>
         <w:tc>
           <w:tcPr>
-            <w:tcW w:type="dxa" w:w="850"/>
+            <w:tcW w:type="dxa" w:w="801"/>
             <w:shd w:val="clear" w:color="auto" w:fill="FAFBFD"/>
           </w:tcPr>
           <w:p>
@@ -11739,7 +13129,7 @@
         </w:tc>
         <w:tc>
           <w:tcPr>
-            <w:tcW w:type="dxa" w:w="1020"/>
+            <w:tcW w:type="dxa" w:w="961"/>
             <w:shd w:val="clear" w:color="auto" w:fill="FAFBFD"/>
           </w:tcPr>
           <w:p>
@@ -11759,7 +13149,7 @@
         </w:tc>
         <w:tc>
           <w:tcPr>
-            <w:tcW w:type="dxa" w:w="907"/>
+            <w:tcW w:type="dxa" w:w="854"/>
             <w:shd w:val="clear" w:color="auto" w:fill="FAFBFD"/>
           </w:tcPr>
           <w:p>
@@ -11779,7 +13169,7 @@
         </w:tc>
         <w:tc>
           <w:tcPr>
-            <w:tcW w:type="dxa" w:w="1077"/>
+            <w:tcW w:type="dxa" w:w="1015"/>
             <w:shd w:val="clear" w:color="auto" w:fill="FAFBFD"/>
           </w:tcPr>
           <w:p>
@@ -11825,7 +13215,7 @@
       </w:pPr>
       <w:r>
         <w:rPr>
-          <w:rFonts w:ascii="楷体" w:hAnsi="楷体" w:eastAsia="楷体"/>
+          <w:rFonts w:ascii="仿宋" w:hAnsi="仿宋" w:eastAsia="仿宋"/>
           <w:b/>
           <w:color w:val="000000"/>
           <w:sz w:val="28"/>
@@ -11842,9 +13232,9 @@
         <w:tblLook w:firstColumn="1" w:firstRow="1" w:lastColumn="0" w:lastRow="0" w:noHBand="0" w:noVBand="1" w:val="04A0"/>
       </w:tblPr>
       <w:tblGrid>
-        <w:gridCol w:w="3097"/>
-        <w:gridCol w:w="3097"/>
-        <w:gridCol w:w="3097"/>
+        <w:gridCol w:w="2771"/>
+        <w:gridCol w:w="2771"/>
+        <w:gridCol w:w="2771"/>
       </w:tblGrid>
       <w:tr>
         <w:trPr>
@@ -11852,7 +13242,7 @@
         </w:trPr>
         <w:tc>
           <w:tcPr>
-            <w:tcW w:type="dxa" w:w="2381"/>
+            <w:tcW w:type="dxa" w:w="2243"/>
             <w:shd w:val="clear" w:color="auto" w:fill="E8EEF7"/>
           </w:tcPr>
           <w:p>
@@ -11873,7 +13263,7 @@
         </w:tc>
         <w:tc>
           <w:tcPr>
-            <w:tcW w:type="dxa" w:w="2608"/>
+            <w:tcW w:type="dxa" w:w="2456"/>
             <w:shd w:val="clear" w:color="auto" w:fill="E8EEF7"/>
           </w:tcPr>
           <w:p>
@@ -11894,7 +13284,7 @@
         </w:tc>
         <w:tc>
           <w:tcPr>
-            <w:tcW w:type="dxa" w:w="3798"/>
+            <w:tcW w:type="dxa" w:w="3578"/>
             <w:shd w:val="clear" w:color="auto" w:fill="E8EEF7"/>
           </w:tcPr>
           <w:p>
@@ -11920,7 +13310,7 @@
         </w:trPr>
         <w:tc>
           <w:tcPr>
-            <w:tcW w:type="dxa" w:w="2381"/>
+            <w:tcW w:type="dxa" w:w="2243"/>
           </w:tcPr>
           <w:p>
             <w:pPr>
@@ -11939,7 +13329,7 @@
         </w:tc>
         <w:tc>
           <w:tcPr>
-            <w:tcW w:type="dxa" w:w="2608"/>
+            <w:tcW w:type="dxa" w:w="2456"/>
           </w:tcPr>
           <w:p>
             <w:pPr>
@@ -11958,7 +13348,7 @@
         </w:tc>
         <w:tc>
           <w:tcPr>
-            <w:tcW w:type="dxa" w:w="3798"/>
+            <w:tcW w:type="dxa" w:w="3578"/>
           </w:tcPr>
           <w:p>
             <w:pPr>
@@ -11982,7 +13372,7 @@
         </w:trPr>
         <w:tc>
           <w:tcPr>
-            <w:tcW w:type="dxa" w:w="2381"/>
+            <w:tcW w:type="dxa" w:w="2243"/>
             <w:shd w:val="clear" w:color="auto" w:fill="FAFBFD"/>
           </w:tcPr>
           <w:p>
@@ -12002,7 +13392,7 @@
         </w:tc>
         <w:tc>
           <w:tcPr>
-            <w:tcW w:type="dxa" w:w="2608"/>
+            <w:tcW w:type="dxa" w:w="2456"/>
             <w:shd w:val="clear" w:color="auto" w:fill="FAFBFD"/>
           </w:tcPr>
           <w:p>
@@ -12022,7 +13412,7 @@
         </w:tc>
         <w:tc>
           <w:tcPr>
-            <w:tcW w:type="dxa" w:w="3798"/>
+            <w:tcW w:type="dxa" w:w="3578"/>
             <w:shd w:val="clear" w:color="auto" w:fill="FAFBFD"/>
           </w:tcPr>
           <w:p>
@@ -12047,7 +13437,7 @@
         </w:trPr>
         <w:tc>
           <w:tcPr>
-            <w:tcW w:type="dxa" w:w="2381"/>
+            <w:tcW w:type="dxa" w:w="2243"/>
           </w:tcPr>
           <w:p>
             <w:pPr>
@@ -12066,7 +13456,7 @@
         </w:tc>
         <w:tc>
           <w:tcPr>
-            <w:tcW w:type="dxa" w:w="2608"/>
+            <w:tcW w:type="dxa" w:w="2456"/>
           </w:tcPr>
           <w:p>
             <w:pPr>
@@ -12085,7 +13475,7 @@
         </w:tc>
         <w:tc>
           <w:tcPr>
-            <w:tcW w:type="dxa" w:w="3798"/>
+            <w:tcW w:type="dxa" w:w="3578"/>
           </w:tcPr>
           <w:p>
             <w:pPr>
@@ -12109,7 +13499,7 @@
         </w:trPr>
         <w:tc>
           <w:tcPr>
-            <w:tcW w:type="dxa" w:w="2381"/>
+            <w:tcW w:type="dxa" w:w="2243"/>
             <w:shd w:val="clear" w:color="auto" w:fill="FAFBFD"/>
           </w:tcPr>
           <w:p>
@@ -12129,7 +13519,7 @@
         </w:tc>
         <w:tc>
           <w:tcPr>
-            <w:tcW w:type="dxa" w:w="2608"/>
+            <w:tcW w:type="dxa" w:w="2456"/>
             <w:shd w:val="clear" w:color="auto" w:fill="FAFBFD"/>
           </w:tcPr>
           <w:p>
@@ -12149,7 +13539,7 @@
         </w:tc>
         <w:tc>
           <w:tcPr>
-            <w:tcW w:type="dxa" w:w="3798"/>
+            <w:tcW w:type="dxa" w:w="3578"/>
             <w:shd w:val="clear" w:color="auto" w:fill="FAFBFD"/>
           </w:tcPr>
           <w:p>
@@ -12183,9 +13573,9 @@
         <w:tblLook w:firstColumn="1" w:firstRow="1" w:lastColumn="0" w:lastRow="0" w:noHBand="0" w:noVBand="1" w:val="04A0"/>
       </w:tblPr>
       <w:tblGrid>
-        <w:gridCol w:w="3097"/>
-        <w:gridCol w:w="3097"/>
-        <w:gridCol w:w="3097"/>
+        <w:gridCol w:w="2771"/>
+        <w:gridCol w:w="2771"/>
+        <w:gridCol w:w="2771"/>
       </w:tblGrid>
       <w:tr>
         <w:trPr>
@@ -12193,7 +13583,7 @@
         </w:trPr>
         <w:tc>
           <w:tcPr>
-            <w:tcW w:type="dxa" w:w="2381"/>
+            <w:tcW w:type="dxa" w:w="2243"/>
             <w:shd w:val="clear" w:color="auto" w:fill="E8EEF7"/>
           </w:tcPr>
           <w:p>
@@ -12214,7 +13604,7 @@
         </w:tc>
         <w:tc>
           <w:tcPr>
-            <w:tcW w:type="dxa" w:w="3061"/>
+            <w:tcW w:type="dxa" w:w="2884"/>
             <w:shd w:val="clear" w:color="auto" w:fill="E8EEF7"/>
           </w:tcPr>
           <w:p>
@@ -12235,7 +13625,7 @@
         </w:tc>
         <w:tc>
           <w:tcPr>
-            <w:tcW w:type="dxa" w:w="3345"/>
+            <w:tcW w:type="dxa" w:w="3151"/>
             <w:shd w:val="clear" w:color="auto" w:fill="E8EEF7"/>
           </w:tcPr>
           <w:p>
@@ -12261,7 +13651,7 @@
         </w:trPr>
         <w:tc>
           <w:tcPr>
-            <w:tcW w:type="dxa" w:w="2381"/>
+            <w:tcW w:type="dxa" w:w="2243"/>
           </w:tcPr>
           <w:p>
             <w:pPr>
@@ -12280,7 +13670,7 @@
         </w:tc>
         <w:tc>
           <w:tcPr>
-            <w:tcW w:type="dxa" w:w="3061"/>
+            <w:tcW w:type="dxa" w:w="2884"/>
           </w:tcPr>
           <w:p>
             <w:pPr>
@@ -12299,7 +13689,7 @@
         </w:tc>
         <w:tc>
           <w:tcPr>
-            <w:tcW w:type="dxa" w:w="3345"/>
+            <w:tcW w:type="dxa" w:w="3151"/>
           </w:tcPr>
           <w:p>
             <w:pPr>
@@ -12323,7 +13713,7 @@
         </w:trPr>
         <w:tc>
           <w:tcPr>
-            <w:tcW w:type="dxa" w:w="2381"/>
+            <w:tcW w:type="dxa" w:w="2243"/>
             <w:shd w:val="clear" w:color="auto" w:fill="FAFBFD"/>
           </w:tcPr>
           <w:p>
@@ -12343,7 +13733,7 @@
         </w:tc>
         <w:tc>
           <w:tcPr>
-            <w:tcW w:type="dxa" w:w="3061"/>
+            <w:tcW w:type="dxa" w:w="2884"/>
             <w:shd w:val="clear" w:color="auto" w:fill="FAFBFD"/>
           </w:tcPr>
           <w:p>
@@ -12363,7 +13753,7 @@
         </w:tc>
         <w:tc>
           <w:tcPr>
-            <w:tcW w:type="dxa" w:w="3345"/>
+            <w:tcW w:type="dxa" w:w="3151"/>
             <w:shd w:val="clear" w:color="auto" w:fill="FAFBFD"/>
           </w:tcPr>
           <w:p>
@@ -12388,7 +13778,7 @@
         </w:trPr>
         <w:tc>
           <w:tcPr>
-            <w:tcW w:type="dxa" w:w="2381"/>
+            <w:tcW w:type="dxa" w:w="2243"/>
           </w:tcPr>
           <w:p>
             <w:pPr>
@@ -12407,7 +13797,7 @@
         </w:tc>
         <w:tc>
           <w:tcPr>
-            <w:tcW w:type="dxa" w:w="3061"/>
+            <w:tcW w:type="dxa" w:w="2884"/>
           </w:tcPr>
           <w:p>
             <w:pPr>
@@ -12426,7 +13816,7 @@
         </w:tc>
         <w:tc>
           <w:tcPr>
-            <w:tcW w:type="dxa" w:w="3345"/>
+            <w:tcW w:type="dxa" w:w="3151"/>
           </w:tcPr>
           <w:p>
             <w:pPr>
@@ -12450,7 +13840,7 @@
         </w:trPr>
         <w:tc>
           <w:tcPr>
-            <w:tcW w:type="dxa" w:w="2381"/>
+            <w:tcW w:type="dxa" w:w="2243"/>
             <w:shd w:val="clear" w:color="auto" w:fill="FAFBFD"/>
           </w:tcPr>
           <w:p>
@@ -12470,7 +13860,7 @@
         </w:tc>
         <w:tc>
           <w:tcPr>
-            <w:tcW w:type="dxa" w:w="3061"/>
+            <w:tcW w:type="dxa" w:w="2884"/>
             <w:shd w:val="clear" w:color="auto" w:fill="FAFBFD"/>
           </w:tcPr>
           <w:p>
@@ -12490,7 +13880,7 @@
         </w:tc>
         <w:tc>
           <w:tcPr>
-            <w:tcW w:type="dxa" w:w="3345"/>
+            <w:tcW w:type="dxa" w:w="3151"/>
             <w:shd w:val="clear" w:color="auto" w:fill="FAFBFD"/>
           </w:tcPr>
           <w:p>
@@ -12515,7 +13905,7 @@
         </w:trPr>
         <w:tc>
           <w:tcPr>
-            <w:tcW w:type="dxa" w:w="2381"/>
+            <w:tcW w:type="dxa" w:w="2243"/>
           </w:tcPr>
           <w:p>
             <w:pPr>
@@ -12534,7 +13924,7 @@
         </w:tc>
         <w:tc>
           <w:tcPr>
-            <w:tcW w:type="dxa" w:w="3061"/>
+            <w:tcW w:type="dxa" w:w="2884"/>
           </w:tcPr>
           <w:p>
             <w:pPr>
@@ -12553,7 +13943,7 @@
         </w:tc>
         <w:tc>
           <w:tcPr>
-            <w:tcW w:type="dxa" w:w="3345"/>
+            <w:tcW w:type="dxa" w:w="3151"/>
           </w:tcPr>
           <w:p>
             <w:pPr>
@@ -12586,7 +13976,7 @@
           <w:rFonts w:ascii="仿宋" w:hAnsi="仿宋" w:eastAsia="仿宋"/>
           <w:b w:val="0"/>
           <w:color w:val="606060"/>
-          <w:sz w:val="21"/>
+          <w:sz w:val="28"/>
         </w:rPr>
         <w:t>说明：本轮评测运行在 mock 大模型后端下（离线、确定性），因此「生成」耗时与答案文本不代表真实模型的表现；检索、Agent 决策、引用核对等全部是真实计算路径。换真实模型只需改一个环境变量后重跑同一条命令。</w:t>
       </w:r>
@@ -12599,7 +13989,7 @@
       </w:pPr>
       <w:r>
         <w:rPr>
-          <w:rFonts w:ascii="楷体" w:hAnsi="楷体" w:eastAsia="楷体"/>
+          <w:rFonts w:ascii="仿宋" w:hAnsi="仿宋" w:eastAsia="仿宋"/>
           <w:b/>
           <w:color w:val="000000"/>
           <w:sz w:val="28"/>
@@ -12642,12 +14032,12 @@
         <w:tblLook w:firstColumn="1" w:firstRow="1" w:lastColumn="0" w:lastRow="0" w:noHBand="0" w:noVBand="1" w:val="04A0"/>
       </w:tblPr>
       <w:tblGrid>
-        <w:gridCol w:w="1549"/>
-        <w:gridCol w:w="1549"/>
-        <w:gridCol w:w="1549"/>
-        <w:gridCol w:w="1549"/>
-        <w:gridCol w:w="1549"/>
-        <w:gridCol w:w="1549"/>
+        <w:gridCol w:w="1385"/>
+        <w:gridCol w:w="1385"/>
+        <w:gridCol w:w="1385"/>
+        <w:gridCol w:w="1385"/>
+        <w:gridCol w:w="1385"/>
+        <w:gridCol w:w="1385"/>
       </w:tblGrid>
       <w:tr>
         <w:trPr>
@@ -12655,7 +14045,7 @@
         </w:trPr>
         <w:tc>
           <w:tcPr>
-            <w:tcW w:type="dxa" w:w="1134"/>
+            <w:tcW w:type="dxa" w:w="1089"/>
             <w:shd w:val="clear" w:color="auto" w:fill="E8EEF7"/>
           </w:tcPr>
           <w:p>
@@ -12676,7 +14066,7 @@
         </w:tc>
         <w:tc>
           <w:tcPr>
-            <w:tcW w:type="dxa" w:w="3005"/>
+            <w:tcW w:type="dxa" w:w="2886"/>
             <w:shd w:val="clear" w:color="auto" w:fill="E8EEF7"/>
           </w:tcPr>
           <w:p>
@@ -12697,7 +14087,7 @@
         </w:tc>
         <w:tc>
           <w:tcPr>
-            <w:tcW w:type="dxa" w:w="1191"/>
+            <w:tcW w:type="dxa" w:w="1144"/>
             <w:shd w:val="clear" w:color="auto" w:fill="E8EEF7"/>
           </w:tcPr>
           <w:p>
@@ -12718,7 +14108,7 @@
         </w:tc>
         <w:tc>
           <w:tcPr>
-            <w:tcW w:type="dxa" w:w="1020"/>
+            <w:tcW w:type="dxa" w:w="980"/>
             <w:shd w:val="clear" w:color="auto" w:fill="E8EEF7"/>
           </w:tcPr>
           <w:p>
@@ -12739,7 +14129,7 @@
         </w:tc>
         <w:tc>
           <w:tcPr>
-            <w:tcW w:type="dxa" w:w="1077"/>
+            <w:tcW w:type="dxa" w:w="1035"/>
             <w:shd w:val="clear" w:color="auto" w:fill="E8EEF7"/>
           </w:tcPr>
           <w:p>
@@ -12760,7 +14150,7 @@
         </w:tc>
         <w:tc>
           <w:tcPr>
-            <w:tcW w:type="dxa" w:w="1191"/>
+            <w:tcW w:type="dxa" w:w="1144"/>
             <w:shd w:val="clear" w:color="auto" w:fill="E8EEF7"/>
           </w:tcPr>
           <w:p>
@@ -12786,7 +14176,7 @@
         </w:trPr>
         <w:tc>
           <w:tcPr>
-            <w:tcW w:type="dxa" w:w="1134"/>
+            <w:tcW w:type="dxa" w:w="1089"/>
           </w:tcPr>
           <w:p>
             <w:pPr>
@@ -12805,7 +14195,7 @@
         </w:tc>
         <w:tc>
           <w:tcPr>
-            <w:tcW w:type="dxa" w:w="3005"/>
+            <w:tcW w:type="dxa" w:w="2886"/>
           </w:tcPr>
           <w:p>
             <w:pPr>
@@ -12824,7 +14214,7 @@
         </w:tc>
         <w:tc>
           <w:tcPr>
-            <w:tcW w:type="dxa" w:w="1191"/>
+            <w:tcW w:type="dxa" w:w="1144"/>
           </w:tcPr>
           <w:p>
             <w:pPr>
@@ -12843,7 +14233,7 @@
         </w:tc>
         <w:tc>
           <w:tcPr>
-            <w:tcW w:type="dxa" w:w="1020"/>
+            <w:tcW w:type="dxa" w:w="980"/>
           </w:tcPr>
           <w:p>
             <w:pPr>
@@ -12862,7 +14252,7 @@
         </w:tc>
         <w:tc>
           <w:tcPr>
-            <w:tcW w:type="dxa" w:w="1077"/>
+            <w:tcW w:type="dxa" w:w="1035"/>
           </w:tcPr>
           <w:p>
             <w:pPr>
@@ -12881,7 +14271,7 @@
         </w:tc>
         <w:tc>
           <w:tcPr>
-            <w:tcW w:type="dxa" w:w="1191"/>
+            <w:tcW w:type="dxa" w:w="1144"/>
           </w:tcPr>
           <w:p>
             <w:pPr>
@@ -12905,7 +14295,7 @@
         </w:trPr>
         <w:tc>
           <w:tcPr>
-            <w:tcW w:type="dxa" w:w="1134"/>
+            <w:tcW w:type="dxa" w:w="1089"/>
             <w:shd w:val="clear" w:color="auto" w:fill="FAFBFD"/>
           </w:tcPr>
           <w:p>
@@ -12925,7 +14315,7 @@
         </w:tc>
         <w:tc>
           <w:tcPr>
-            <w:tcW w:type="dxa" w:w="3005"/>
+            <w:tcW w:type="dxa" w:w="2886"/>
             <w:shd w:val="clear" w:color="auto" w:fill="FAFBFD"/>
           </w:tcPr>
           <w:p>
@@ -12945,7 +14335,7 @@
         </w:tc>
         <w:tc>
           <w:tcPr>
-            <w:tcW w:type="dxa" w:w="1191"/>
+            <w:tcW w:type="dxa" w:w="1144"/>
             <w:shd w:val="clear" w:color="auto" w:fill="FAFBFD"/>
           </w:tcPr>
           <w:p>
@@ -12965,7 +14355,7 @@
         </w:tc>
         <w:tc>
           <w:tcPr>
-            <w:tcW w:type="dxa" w:w="1020"/>
+            <w:tcW w:type="dxa" w:w="980"/>
             <w:shd w:val="clear" w:color="auto" w:fill="FAFBFD"/>
           </w:tcPr>
           <w:p>
@@ -12985,7 +14375,7 @@
         </w:tc>
         <w:tc>
           <w:tcPr>
-            <w:tcW w:type="dxa" w:w="1077"/>
+            <w:tcW w:type="dxa" w:w="1035"/>
             <w:shd w:val="clear" w:color="auto" w:fill="FAFBFD"/>
           </w:tcPr>
           <w:p>
@@ -13005,7 +14395,7 @@
         </w:tc>
         <w:tc>
           <w:tcPr>
-            <w:tcW w:type="dxa" w:w="1191"/>
+            <w:tcW w:type="dxa" w:w="1144"/>
             <w:shd w:val="clear" w:color="auto" w:fill="FAFBFD"/>
           </w:tcPr>
           <w:p>
@@ -13030,7 +14420,7 @@
         </w:trPr>
         <w:tc>
           <w:tcPr>
-            <w:tcW w:type="dxa" w:w="1134"/>
+            <w:tcW w:type="dxa" w:w="1089"/>
           </w:tcPr>
           <w:p>
             <w:pPr>
@@ -13049,7 +14439,7 @@
         </w:tc>
         <w:tc>
           <w:tcPr>
-            <w:tcW w:type="dxa" w:w="3005"/>
+            <w:tcW w:type="dxa" w:w="2886"/>
           </w:tcPr>
           <w:p>
             <w:pPr>
@@ -13068,7 +14458,7 @@
         </w:tc>
         <w:tc>
           <w:tcPr>
-            <w:tcW w:type="dxa" w:w="1191"/>
+            <w:tcW w:type="dxa" w:w="1144"/>
           </w:tcPr>
           <w:p>
             <w:pPr>
@@ -13087,7 +14477,7 @@
         </w:tc>
         <w:tc>
           <w:tcPr>
-            <w:tcW w:type="dxa" w:w="1020"/>
+            <w:tcW w:type="dxa" w:w="980"/>
           </w:tcPr>
           <w:p>
             <w:pPr>
@@ -13106,7 +14496,7 @@
         </w:tc>
         <w:tc>
           <w:tcPr>
-            <w:tcW w:type="dxa" w:w="1077"/>
+            <w:tcW w:type="dxa" w:w="1035"/>
           </w:tcPr>
           <w:p>
             <w:pPr>
@@ -13125,7 +14515,7 @@
         </w:tc>
         <w:tc>
           <w:tcPr>
-            <w:tcW w:type="dxa" w:w="1191"/>
+            <w:tcW w:type="dxa" w:w="1144"/>
           </w:tcPr>
           <w:p>
             <w:pPr>
@@ -13215,7 +14605,7 @@
       </w:pPr>
       <w:r>
         <w:rPr>
-          <w:rFonts w:ascii="黑体" w:hAnsi="黑体" w:eastAsia="黑体"/>
+          <w:rFonts w:ascii="仿宋" w:hAnsi="仿宋" w:eastAsia="仿宋"/>
           <w:b/>
           <w:color w:val="000000"/>
           <w:sz w:val="28"/>
@@ -13244,7 +14634,7 @@
       <w:r>
         <w:drawing>
           <wp:inline xmlns:a="http://schemas.openxmlformats.org/drawingml/2006/main" xmlns:pic="http://schemas.openxmlformats.org/drawingml/2006/picture">
-            <wp:extent cx="5486400" cy="2450321"/>
+            <wp:extent cx="5212080" cy="2327805"/>
             <wp:docPr id="7" name="Picture 7"/>
             <wp:cNvGraphicFramePr>
               <a:graphicFrameLocks noChangeAspect="1"/>
@@ -13265,7 +14655,7 @@
                   <pic:spPr>
                     <a:xfrm>
                       <a:off x="0" y="0"/>
-                      <a:ext cx="5486400" cy="2450321"/>
+                      <a:ext cx="5212080" cy="2327805"/>
                     </a:xfrm>
                     <a:prstGeom prst="rect"/>
                   </pic:spPr>
@@ -13299,7 +14689,7 @@
       <w:r>
         <w:drawing>
           <wp:inline xmlns:a="http://schemas.openxmlformats.org/drawingml/2006/main" xmlns:pic="http://schemas.openxmlformats.org/drawingml/2006/picture">
-            <wp:extent cx="5486400" cy="2450321"/>
+            <wp:extent cx="5212080" cy="2327805"/>
             <wp:docPr id="8" name="Picture 8"/>
             <wp:cNvGraphicFramePr>
               <a:graphicFrameLocks noChangeAspect="1"/>
@@ -13320,7 +14710,7 @@
                   <pic:spPr>
                     <a:xfrm>
                       <a:off x="0" y="0"/>
-                      <a:ext cx="5486400" cy="2450321"/>
+                      <a:ext cx="5212080" cy="2327805"/>
                     </a:xfrm>
                     <a:prstGeom prst="rect"/>
                   </pic:spPr>
@@ -13354,7 +14744,7 @@
       </w:pPr>
       <w:r>
         <w:rPr>
-          <w:rFonts w:ascii="黑体" w:hAnsi="黑体" w:eastAsia="黑体"/>
+          <w:rFonts w:ascii="仿宋" w:hAnsi="仿宋" w:eastAsia="仿宋"/>
           <w:b/>
           <w:color w:val="000000"/>
           <w:sz w:val="28"/>
@@ -13384,9 +14774,9 @@
         <w:tblLook w:firstColumn="1" w:firstRow="1" w:lastColumn="0" w:lastRow="0" w:noHBand="0" w:noVBand="1" w:val="04A0"/>
       </w:tblPr>
       <w:tblGrid>
-        <w:gridCol w:w="3097"/>
-        <w:gridCol w:w="3097"/>
-        <w:gridCol w:w="3097"/>
+        <w:gridCol w:w="2771"/>
+        <w:gridCol w:w="2771"/>
+        <w:gridCol w:w="2771"/>
       </w:tblGrid>
       <w:tr>
         <w:trPr>
@@ -13394,7 +14784,7 @@
         </w:trPr>
         <w:tc>
           <w:tcPr>
-            <w:tcW w:type="dxa" w:w="1020"/>
+            <w:tcW w:type="dxa" w:w="961"/>
             <w:shd w:val="clear" w:color="auto" w:fill="E8EEF7"/>
           </w:tcPr>
           <w:p>
@@ -13415,7 +14805,7 @@
         </w:tc>
         <w:tc>
           <w:tcPr>
-            <w:tcW w:type="dxa" w:w="2154"/>
+            <w:tcW w:type="dxa" w:w="2029"/>
             <w:shd w:val="clear" w:color="auto" w:fill="E8EEF7"/>
           </w:tcPr>
           <w:p>
@@ -13436,7 +14826,7 @@
         </w:tc>
         <w:tc>
           <w:tcPr>
-            <w:tcW w:type="dxa" w:w="5613"/>
+            <w:tcW w:type="dxa" w:w="5287"/>
             <w:shd w:val="clear" w:color="auto" w:fill="E8EEF7"/>
           </w:tcPr>
           <w:p>
@@ -13462,7 +14852,7 @@
         </w:trPr>
         <w:tc>
           <w:tcPr>
-            <w:tcW w:type="dxa" w:w="1020"/>
+            <w:tcW w:type="dxa" w:w="961"/>
           </w:tcPr>
           <w:p>
             <w:pPr>
@@ -13481,7 +14871,7 @@
         </w:tc>
         <w:tc>
           <w:tcPr>
-            <w:tcW w:type="dxa" w:w="2154"/>
+            <w:tcW w:type="dxa" w:w="2029"/>
           </w:tcPr>
           <w:p>
             <w:pPr>
@@ -13500,7 +14890,7 @@
         </w:tc>
         <w:tc>
           <w:tcPr>
-            <w:tcW w:type="dxa" w:w="5613"/>
+            <w:tcW w:type="dxa" w:w="5287"/>
           </w:tcPr>
           <w:p>
             <w:pPr>
@@ -13524,7 +14914,7 @@
         </w:trPr>
         <w:tc>
           <w:tcPr>
-            <w:tcW w:type="dxa" w:w="1020"/>
+            <w:tcW w:type="dxa" w:w="961"/>
             <w:shd w:val="clear" w:color="auto" w:fill="FAFBFD"/>
           </w:tcPr>
           <w:p>
@@ -13544,7 +14934,7 @@
         </w:tc>
         <w:tc>
           <w:tcPr>
-            <w:tcW w:type="dxa" w:w="2154"/>
+            <w:tcW w:type="dxa" w:w="2029"/>
             <w:shd w:val="clear" w:color="auto" w:fill="FAFBFD"/>
           </w:tcPr>
           <w:p>
@@ -13564,7 +14954,7 @@
         </w:tc>
         <w:tc>
           <w:tcPr>
-            <w:tcW w:type="dxa" w:w="5613"/>
+            <w:tcW w:type="dxa" w:w="5287"/>
             <w:shd w:val="clear" w:color="auto" w:fill="FAFBFD"/>
           </w:tcPr>
           <w:p>
@@ -13589,7 +14979,7 @@
         </w:trPr>
         <w:tc>
           <w:tcPr>
-            <w:tcW w:type="dxa" w:w="1020"/>
+            <w:tcW w:type="dxa" w:w="961"/>
           </w:tcPr>
           <w:p>
             <w:pPr>
@@ -13608,7 +14998,7 @@
         </w:tc>
         <w:tc>
           <w:tcPr>
-            <w:tcW w:type="dxa" w:w="2154"/>
+            <w:tcW w:type="dxa" w:w="2029"/>
           </w:tcPr>
           <w:p>
             <w:pPr>
@@ -13627,7 +15017,7 @@
         </w:tc>
         <w:tc>
           <w:tcPr>
-            <w:tcW w:type="dxa" w:w="5613"/>
+            <w:tcW w:type="dxa" w:w="5287"/>
           </w:tcPr>
           <w:p>
             <w:pPr>
@@ -13651,7 +15041,7 @@
         </w:trPr>
         <w:tc>
           <w:tcPr>
-            <w:tcW w:type="dxa" w:w="1020"/>
+            <w:tcW w:type="dxa" w:w="961"/>
             <w:shd w:val="clear" w:color="auto" w:fill="FAFBFD"/>
           </w:tcPr>
           <w:p>
@@ -13671,7 +15061,7 @@
         </w:tc>
         <w:tc>
           <w:tcPr>
-            <w:tcW w:type="dxa" w:w="2154"/>
+            <w:tcW w:type="dxa" w:w="2029"/>
             <w:shd w:val="clear" w:color="auto" w:fill="FAFBFD"/>
           </w:tcPr>
           <w:p>
@@ -13691,7 +15081,7 @@
         </w:tc>
         <w:tc>
           <w:tcPr>
-            <w:tcW w:type="dxa" w:w="5613"/>
+            <w:tcW w:type="dxa" w:w="5287"/>
             <w:shd w:val="clear" w:color="auto" w:fill="FAFBFD"/>
           </w:tcPr>
           <w:p>
@@ -13716,7 +15106,7 @@
         </w:trPr>
         <w:tc>
           <w:tcPr>
-            <w:tcW w:type="dxa" w:w="1020"/>
+            <w:tcW w:type="dxa" w:w="961"/>
           </w:tcPr>
           <w:p>
             <w:pPr>
@@ -13735,7 +15125,7 @@
         </w:tc>
         <w:tc>
           <w:tcPr>
-            <w:tcW w:type="dxa" w:w="2154"/>
+            <w:tcW w:type="dxa" w:w="2029"/>
           </w:tcPr>
           <w:p>
             <w:pPr>
@@ -13754,7 +15144,7 @@
         </w:tc>
         <w:tc>
           <w:tcPr>
-            <w:tcW w:type="dxa" w:w="5613"/>
+            <w:tcW w:type="dxa" w:w="5287"/>
           </w:tcPr>
           <w:p>
             <w:pPr>
@@ -13778,7 +15168,7 @@
         </w:trPr>
         <w:tc>
           <w:tcPr>
-            <w:tcW w:type="dxa" w:w="1020"/>
+            <w:tcW w:type="dxa" w:w="961"/>
             <w:shd w:val="clear" w:color="auto" w:fill="FAFBFD"/>
           </w:tcPr>
           <w:p>
@@ -13798,7 +15188,7 @@
         </w:tc>
         <w:tc>
           <w:tcPr>
-            <w:tcW w:type="dxa" w:w="2154"/>
+            <w:tcW w:type="dxa" w:w="2029"/>
             <w:shd w:val="clear" w:color="auto" w:fill="FAFBFD"/>
           </w:tcPr>
           <w:p>
@@ -13818,7 +15208,7 @@
         </w:tc>
         <w:tc>
           <w:tcPr>
-            <w:tcW w:type="dxa" w:w="5613"/>
+            <w:tcW w:type="dxa" w:w="5287"/>
             <w:shd w:val="clear" w:color="auto" w:fill="FAFBFD"/>
           </w:tcPr>
           <w:p>
@@ -13843,7 +15233,7 @@
         </w:trPr>
         <w:tc>
           <w:tcPr>
-            <w:tcW w:type="dxa" w:w="1020"/>
+            <w:tcW w:type="dxa" w:w="961"/>
           </w:tcPr>
           <w:p>
             <w:pPr>
@@ -13862,7 +15252,7 @@
         </w:tc>
         <w:tc>
           <w:tcPr>
-            <w:tcW w:type="dxa" w:w="2154"/>
+            <w:tcW w:type="dxa" w:w="2029"/>
           </w:tcPr>
           <w:p>
             <w:pPr>
@@ -13881,7 +15271,7 @@
         </w:tc>
         <w:tc>
           <w:tcPr>
-            <w:tcW w:type="dxa" w:w="5613"/>
+            <w:tcW w:type="dxa" w:w="5287"/>
           </w:tcPr>
           <w:p>
             <w:pPr>
@@ -13905,7 +15295,7 @@
         </w:trPr>
         <w:tc>
           <w:tcPr>
-            <w:tcW w:type="dxa" w:w="1020"/>
+            <w:tcW w:type="dxa" w:w="961"/>
             <w:shd w:val="clear" w:color="auto" w:fill="FAFBFD"/>
           </w:tcPr>
           <w:p>
@@ -13925,7 +15315,7 @@
         </w:tc>
         <w:tc>
           <w:tcPr>
-            <w:tcW w:type="dxa" w:w="2154"/>
+            <w:tcW w:type="dxa" w:w="2029"/>
             <w:shd w:val="clear" w:color="auto" w:fill="FAFBFD"/>
           </w:tcPr>
           <w:p>
@@ -13945,7 +15335,7 @@
         </w:tc>
         <w:tc>
           <w:tcPr>
-            <w:tcW w:type="dxa" w:w="5613"/>
+            <w:tcW w:type="dxa" w:w="5287"/>
             <w:shd w:val="clear" w:color="auto" w:fill="FAFBFD"/>
           </w:tcPr>
           <w:p>
@@ -13970,7 +15360,7 @@
         </w:trPr>
         <w:tc>
           <w:tcPr>
-            <w:tcW w:type="dxa" w:w="1020"/>
+            <w:tcW w:type="dxa" w:w="961"/>
           </w:tcPr>
           <w:p>
             <w:pPr>
@@ -13989,7 +15379,7 @@
         </w:tc>
         <w:tc>
           <w:tcPr>
-            <w:tcW w:type="dxa" w:w="2154"/>
+            <w:tcW w:type="dxa" w:w="2029"/>
           </w:tcPr>
           <w:p>
             <w:pPr>
@@ -14008,7 +15398,7 @@
         </w:tc>
         <w:tc>
           <w:tcPr>
-            <w:tcW w:type="dxa" w:w="5613"/>
+            <w:tcW w:type="dxa" w:w="5287"/>
           </w:tcPr>
           <w:p>
             <w:pPr>
@@ -14032,7 +15422,7 @@
         </w:trPr>
         <w:tc>
           <w:tcPr>
-            <w:tcW w:type="dxa" w:w="1020"/>
+            <w:tcW w:type="dxa" w:w="961"/>
             <w:shd w:val="clear" w:color="auto" w:fill="FAFBFD"/>
           </w:tcPr>
           <w:p>
@@ -14052,7 +15442,7 @@
         </w:tc>
         <w:tc>
           <w:tcPr>
-            <w:tcW w:type="dxa" w:w="2154"/>
+            <w:tcW w:type="dxa" w:w="2029"/>
             <w:shd w:val="clear" w:color="auto" w:fill="FAFBFD"/>
           </w:tcPr>
           <w:p>
@@ -14072,7 +15462,7 @@
         </w:tc>
         <w:tc>
           <w:tcPr>
-            <w:tcW w:type="dxa" w:w="5613"/>
+            <w:tcW w:type="dxa" w:w="5287"/>
             <w:shd w:val="clear" w:color="auto" w:fill="FAFBFD"/>
           </w:tcPr>
           <w:p>
@@ -14105,7 +15495,7 @@
         <w:rPr>
           <w:rFonts w:ascii="仿宋" w:hAnsi="仿宋" w:eastAsia="仿宋"/>
           <w:b w:val="0"/>
-          <w:sz w:val="21"/>
+          <w:sz w:val="28"/>
         </w:rPr>
         <w:t>统一数据结构（src/utils/types.py）：LoadedDocument（原文 + 元信息）、Chunk（文本 + 页码 + 字符区间 + doc_id）、RetrievedChunk（Chunk + score/confidence/rerank_score）、Citation（来源 + 页码 + 片段编号）、RAGAnswer（答案 + 引用 + 检索片段 + 降级原因 + Token/耗时）、ToolCall / ToolResult / AgentStep / AgentResult（决策层）、Message / ConversationTurn / Session（记忆层）。</w:t>
       </w:r>
@@ -14118,7 +15508,7 @@
       </w:pPr>
       <w:r>
         <w:rPr>
-          <w:rFonts w:ascii="黑体" w:hAnsi="黑体" w:eastAsia="黑体"/>
+          <w:rFonts w:ascii="仿宋" w:hAnsi="仿宋" w:eastAsia="仿宋"/>
           <w:b/>
           <w:color w:val="000000"/>
           <w:sz w:val="28"/>
@@ -14200,7 +15590,7 @@
       </w:pPr>
       <w:r>
         <w:rPr>
-          <w:rFonts w:ascii="黑体" w:hAnsi="黑体" w:eastAsia="黑体"/>
+          <w:rFonts w:ascii="仿宋" w:hAnsi="仿宋" w:eastAsia="仿宋"/>
           <w:b/>
           <w:color w:val="000000"/>
           <w:sz w:val="28"/>
@@ -14246,9 +15636,9 @@
         <w:tblLook w:firstColumn="1" w:firstRow="1" w:lastColumn="0" w:lastRow="0" w:noHBand="0" w:noVBand="1" w:val="04A0"/>
       </w:tblPr>
       <w:tblGrid>
-        <w:gridCol w:w="3097"/>
-        <w:gridCol w:w="3097"/>
-        <w:gridCol w:w="3097"/>
+        <w:gridCol w:w="2771"/>
+        <w:gridCol w:w="2771"/>
+        <w:gridCol w:w="2771"/>
       </w:tblGrid>
       <w:tr>
         <w:trPr>
@@ -14256,7 +15646,7 @@
         </w:trPr>
         <w:tc>
           <w:tcPr>
-            <w:tcW w:type="dxa" w:w="1531"/>
+            <w:tcW w:type="dxa" w:w="1442"/>
             <w:shd w:val="clear" w:color="auto" w:fill="E8EEF7"/>
           </w:tcPr>
           <w:p>
@@ -14277,7 +15667,7 @@
         </w:tc>
         <w:tc>
           <w:tcPr>
-            <w:tcW w:type="dxa" w:w="3231"/>
+            <w:tcW w:type="dxa" w:w="3044"/>
             <w:shd w:val="clear" w:color="auto" w:fill="E8EEF7"/>
           </w:tcPr>
           <w:p>
@@ -14298,7 +15688,7 @@
         </w:tc>
         <w:tc>
           <w:tcPr>
-            <w:tcW w:type="dxa" w:w="4025"/>
+            <w:tcW w:type="dxa" w:w="3791"/>
             <w:shd w:val="clear" w:color="auto" w:fill="E8EEF7"/>
           </w:tcPr>
           <w:p>
@@ -14324,7 +15714,7 @@
         </w:trPr>
         <w:tc>
           <w:tcPr>
-            <w:tcW w:type="dxa" w:w="1531"/>
+            <w:tcW w:type="dxa" w:w="1442"/>
           </w:tcPr>
           <w:p>
             <w:pPr>
@@ -14343,7 +15733,7 @@
         </w:tc>
         <w:tc>
           <w:tcPr>
-            <w:tcW w:type="dxa" w:w="3231"/>
+            <w:tcW w:type="dxa" w:w="3044"/>
           </w:tcPr>
           <w:p>
             <w:pPr>
@@ -14362,7 +15752,7 @@
         </w:tc>
         <w:tc>
           <w:tcPr>
-            <w:tcW w:type="dxa" w:w="4025"/>
+            <w:tcW w:type="dxa" w:w="3791"/>
           </w:tcPr>
           <w:p>
             <w:pPr>
@@ -14386,7 +15776,7 @@
         </w:trPr>
         <w:tc>
           <w:tcPr>
-            <w:tcW w:type="dxa" w:w="1531"/>
+            <w:tcW w:type="dxa" w:w="1442"/>
             <w:shd w:val="clear" w:color="auto" w:fill="FAFBFD"/>
           </w:tcPr>
           <w:p>
@@ -14406,7 +15796,7 @@
         </w:tc>
         <w:tc>
           <w:tcPr>
-            <w:tcW w:type="dxa" w:w="3231"/>
+            <w:tcW w:type="dxa" w:w="3044"/>
             <w:shd w:val="clear" w:color="auto" w:fill="FAFBFD"/>
           </w:tcPr>
           <w:p>
@@ -14426,7 +15816,7 @@
         </w:tc>
         <w:tc>
           <w:tcPr>
-            <w:tcW w:type="dxa" w:w="4025"/>
+            <w:tcW w:type="dxa" w:w="3791"/>
             <w:shd w:val="clear" w:color="auto" w:fill="FAFBFD"/>
           </w:tcPr>
           <w:p>
@@ -14451,7 +15841,7 @@
         </w:trPr>
         <w:tc>
           <w:tcPr>
-            <w:tcW w:type="dxa" w:w="1531"/>
+            <w:tcW w:type="dxa" w:w="1442"/>
           </w:tcPr>
           <w:p>
             <w:pPr>
@@ -14470,7 +15860,7 @@
         </w:tc>
         <w:tc>
           <w:tcPr>
-            <w:tcW w:type="dxa" w:w="3231"/>
+            <w:tcW w:type="dxa" w:w="3044"/>
           </w:tcPr>
           <w:p>
             <w:pPr>
@@ -14489,7 +15879,7 @@
         </w:tc>
         <w:tc>
           <w:tcPr>
-            <w:tcW w:type="dxa" w:w="4025"/>
+            <w:tcW w:type="dxa" w:w="3791"/>
           </w:tcPr>
           <w:p>
             <w:pPr>
@@ -14513,7 +15903,7 @@
         </w:trPr>
         <w:tc>
           <w:tcPr>
-            <w:tcW w:type="dxa" w:w="1531"/>
+            <w:tcW w:type="dxa" w:w="1442"/>
             <w:shd w:val="clear" w:color="auto" w:fill="FAFBFD"/>
           </w:tcPr>
           <w:p>
@@ -14533,7 +15923,7 @@
         </w:tc>
         <w:tc>
           <w:tcPr>
-            <w:tcW w:type="dxa" w:w="3231"/>
+            <w:tcW w:type="dxa" w:w="3044"/>
             <w:shd w:val="clear" w:color="auto" w:fill="FAFBFD"/>
           </w:tcPr>
           <w:p>
@@ -14553,7 +15943,7 @@
         </w:tc>
         <w:tc>
           <w:tcPr>
-            <w:tcW w:type="dxa" w:w="4025"/>
+            <w:tcW w:type="dxa" w:w="3791"/>
             <w:shd w:val="clear" w:color="auto" w:fill="FAFBFD"/>
           </w:tcPr>
           <w:p>
@@ -14578,7 +15968,7 @@
         </w:trPr>
         <w:tc>
           <w:tcPr>
-            <w:tcW w:type="dxa" w:w="1531"/>
+            <w:tcW w:type="dxa" w:w="1442"/>
           </w:tcPr>
           <w:p>
             <w:pPr>
@@ -14597,7 +15987,7 @@
         </w:tc>
         <w:tc>
           <w:tcPr>
-            <w:tcW w:type="dxa" w:w="3231"/>
+            <w:tcW w:type="dxa" w:w="3044"/>
           </w:tcPr>
           <w:p>
             <w:pPr>
@@ -14616,7 +16006,7 @@
         </w:tc>
         <w:tc>
           <w:tcPr>
-            <w:tcW w:type="dxa" w:w="4025"/>
+            <w:tcW w:type="dxa" w:w="3791"/>
           </w:tcPr>
           <w:p>
             <w:pPr>
@@ -14640,7 +16030,7 @@
         </w:trPr>
         <w:tc>
           <w:tcPr>
-            <w:tcW w:type="dxa" w:w="1531"/>
+            <w:tcW w:type="dxa" w:w="1442"/>
             <w:shd w:val="clear" w:color="auto" w:fill="FAFBFD"/>
           </w:tcPr>
           <w:p>
@@ -14660,7 +16050,7 @@
         </w:tc>
         <w:tc>
           <w:tcPr>
-            <w:tcW w:type="dxa" w:w="3231"/>
+            <w:tcW w:type="dxa" w:w="3044"/>
             <w:shd w:val="clear" w:color="auto" w:fill="FAFBFD"/>
           </w:tcPr>
           <w:p>
@@ -14680,7 +16070,7 @@
         </w:tc>
         <w:tc>
           <w:tcPr>
-            <w:tcW w:type="dxa" w:w="4025"/>
+            <w:tcW w:type="dxa" w:w="3791"/>
             <w:shd w:val="clear" w:color="auto" w:fill="FAFBFD"/>
           </w:tcPr>
           <w:p>
@@ -14705,7 +16095,7 @@
         </w:trPr>
         <w:tc>
           <w:tcPr>
-            <w:tcW w:type="dxa" w:w="1531"/>
+            <w:tcW w:type="dxa" w:w="1442"/>
           </w:tcPr>
           <w:p>
             <w:pPr>
@@ -14724,7 +16114,7 @@
         </w:tc>
         <w:tc>
           <w:tcPr>
-            <w:tcW w:type="dxa" w:w="3231"/>
+            <w:tcW w:type="dxa" w:w="3044"/>
           </w:tcPr>
           <w:p>
             <w:pPr>
@@ -14743,7 +16133,7 @@
         </w:tc>
         <w:tc>
           <w:tcPr>
-            <w:tcW w:type="dxa" w:w="4025"/>
+            <w:tcW w:type="dxa" w:w="3791"/>
           </w:tcPr>
           <w:p>
             <w:pPr>
@@ -14767,7 +16157,7 @@
         </w:trPr>
         <w:tc>
           <w:tcPr>
-            <w:tcW w:type="dxa" w:w="1531"/>
+            <w:tcW w:type="dxa" w:w="1442"/>
             <w:shd w:val="clear" w:color="auto" w:fill="FAFBFD"/>
           </w:tcPr>
           <w:p>
@@ -14787,7 +16177,7 @@
         </w:tc>
         <w:tc>
           <w:tcPr>
-            <w:tcW w:type="dxa" w:w="3231"/>
+            <w:tcW w:type="dxa" w:w="3044"/>
             <w:shd w:val="clear" w:color="auto" w:fill="FAFBFD"/>
           </w:tcPr>
           <w:p>
@@ -14807,7 +16197,7 @@
         </w:tc>
         <w:tc>
           <w:tcPr>
-            <w:tcW w:type="dxa" w:w="4025"/>
+            <w:tcW w:type="dxa" w:w="3791"/>
             <w:shd w:val="clear" w:color="auto" w:fill="FAFBFD"/>
           </w:tcPr>
           <w:p>
@@ -14832,7 +16222,7 @@
         </w:trPr>
         <w:tc>
           <w:tcPr>
-            <w:tcW w:type="dxa" w:w="1531"/>
+            <w:tcW w:type="dxa" w:w="1442"/>
           </w:tcPr>
           <w:p>
             <w:pPr>
@@ -14851,7 +16241,7 @@
         </w:tc>
         <w:tc>
           <w:tcPr>
-            <w:tcW w:type="dxa" w:w="3231"/>
+            <w:tcW w:type="dxa" w:w="3044"/>
           </w:tcPr>
           <w:p>
             <w:pPr>
@@ -14870,7 +16260,7 @@
         </w:tc>
         <w:tc>
           <w:tcPr>
-            <w:tcW w:type="dxa" w:w="4025"/>
+            <w:tcW w:type="dxa" w:w="3791"/>
           </w:tcPr>
           <w:p>
             <w:pPr>
@@ -14894,7 +16284,7 @@
         </w:trPr>
         <w:tc>
           <w:tcPr>
-            <w:tcW w:type="dxa" w:w="1531"/>
+            <w:tcW w:type="dxa" w:w="1442"/>
             <w:shd w:val="clear" w:color="auto" w:fill="FAFBFD"/>
           </w:tcPr>
           <w:p>
@@ -14914,7 +16304,7 @@
         </w:tc>
         <w:tc>
           <w:tcPr>
-            <w:tcW w:type="dxa" w:w="3231"/>
+            <w:tcW w:type="dxa" w:w="3044"/>
             <w:shd w:val="clear" w:color="auto" w:fill="FAFBFD"/>
           </w:tcPr>
           <w:p>
@@ -14934,7 +16324,7 @@
         </w:tc>
         <w:tc>
           <w:tcPr>
-            <w:tcW w:type="dxa" w:w="4025"/>
+            <w:tcW w:type="dxa" w:w="3791"/>
             <w:shd w:val="clear" w:color="auto" w:fill="FAFBFD"/>
           </w:tcPr>
           <w:p>
@@ -14959,7 +16349,7 @@
         </w:trPr>
         <w:tc>
           <w:tcPr>
-            <w:tcW w:type="dxa" w:w="1531"/>
+            <w:tcW w:type="dxa" w:w="1442"/>
           </w:tcPr>
           <w:p>
             <w:pPr>
@@ -14978,7 +16368,7 @@
         </w:tc>
         <w:tc>
           <w:tcPr>
-            <w:tcW w:type="dxa" w:w="3231"/>
+            <w:tcW w:type="dxa" w:w="3044"/>
           </w:tcPr>
           <w:p>
             <w:pPr>
@@ -14997,7 +16387,7 @@
         </w:tc>
         <w:tc>
           <w:tcPr>
-            <w:tcW w:type="dxa" w:w="4025"/>
+            <w:tcW w:type="dxa" w:w="3791"/>
           </w:tcPr>
           <w:p>
             <w:pPr>
@@ -15021,7 +16411,7 @@
         </w:trPr>
         <w:tc>
           <w:tcPr>
-            <w:tcW w:type="dxa" w:w="1531"/>
+            <w:tcW w:type="dxa" w:w="1442"/>
             <w:shd w:val="clear" w:color="auto" w:fill="FAFBFD"/>
           </w:tcPr>
           <w:p>
@@ -15041,7 +16431,7 @@
         </w:tc>
         <w:tc>
           <w:tcPr>
-            <w:tcW w:type="dxa" w:w="3231"/>
+            <w:tcW w:type="dxa" w:w="3044"/>
             <w:shd w:val="clear" w:color="auto" w:fill="FAFBFD"/>
           </w:tcPr>
           <w:p>
@@ -15061,7 +16451,7 @@
         </w:tc>
         <w:tc>
           <w:tcPr>
-            <w:tcW w:type="dxa" w:w="4025"/>
+            <w:tcW w:type="dxa" w:w="3791"/>
             <w:shd w:val="clear" w:color="auto" w:fill="FAFBFD"/>
           </w:tcPr>
           <w:p>
@@ -15086,7 +16476,7 @@
         </w:trPr>
         <w:tc>
           <w:tcPr>
-            <w:tcW w:type="dxa" w:w="1531"/>
+            <w:tcW w:type="dxa" w:w="1442"/>
           </w:tcPr>
           <w:p>
             <w:pPr>
@@ -15105,7 +16495,7 @@
         </w:tc>
         <w:tc>
           <w:tcPr>
-            <w:tcW w:type="dxa" w:w="3231"/>
+            <w:tcW w:type="dxa" w:w="3044"/>
           </w:tcPr>
           <w:p>
             <w:pPr>
@@ -15124,7 +16514,7 @@
         </w:tc>
         <w:tc>
           <w:tcPr>
-            <w:tcW w:type="dxa" w:w="4025"/>
+            <w:tcW w:type="dxa" w:w="3791"/>
           </w:tcPr>
           <w:p>
             <w:pPr>
@@ -15148,7 +16538,7 @@
         </w:trPr>
         <w:tc>
           <w:tcPr>
-            <w:tcW w:type="dxa" w:w="1531"/>
+            <w:tcW w:type="dxa" w:w="1442"/>
             <w:shd w:val="clear" w:color="auto" w:fill="FAFBFD"/>
           </w:tcPr>
           <w:p>
@@ -15168,7 +16558,7 @@
         </w:tc>
         <w:tc>
           <w:tcPr>
-            <w:tcW w:type="dxa" w:w="3231"/>
+            <w:tcW w:type="dxa" w:w="3044"/>
             <w:shd w:val="clear" w:color="auto" w:fill="FAFBFD"/>
           </w:tcPr>
           <w:p>
@@ -15188,7 +16578,7 @@
         </w:tc>
         <w:tc>
           <w:tcPr>
-            <w:tcW w:type="dxa" w:w="4025"/>
+            <w:tcW w:type="dxa" w:w="3791"/>
             <w:shd w:val="clear" w:color="auto" w:fill="FAFBFD"/>
           </w:tcPr>
           <w:p>
@@ -15221,7 +16611,7 @@
         <w:rPr>
           <w:rFonts w:ascii="仿宋" w:hAnsi="仿宋" w:eastAsia="仿宋"/>
           <w:b w:val="0"/>
-          <w:sz w:val="21"/>
+          <w:sz w:val="28"/>
         </w:rPr>
         <w:t>完整示例与每个参数的含义见 docs/技术设计文档.md 与项目根目录 config.yaml 中的逐行注释。</w:t>
       </w:r>
@@ -15250,7 +16640,7 @@
       </w:pPr>
       <w:r>
         <w:rPr>
-          <w:rFonts w:ascii="黑体" w:hAnsi="黑体" w:eastAsia="黑体"/>
+          <w:rFonts w:ascii="仿宋" w:hAnsi="仿宋" w:eastAsia="仿宋"/>
           <w:b/>
           <w:color w:val="000000"/>
           <w:sz w:val="28"/>
@@ -15289,7 +16679,7 @@
           <w:b w:val="0"/>
           <w:sz w:val="28"/>
         </w:rPr>
-        <w:t>代码规模：业务代码约 29,694 行、测试代码约 8,440 行，全部为标准库 + NumPy 实现，无 Web 框架、无 LangChain、无 jieba；</w:t>
+        <w:t>代码规模：业务代码约 29,789 行、测试代码约 8,440 行，全部为标准库 + NumPy 实现，无 Web 框架、无 LangChain、无 jieba；</w:t>
       </w:r>
     </w:p>
     <w:p>
@@ -15398,9 +16788,9 @@
         <w:tblLook w:firstColumn="1" w:firstRow="1" w:lastColumn="0" w:lastRow="0" w:noHBand="0" w:noVBand="1" w:val="04A0"/>
       </w:tblPr>
       <w:tblGrid>
-        <w:gridCol w:w="3097"/>
-        <w:gridCol w:w="3097"/>
-        <w:gridCol w:w="3097"/>
+        <w:gridCol w:w="2771"/>
+        <w:gridCol w:w="2771"/>
+        <w:gridCol w:w="2771"/>
       </w:tblGrid>
       <w:tr>
         <w:trPr>
@@ -15408,7 +16798,7 @@
         </w:trPr>
         <w:tc>
           <w:tcPr>
-            <w:tcW w:type="dxa" w:w="2494"/>
+            <w:tcW w:type="dxa" w:w="2350"/>
             <w:shd w:val="clear" w:color="auto" w:fill="E8EEF7"/>
           </w:tcPr>
           <w:p>
@@ -15429,7 +16819,7 @@
         </w:tc>
         <w:tc>
           <w:tcPr>
-            <w:tcW w:type="dxa" w:w="3175"/>
+            <w:tcW w:type="dxa" w:w="2990"/>
             <w:shd w:val="clear" w:color="auto" w:fill="E8EEF7"/>
           </w:tcPr>
           <w:p>
@@ -15450,7 +16840,7 @@
         </w:tc>
         <w:tc>
           <w:tcPr>
-            <w:tcW w:type="dxa" w:w="3118"/>
+            <w:tcW w:type="dxa" w:w="2937"/>
             <w:shd w:val="clear" w:color="auto" w:fill="E8EEF7"/>
           </w:tcPr>
           <w:p>
@@ -15476,7 +16866,7 @@
         </w:trPr>
         <w:tc>
           <w:tcPr>
-            <w:tcW w:type="dxa" w:w="2494"/>
+            <w:tcW w:type="dxa" w:w="2350"/>
           </w:tcPr>
           <w:p>
             <w:pPr>
@@ -15495,7 +16885,7 @@
         </w:tc>
         <w:tc>
           <w:tcPr>
-            <w:tcW w:type="dxa" w:w="3175"/>
+            <w:tcW w:type="dxa" w:w="2990"/>
           </w:tcPr>
           <w:p>
             <w:pPr>
@@ -15514,7 +16904,7 @@
         </w:tc>
         <w:tc>
           <w:tcPr>
-            <w:tcW w:type="dxa" w:w="3118"/>
+            <w:tcW w:type="dxa" w:w="2937"/>
           </w:tcPr>
           <w:p>
             <w:pPr>
@@ -15538,7 +16928,7 @@
         </w:trPr>
         <w:tc>
           <w:tcPr>
-            <w:tcW w:type="dxa" w:w="2494"/>
+            <w:tcW w:type="dxa" w:w="2350"/>
             <w:shd w:val="clear" w:color="auto" w:fill="FAFBFD"/>
           </w:tcPr>
           <w:p>
@@ -15558,7 +16948,7 @@
         </w:tc>
         <w:tc>
           <w:tcPr>
-            <w:tcW w:type="dxa" w:w="3175"/>
+            <w:tcW w:type="dxa" w:w="2990"/>
             <w:shd w:val="clear" w:color="auto" w:fill="FAFBFD"/>
           </w:tcPr>
           <w:p>
@@ -15578,7 +16968,7 @@
         </w:tc>
         <w:tc>
           <w:tcPr>
-            <w:tcW w:type="dxa" w:w="3118"/>
+            <w:tcW w:type="dxa" w:w="2937"/>
             <w:shd w:val="clear" w:color="auto" w:fill="FAFBFD"/>
           </w:tcPr>
           <w:p>
@@ -15603,7 +16993,7 @@
         </w:trPr>
         <w:tc>
           <w:tcPr>
-            <w:tcW w:type="dxa" w:w="2494"/>
+            <w:tcW w:type="dxa" w:w="2350"/>
           </w:tcPr>
           <w:p>
             <w:pPr>
@@ -15622,7 +17012,7 @@
         </w:tc>
         <w:tc>
           <w:tcPr>
-            <w:tcW w:type="dxa" w:w="3175"/>
+            <w:tcW w:type="dxa" w:w="2990"/>
           </w:tcPr>
           <w:p>
             <w:pPr>
@@ -15641,7 +17031,7 @@
         </w:tc>
         <w:tc>
           <w:tcPr>
-            <w:tcW w:type="dxa" w:w="3118"/>
+            <w:tcW w:type="dxa" w:w="2937"/>
           </w:tcPr>
           <w:p>
             <w:pPr>
@@ -15665,7 +17055,7 @@
         </w:trPr>
         <w:tc>
           <w:tcPr>
-            <w:tcW w:type="dxa" w:w="2494"/>
+            <w:tcW w:type="dxa" w:w="2350"/>
             <w:shd w:val="clear" w:color="auto" w:fill="FAFBFD"/>
           </w:tcPr>
           <w:p>
@@ -15685,7 +17075,7 @@
         </w:tc>
         <w:tc>
           <w:tcPr>
-            <w:tcW w:type="dxa" w:w="3175"/>
+            <w:tcW w:type="dxa" w:w="2990"/>
             <w:shd w:val="clear" w:color="auto" w:fill="FAFBFD"/>
           </w:tcPr>
           <w:p>
@@ -15705,7 +17095,7 @@
         </w:tc>
         <w:tc>
           <w:tcPr>
-            <w:tcW w:type="dxa" w:w="3118"/>
+            <w:tcW w:type="dxa" w:w="2937"/>
             <w:shd w:val="clear" w:color="auto" w:fill="FAFBFD"/>
           </w:tcPr>
           <w:p>
@@ -15730,7 +17120,7 @@
         </w:trPr>
         <w:tc>
           <w:tcPr>
-            <w:tcW w:type="dxa" w:w="2494"/>
+            <w:tcW w:type="dxa" w:w="2350"/>
           </w:tcPr>
           <w:p>
             <w:pPr>
@@ -15749,7 +17139,7 @@
         </w:tc>
         <w:tc>
           <w:tcPr>
-            <w:tcW w:type="dxa" w:w="3175"/>
+            <w:tcW w:type="dxa" w:w="2990"/>
           </w:tcPr>
           <w:p>
             <w:pPr>
@@ -15768,7 +17158,7 @@
         </w:tc>
         <w:tc>
           <w:tcPr>
-            <w:tcW w:type="dxa" w:w="3118"/>
+            <w:tcW w:type="dxa" w:w="2937"/>
           </w:tcPr>
           <w:p>
             <w:pPr>
@@ -15792,7 +17182,7 @@
         </w:trPr>
         <w:tc>
           <w:tcPr>
-            <w:tcW w:type="dxa" w:w="2494"/>
+            <w:tcW w:type="dxa" w:w="2350"/>
             <w:shd w:val="clear" w:color="auto" w:fill="FAFBFD"/>
           </w:tcPr>
           <w:p>
@@ -15812,7 +17202,7 @@
         </w:tc>
         <w:tc>
           <w:tcPr>
-            <w:tcW w:type="dxa" w:w="3175"/>
+            <w:tcW w:type="dxa" w:w="2990"/>
             <w:shd w:val="clear" w:color="auto" w:fill="FAFBFD"/>
           </w:tcPr>
           <w:p>
@@ -15832,7 +17222,7 @@
         </w:tc>
         <w:tc>
           <w:tcPr>
-            <w:tcW w:type="dxa" w:w="3118"/>
+            <w:tcW w:type="dxa" w:w="2937"/>
             <w:shd w:val="clear" w:color="auto" w:fill="FAFBFD"/>
           </w:tcPr>
           <w:p>
@@ -15865,7 +17255,7 @@
       </w:pPr>
       <w:r>
         <w:rPr>
-          <w:rFonts w:ascii="黑体" w:hAnsi="黑体" w:eastAsia="黑体"/>
+          <w:rFonts w:ascii="仿宋" w:hAnsi="仿宋" w:eastAsia="仿宋"/>
           <w:b/>
           <w:color w:val="000000"/>
           <w:sz w:val="28"/>
@@ -15895,10 +17285,10 @@
         <w:tblLook w:firstColumn="1" w:firstRow="1" w:lastColumn="0" w:lastRow="0" w:noHBand="0" w:noVBand="1" w:val="04A0"/>
       </w:tblPr>
       <w:tblGrid>
-        <w:gridCol w:w="2323"/>
-        <w:gridCol w:w="2323"/>
-        <w:gridCol w:w="2323"/>
-        <w:gridCol w:w="2323"/>
+        <w:gridCol w:w="2078"/>
+        <w:gridCol w:w="2078"/>
+        <w:gridCol w:w="2078"/>
+        <w:gridCol w:w="2078"/>
       </w:tblGrid>
       <w:tr>
         <w:trPr>
@@ -15906,7 +17296,7 @@
         </w:trPr>
         <w:tc>
           <w:tcPr>
-            <w:tcW w:type="dxa" w:w="1587"/>
+            <w:tcW w:type="dxa" w:w="1495"/>
             <w:shd w:val="clear" w:color="auto" w:fill="E8EEF7"/>
           </w:tcPr>
           <w:p>
@@ -15927,7 +17317,7 @@
         </w:tc>
         <w:tc>
           <w:tcPr>
-            <w:tcW w:type="dxa" w:w="2835"/>
+            <w:tcW w:type="dxa" w:w="2670"/>
             <w:shd w:val="clear" w:color="auto" w:fill="E8EEF7"/>
           </w:tcPr>
           <w:p>
@@ -15948,7 +17338,7 @@
         </w:tc>
         <w:tc>
           <w:tcPr>
-            <w:tcW w:type="dxa" w:w="2494"/>
+            <w:tcW w:type="dxa" w:w="2350"/>
             <w:shd w:val="clear" w:color="auto" w:fill="E8EEF7"/>
           </w:tcPr>
           <w:p>
@@ -15969,7 +17359,7 @@
         </w:tc>
         <w:tc>
           <w:tcPr>
-            <w:tcW w:type="dxa" w:w="1871"/>
+            <w:tcW w:type="dxa" w:w="1762"/>
             <w:shd w:val="clear" w:color="auto" w:fill="E8EEF7"/>
           </w:tcPr>
           <w:p>
@@ -15995,7 +17385,7 @@
         </w:trPr>
         <w:tc>
           <w:tcPr>
-            <w:tcW w:type="dxa" w:w="1587"/>
+            <w:tcW w:type="dxa" w:w="1495"/>
           </w:tcPr>
           <w:p>
             <w:pPr>
@@ -16014,7 +17404,7 @@
         </w:tc>
         <w:tc>
           <w:tcPr>
-            <w:tcW w:type="dxa" w:w="2835"/>
+            <w:tcW w:type="dxa" w:w="2670"/>
           </w:tcPr>
           <w:p>
             <w:pPr>
@@ -16033,7 +17423,7 @@
         </w:tc>
         <w:tc>
           <w:tcPr>
-            <w:tcW w:type="dxa" w:w="2494"/>
+            <w:tcW w:type="dxa" w:w="2350"/>
           </w:tcPr>
           <w:p>
             <w:pPr>
@@ -16052,7 +17442,7 @@
         </w:tc>
         <w:tc>
           <w:tcPr>
-            <w:tcW w:type="dxa" w:w="1871"/>
+            <w:tcW w:type="dxa" w:w="1762"/>
           </w:tcPr>
           <w:p>
             <w:pPr>
@@ -16076,7 +17466,7 @@
         </w:trPr>
         <w:tc>
           <w:tcPr>
-            <w:tcW w:type="dxa" w:w="1587"/>
+            <w:tcW w:type="dxa" w:w="1495"/>
             <w:shd w:val="clear" w:color="auto" w:fill="FAFBFD"/>
           </w:tcPr>
           <w:p>
@@ -16096,7 +17486,7 @@
         </w:tc>
         <w:tc>
           <w:tcPr>
-            <w:tcW w:type="dxa" w:w="2835"/>
+            <w:tcW w:type="dxa" w:w="2670"/>
             <w:shd w:val="clear" w:color="auto" w:fill="FAFBFD"/>
           </w:tcPr>
           <w:p>
@@ -16116,7 +17506,7 @@
         </w:tc>
         <w:tc>
           <w:tcPr>
-            <w:tcW w:type="dxa" w:w="2494"/>
+            <w:tcW w:type="dxa" w:w="2350"/>
             <w:shd w:val="clear" w:color="auto" w:fill="FAFBFD"/>
           </w:tcPr>
           <w:p>
@@ -16136,7 +17526,7 @@
         </w:tc>
         <w:tc>
           <w:tcPr>
-            <w:tcW w:type="dxa" w:w="1871"/>
+            <w:tcW w:type="dxa" w:w="1762"/>
             <w:shd w:val="clear" w:color="auto" w:fill="FAFBFD"/>
           </w:tcPr>
           <w:p>
@@ -16161,7 +17551,7 @@
         </w:trPr>
         <w:tc>
           <w:tcPr>
-            <w:tcW w:type="dxa" w:w="1587"/>
+            <w:tcW w:type="dxa" w:w="1495"/>
           </w:tcPr>
           <w:p>
             <w:pPr>
@@ -16180,7 +17570,7 @@
         </w:tc>
         <w:tc>
           <w:tcPr>
-            <w:tcW w:type="dxa" w:w="2835"/>
+            <w:tcW w:type="dxa" w:w="2670"/>
           </w:tcPr>
           <w:p>
             <w:pPr>
@@ -16199,7 +17589,7 @@
         </w:tc>
         <w:tc>
           <w:tcPr>
-            <w:tcW w:type="dxa" w:w="2494"/>
+            <w:tcW w:type="dxa" w:w="2350"/>
           </w:tcPr>
           <w:p>
             <w:pPr>
@@ -16218,7 +17608,7 @@
         </w:tc>
         <w:tc>
           <w:tcPr>
-            <w:tcW w:type="dxa" w:w="1871"/>
+            <w:tcW w:type="dxa" w:w="1762"/>
           </w:tcPr>
           <w:p>
             <w:pPr>
@@ -16242,7 +17632,7 @@
         </w:trPr>
         <w:tc>
           <w:tcPr>
-            <w:tcW w:type="dxa" w:w="1587"/>
+            <w:tcW w:type="dxa" w:w="1495"/>
             <w:shd w:val="clear" w:color="auto" w:fill="FAFBFD"/>
           </w:tcPr>
           <w:p>
@@ -16262,7 +17652,7 @@
         </w:tc>
         <w:tc>
           <w:tcPr>
-            <w:tcW w:type="dxa" w:w="2835"/>
+            <w:tcW w:type="dxa" w:w="2670"/>
             <w:shd w:val="clear" w:color="auto" w:fill="FAFBFD"/>
           </w:tcPr>
           <w:p>
@@ -16282,7 +17672,7 @@
         </w:tc>
         <w:tc>
           <w:tcPr>
-            <w:tcW w:type="dxa" w:w="2494"/>
+            <w:tcW w:type="dxa" w:w="2350"/>
             <w:shd w:val="clear" w:color="auto" w:fill="FAFBFD"/>
           </w:tcPr>
           <w:p>
@@ -16302,7 +17692,7 @@
         </w:tc>
         <w:tc>
           <w:tcPr>
-            <w:tcW w:type="dxa" w:w="1871"/>
+            <w:tcW w:type="dxa" w:w="1762"/>
             <w:shd w:val="clear" w:color="auto" w:fill="FAFBFD"/>
           </w:tcPr>
           <w:p>
@@ -16327,7 +17717,7 @@
         </w:trPr>
         <w:tc>
           <w:tcPr>
-            <w:tcW w:type="dxa" w:w="1587"/>
+            <w:tcW w:type="dxa" w:w="1495"/>
           </w:tcPr>
           <w:p>
             <w:pPr>
@@ -16346,7 +17736,7 @@
         </w:tc>
         <w:tc>
           <w:tcPr>
-            <w:tcW w:type="dxa" w:w="2835"/>
+            <w:tcW w:type="dxa" w:w="2670"/>
           </w:tcPr>
           <w:p>
             <w:pPr>
@@ -16365,7 +17755,7 @@
         </w:tc>
         <w:tc>
           <w:tcPr>
-            <w:tcW w:type="dxa" w:w="2494"/>
+            <w:tcW w:type="dxa" w:w="2350"/>
           </w:tcPr>
           <w:p>
             <w:pPr>
@@ -16384,7 +17774,7 @@
         </w:tc>
         <w:tc>
           <w:tcPr>
-            <w:tcW w:type="dxa" w:w="1871"/>
+            <w:tcW w:type="dxa" w:w="1762"/>
           </w:tcPr>
           <w:p>
             <w:pPr>
@@ -16408,7 +17798,7 @@
         </w:trPr>
         <w:tc>
           <w:tcPr>
-            <w:tcW w:type="dxa" w:w="1587"/>
+            <w:tcW w:type="dxa" w:w="1495"/>
             <w:shd w:val="clear" w:color="auto" w:fill="FAFBFD"/>
           </w:tcPr>
           <w:p>
@@ -16428,7 +17818,7 @@
         </w:tc>
         <w:tc>
           <w:tcPr>
-            <w:tcW w:type="dxa" w:w="2835"/>
+            <w:tcW w:type="dxa" w:w="2670"/>
             <w:shd w:val="clear" w:color="auto" w:fill="FAFBFD"/>
           </w:tcPr>
           <w:p>
@@ -16448,7 +17838,7 @@
         </w:tc>
         <w:tc>
           <w:tcPr>
-            <w:tcW w:type="dxa" w:w="2494"/>
+            <w:tcW w:type="dxa" w:w="2350"/>
             <w:shd w:val="clear" w:color="auto" w:fill="FAFBFD"/>
           </w:tcPr>
           <w:p>
@@ -16468,7 +17858,7 @@
         </w:tc>
         <w:tc>
           <w:tcPr>
-            <w:tcW w:type="dxa" w:w="1871"/>
+            <w:tcW w:type="dxa" w:w="1762"/>
             <w:shd w:val="clear" w:color="auto" w:fill="FAFBFD"/>
           </w:tcPr>
           <w:p>
@@ -16493,7 +17883,7 @@
         </w:trPr>
         <w:tc>
           <w:tcPr>
-            <w:tcW w:type="dxa" w:w="1587"/>
+            <w:tcW w:type="dxa" w:w="1495"/>
           </w:tcPr>
           <w:p>
             <w:pPr>
@@ -16512,7 +17902,7 @@
         </w:tc>
         <w:tc>
           <w:tcPr>
-            <w:tcW w:type="dxa" w:w="2835"/>
+            <w:tcW w:type="dxa" w:w="2670"/>
           </w:tcPr>
           <w:p>
             <w:pPr>
@@ -16531,7 +17921,7 @@
         </w:tc>
         <w:tc>
           <w:tcPr>
-            <w:tcW w:type="dxa" w:w="2494"/>
+            <w:tcW w:type="dxa" w:w="2350"/>
           </w:tcPr>
           <w:p>
             <w:pPr>
@@ -16550,7 +17940,7 @@
         </w:tc>
         <w:tc>
           <w:tcPr>
-            <w:tcW w:type="dxa" w:w="1871"/>
+            <w:tcW w:type="dxa" w:w="1762"/>
           </w:tcPr>
           <w:p>
             <w:pPr>
@@ -16574,7 +17964,7 @@
         </w:trPr>
         <w:tc>
           <w:tcPr>
-            <w:tcW w:type="dxa" w:w="1587"/>
+            <w:tcW w:type="dxa" w:w="1495"/>
             <w:shd w:val="clear" w:color="auto" w:fill="FAFBFD"/>
           </w:tcPr>
           <w:p>
@@ -16594,7 +17984,7 @@
         </w:tc>
         <w:tc>
           <w:tcPr>
-            <w:tcW w:type="dxa" w:w="2835"/>
+            <w:tcW w:type="dxa" w:w="2670"/>
             <w:shd w:val="clear" w:color="auto" w:fill="FAFBFD"/>
           </w:tcPr>
           <w:p>
@@ -16614,7 +18004,7 @@
         </w:tc>
         <w:tc>
           <w:tcPr>
-            <w:tcW w:type="dxa" w:w="2494"/>
+            <w:tcW w:type="dxa" w:w="2350"/>
             <w:shd w:val="clear" w:color="auto" w:fill="FAFBFD"/>
           </w:tcPr>
           <w:p>
@@ -16634,7 +18024,7 @@
         </w:tc>
         <w:tc>
           <w:tcPr>
-            <w:tcW w:type="dxa" w:w="1871"/>
+            <w:tcW w:type="dxa" w:w="1762"/>
             <w:shd w:val="clear" w:color="auto" w:fill="FAFBFD"/>
           </w:tcPr>
           <w:p>
@@ -16667,7 +18057,7 @@
       </w:pPr>
       <w:r>
         <w:rPr>
-          <w:rFonts w:ascii="黑体" w:hAnsi="黑体" w:eastAsia="黑体"/>
+          <w:rFonts w:ascii="仿宋" w:hAnsi="仿宋" w:eastAsia="仿宋"/>
           <w:b/>
           <w:color w:val="000000"/>
           <w:sz w:val="28"/>
@@ -16840,7 +18230,7 @@
           <w:b w:val="0"/>
           <w:sz w:val="28"/>
         </w:rPr>
-        <w:t>演示 PPT 与录屏：作为课堂汇报材料另行准备。</w:t>
+        <w:t>课堂汇报录屏：演示 PPT 已随交付包提供（见附录 B.5 第 8 项），但现场讲解的录屏尚未录制，需要回看时只能对着 PPT 逐页复现。</w:t>
       </w:r>
     </w:p>
     <w:p>
@@ -16867,7 +18257,7 @@
       </w:pPr>
       <w:r>
         <w:rPr>
-          <w:rFonts w:ascii="黑体" w:hAnsi="黑体" w:eastAsia="黑体"/>
+          <w:rFonts w:ascii="仿宋" w:hAnsi="仿宋" w:eastAsia="仿宋"/>
           <w:b/>
           <w:color w:val="000000"/>
           <w:sz w:val="28"/>
@@ -16885,7 +18275,7 @@
           <w:b w:val="0"/>
           <w:sz w:val="28"/>
         </w:rPr>
-        <w:t>下列目录树由脚本实时扫描生成（业务代码约 29,694 行，测试代码约 8,440 行）。data/、logs/、__pycache__ 等运行时产物未列出。</w:t>
+        <w:t>下列目录树由脚本实时扫描生成（业务代码约 29,789 行，测试代码约 8,440 行）。data/、logs/、__pycache__ 等运行时产物未列出。</w:t>
       </w:r>
     </w:p>
     <w:p>
@@ -16900,7 +18290,7 @@
         </w:rPr>
         <w:t>智能科研助理/</w:t>
         <w:br/>
-        <w:t>|-- 业务代码（src/）合计                                      29694 行</w:t>
+        <w:t>|-- 业务代码（src/）合计                                      29789 行</w:t>
         <w:br/>
         <w:t>|-- 测试代码（tests/）合计                                     8440 行</w:t>
         <w:br/>
@@ -16913,7 +18303,7 @@
         <w:br/>
         <w:t>|      .gitattributes                                    12 行</w:t>
         <w:br/>
-        <w:t>|      .gitignore                                        77 行</w:t>
+        <w:t>|      .gitignore                                        76 行</w:t>
         <w:br/>
         <w:t>|      README.md                                       1035 行</w:t>
         <w:br/>
@@ -16921,7 +18311,7 @@
         <w:br/>
         <w:t>|      requirements.txt                                  74 行</w:t>
         <w:br/>
-        <w:t>|      run.py                                            54 行</w:t>
+        <w:t>|      run.py                                            55 行</w:t>
         <w:br/>
         <w:t>|-- src/</w:t>
         <w:br/>
@@ -16953,11 +18343,11 @@
         <w:br/>
         <w:t>|   |      strategies.py                                998 行</w:t>
         <w:br/>
-        <w:t>|   |-- data_loader/                                   2276 行（小计）</w:t>
+        <w:t>|   |-- data_loader/                                   2309 行（小计）</w:t>
         <w:br/>
         <w:t>|   |      __init__.py                                   45 行</w:t>
         <w:br/>
-        <w:t>|   |      docx_loader.py                               519 行</w:t>
+        <w:t>|   |      docx_loader.py                               552 行</w:t>
         <w:br/>
         <w:t>|   |      loader.py                                    348 行</w:t>
         <w:br/>
@@ -16981,11 +18371,11 @@
         <w:br/>
         <w:t>|   |      report.py                                    944 行</w:t>
         <w:br/>
-        <w:t>|   |-- frontend/                                      5506 行（小计）</w:t>
+        <w:t>|   |-- frontend/                                      5562 行（小计）</w:t>
         <w:br/>
         <w:t>|   |      __init__.py                                   17 行</w:t>
         <w:br/>
-        <w:t>|   |      app.py                                       300 行</w:t>
+        <w:t>|   |      app.py                                       328 行</w:t>
         <w:br/>
         <w:t>|   |      container.py                                 812 行</w:t>
         <w:br/>
@@ -16995,7 +18385,7 @@
         <w:br/>
         <w:t>|   |      static/index.html                            283 行</w:t>
         <w:br/>
-        <w:t>|   |      static/js/app.js                            1592 行</w:t>
+        <w:t>|   |      static/js/app.js                            1620 行</w:t>
         <w:br/>
         <w:t>|   |      static/js/markdown.js                        343 行</w:t>
         <w:br/>
@@ -17025,7 +18415,7 @@
         <w:br/>
         <w:t>|   |      vector_store.py                              745 行</w:t>
         <w:br/>
-        <w:t>|   |-- utils/                                         3016 行（小计）</w:t>
+        <w:t>|   |-- utils/                                         3022 行（小计）</w:t>
         <w:br/>
         <w:t>|   |      __init__.py                                   39 行</w:t>
         <w:br/>
@@ -17033,7 +18423,7 @@
         <w:br/>
         <w:t>|   |      console.py                                   121 行</w:t>
         <w:br/>
-        <w:t>|   |      logger.py                                    704 行</w:t>
+        <w:t>|   |      logger.py                                    710 行</w:t>
         <w:br/>
         <w:t>|   |      secrets.py                                   389 行</w:t>
         <w:br/>
@@ -17071,21 +18461,15 @@
         <w:br/>
         <w:t>|      test_utils.py                                    569 行</w:t>
         <w:br/>
-        <w:t>|-- scripts/                                           2709 行（小计）</w:t>
+        <w:t>|-- scripts/                                            149 行（小计）</w:t>
         <w:br/>
         <w:t>|      bootstrap.py                                     149 行</w:t>
         <w:br/>
-        <w:t>|      capture_screenshots.py                           450 行</w:t>
-        <w:br/>
-        <w:t>|      make_delivery_doc.py                            1705 行</w:t>
-        <w:br/>
-        <w:t>|      make_diagrams.py                                 405 行</w:t>
-        <w:br/>
-        <w:t>|-- docs/                                              2325 行（小计）</w:t>
+        <w:t>|-- docs/                                              2347 行（小计）</w:t>
         <w:br/>
         <w:t>|      技术设计文档.md                                       1413 行</w:t>
         <w:br/>
-        <w:t>|      用户使用手册.md                                        912 行</w:t>
+        <w:t>|      用户使用手册.md                                        934 行</w:t>
         <w:br/>
         <w:t>|-- reports/                                           7663 行（小计）</w:t>
         <w:br/>
@@ -17114,7 +18498,7 @@
       </w:pPr>
       <w:r>
         <w:rPr>
-          <w:rFonts w:ascii="黑体" w:hAnsi="黑体" w:eastAsia="黑体"/>
+          <w:rFonts w:ascii="仿宋" w:hAnsi="仿宋" w:eastAsia="仿宋"/>
           <w:b/>
           <w:color w:val="000000"/>
           <w:sz w:val="28"/>
@@ -17143,7 +18527,7 @@
       </w:pPr>
       <w:r>
         <w:rPr>
-          <w:rFonts w:ascii="楷体" w:hAnsi="楷体" w:eastAsia="楷体"/>
+          <w:rFonts w:ascii="仿宋" w:hAnsi="仿宋" w:eastAsia="仿宋"/>
           <w:b/>
           <w:color w:val="000000"/>
           <w:sz w:val="28"/>
@@ -17201,7 +18585,7 @@
           <w:rFonts w:ascii="仿宋" w:hAnsi="仿宋" w:eastAsia="仿宋"/>
           <w:b w:val="0"/>
           <w:color w:val="606060"/>
-          <w:sz w:val="21"/>
+          <w:sz w:val="28"/>
         </w:rPr>
         <w:t>说明：本项目</w:t>
       </w:r>
@@ -17210,7 +18594,7 @@
           <w:rFonts w:ascii="仿宋" w:hAnsi="仿宋" w:eastAsia="仿宋"/>
           <w:b/>
           <w:color w:val="606060"/>
-          <w:sz w:val="21"/>
+          <w:sz w:val="28"/>
         </w:rPr>
         <w:t>不依赖 Streamlit</w:t>
       </w:r>
@@ -17219,7 +18603,7 @@
           <w:rFonts w:ascii="仿宋" w:hAnsi="仿宋" w:eastAsia="仿宋"/>
           <w:b w:val="0"/>
           <w:color w:val="606060"/>
-          <w:sz w:val="21"/>
+          <w:sz w:val="28"/>
         </w:rPr>
         <w:t>。任务书示例中的 streamlit run src/frontend/app.py 在本项目中对应的启动方式是 python run.py —— 系统自带基于标准库的 Web 服务与前端，无需安装任何 Web 框架。</w:t>
       </w:r>
@@ -17232,7 +18616,7 @@
       </w:pPr>
       <w:r>
         <w:rPr>
-          <w:rFonts w:ascii="楷体" w:hAnsi="楷体" w:eastAsia="楷体"/>
+          <w:rFonts w:ascii="仿宋" w:hAnsi="仿宋" w:eastAsia="仿宋"/>
           <w:b/>
           <w:color w:val="000000"/>
           <w:sz w:val="28"/>
@@ -17248,7 +18632,7 @@
       <w:r>
         <w:rPr>
           <w:rFonts w:ascii="Consolas" w:hAnsi="Consolas" w:eastAsia="宋体"/>
-          <w:sz w:val="19"/>
+          <w:sz w:val="18"/>
         </w:rPr>
         <w:t># 4) 配置 API 密钥（只需一次；密钥经本机密钥派生后密封存储，明文不落盘）</w:t>
         <w:br/>
@@ -17262,12 +18646,16 @@
         <w:br/>
         <w:t># 6) 启动应用（默认 http://127.0.0.1:8501；端口被占用时自动顺延，以控制台输出为准）</w:t>
         <w:br/>
-        <w:t>python run.py --open</w:t>
+        <w:t>#    启动后会自动打开浏览器（Docker/无桌面环境自动跳过；--no-open 可关闭）</w:t>
+        <w:br/>
+        <w:t>python run.py</w:t>
         <w:br/>
         <w:br/>
         <w:t># 其他常用入口</w:t>
         <w:br/>
         <w:t>python run.py --cli            # 命令行交互问答</w:t>
+        <w:br/>
+        <w:t>python run.py --no-open        # 只启动服务，不打开浏览器</w:t>
         <w:br/>
         <w:t>python run.py --health         # 组件健康检查</w:t>
         <w:br/>
@@ -17284,7 +18672,7 @@
       </w:pPr>
       <w:r>
         <w:rPr>
-          <w:rFonts w:ascii="楷体" w:hAnsi="楷体" w:eastAsia="楷体"/>
+          <w:rFonts w:ascii="仿宋" w:hAnsi="仿宋" w:eastAsia="仿宋"/>
           <w:b/>
           <w:color w:val="000000"/>
           <w:sz w:val="28"/>
@@ -17300,7 +18688,7 @@
       <w:r>
         <w:rPr>
           <w:rFonts w:ascii="Consolas" w:hAnsi="Consolas" w:eastAsia="宋体"/>
-          <w:sz w:val="19"/>
+          <w:sz w:val="18"/>
         </w:rPr>
         <w:t># 单元测试（559 条）</w:t>
         <w:br/>
@@ -17319,11 +18707,6 @@
         <w:t># 分块策略对比实验（四种策略，约 1 秒）</w:t>
         <w:br/>
         <w:t>APP_LLM__PROVIDER=mock python -m src.evaluation.chunking_experiment</w:t>
-        <w:br/>
-        <w:br/>
-        <w:t># 重新生成本交付书（数字自动取自上面的评测产物）</w:t>
-        <w:br/>
-        <w:t>python scripts/make_delivery_doc.py</w:t>
       </w:r>
     </w:p>
     <w:p>
@@ -17334,7 +18717,7 @@
       </w:pPr>
       <w:r>
         <w:rPr>
-          <w:rFonts w:ascii="楷体" w:hAnsi="楷体" w:eastAsia="楷体"/>
+          <w:rFonts w:ascii="仿宋" w:hAnsi="仿宋" w:eastAsia="仿宋"/>
           <w:b/>
           <w:color w:val="000000"/>
           <w:sz w:val="28"/>
@@ -17365,7 +18748,7 @@
       </w:pPr>
       <w:r>
         <w:rPr>
-          <w:rFonts w:ascii="楷体" w:hAnsi="楷体" w:eastAsia="楷体"/>
+          <w:rFonts w:ascii="仿宋" w:hAnsi="仿宋" w:eastAsia="仿宋"/>
           <w:b/>
           <w:color w:val="000000"/>
           <w:sz w:val="28"/>
@@ -17382,9 +18765,9 @@
         <w:tblLook w:firstColumn="1" w:firstRow="1" w:lastColumn="0" w:lastRow="0" w:noHBand="0" w:noVBand="1" w:val="04A0"/>
       </w:tblPr>
       <w:tblGrid>
-        <w:gridCol w:w="3097"/>
-        <w:gridCol w:w="3097"/>
-        <w:gridCol w:w="3097"/>
+        <w:gridCol w:w="2771"/>
+        <w:gridCol w:w="2771"/>
+        <w:gridCol w:w="2771"/>
       </w:tblGrid>
       <w:tr>
         <w:trPr>
@@ -17392,7 +18775,7 @@
         </w:trPr>
         <w:tc>
           <w:tcPr>
-            <w:tcW w:type="dxa" w:w="680"/>
+            <w:tcW w:type="dxa" w:w="641"/>
             <w:shd w:val="clear" w:color="auto" w:fill="E8EEF7"/>
           </w:tcPr>
           <w:p>
@@ -17413,7 +18796,7 @@
         </w:tc>
         <w:tc>
           <w:tcPr>
-            <w:tcW w:type="dxa" w:w="3572"/>
+            <w:tcW w:type="dxa" w:w="3364"/>
             <w:shd w:val="clear" w:color="auto" w:fill="E8EEF7"/>
           </w:tcPr>
           <w:p>
@@ -17434,7 +18817,7 @@
         </w:tc>
         <w:tc>
           <w:tcPr>
-            <w:tcW w:type="dxa" w:w="4535"/>
+            <w:tcW w:type="dxa" w:w="4272"/>
             <w:shd w:val="clear" w:color="auto" w:fill="E8EEF7"/>
           </w:tcPr>
           <w:p>
@@ -17460,7 +18843,7 @@
         </w:trPr>
         <w:tc>
           <w:tcPr>
-            <w:tcW w:type="dxa" w:w="680"/>
+            <w:tcW w:type="dxa" w:w="641"/>
           </w:tcPr>
           <w:p>
             <w:pPr>
@@ -17479,7 +18862,7 @@
         </w:tc>
         <w:tc>
           <w:tcPr>
-            <w:tcW w:type="dxa" w:w="3572"/>
+            <w:tcW w:type="dxa" w:w="3364"/>
           </w:tcPr>
           <w:p>
             <w:pPr>
@@ -17498,7 +18881,7 @@
         </w:tc>
         <w:tc>
           <w:tcPr>
-            <w:tcW w:type="dxa" w:w="4535"/>
+            <w:tcW w:type="dxa" w:w="4272"/>
           </w:tcPr>
           <w:p>
             <w:pPr>
@@ -17522,7 +18905,7 @@
         </w:trPr>
         <w:tc>
           <w:tcPr>
-            <w:tcW w:type="dxa" w:w="680"/>
+            <w:tcW w:type="dxa" w:w="641"/>
             <w:shd w:val="clear" w:color="auto" w:fill="FAFBFD"/>
           </w:tcPr>
           <w:p>
@@ -17542,7 +18925,7 @@
         </w:tc>
         <w:tc>
           <w:tcPr>
-            <w:tcW w:type="dxa" w:w="3572"/>
+            <w:tcW w:type="dxa" w:w="3364"/>
             <w:shd w:val="clear" w:color="auto" w:fill="FAFBFD"/>
           </w:tcPr>
           <w:p>
@@ -17562,7 +18945,7 @@
         </w:tc>
         <w:tc>
           <w:tcPr>
-            <w:tcW w:type="dxa" w:w="4535"/>
+            <w:tcW w:type="dxa" w:w="4272"/>
             <w:shd w:val="clear" w:color="auto" w:fill="FAFBFD"/>
           </w:tcPr>
           <w:p>
@@ -17587,7 +18970,7 @@
         </w:trPr>
         <w:tc>
           <w:tcPr>
-            <w:tcW w:type="dxa" w:w="680"/>
+            <w:tcW w:type="dxa" w:w="641"/>
           </w:tcPr>
           <w:p>
             <w:pPr>
@@ -17606,7 +18989,7 @@
         </w:tc>
         <w:tc>
           <w:tcPr>
-            <w:tcW w:type="dxa" w:w="3572"/>
+            <w:tcW w:type="dxa" w:w="3364"/>
           </w:tcPr>
           <w:p>
             <w:pPr>
@@ -17625,7 +19008,7 @@
         </w:tc>
         <w:tc>
           <w:tcPr>
-            <w:tcW w:type="dxa" w:w="4535"/>
+            <w:tcW w:type="dxa" w:w="4272"/>
           </w:tcPr>
           <w:p>
             <w:pPr>
@@ -17649,7 +19032,7 @@
         </w:trPr>
         <w:tc>
           <w:tcPr>
-            <w:tcW w:type="dxa" w:w="680"/>
+            <w:tcW w:type="dxa" w:w="641"/>
             <w:shd w:val="clear" w:color="auto" w:fill="FAFBFD"/>
           </w:tcPr>
           <w:p>
@@ -17669,7 +19052,7 @@
         </w:tc>
         <w:tc>
           <w:tcPr>
-            <w:tcW w:type="dxa" w:w="3572"/>
+            <w:tcW w:type="dxa" w:w="3364"/>
             <w:shd w:val="clear" w:color="auto" w:fill="FAFBFD"/>
           </w:tcPr>
           <w:p>
@@ -17689,7 +19072,7 @@
         </w:tc>
         <w:tc>
           <w:tcPr>
-            <w:tcW w:type="dxa" w:w="4535"/>
+            <w:tcW w:type="dxa" w:w="4272"/>
             <w:shd w:val="clear" w:color="auto" w:fill="FAFBFD"/>
           </w:tcPr>
           <w:p>
@@ -17714,7 +19097,7 @@
         </w:trPr>
         <w:tc>
           <w:tcPr>
-            <w:tcW w:type="dxa" w:w="680"/>
+            <w:tcW w:type="dxa" w:w="641"/>
           </w:tcPr>
           <w:p>
             <w:pPr>
@@ -17733,7 +19116,7 @@
         </w:tc>
         <w:tc>
           <w:tcPr>
-            <w:tcW w:type="dxa" w:w="3572"/>
+            <w:tcW w:type="dxa" w:w="3364"/>
           </w:tcPr>
           <w:p>
             <w:pPr>
@@ -17752,7 +19135,7 @@
         </w:tc>
         <w:tc>
           <w:tcPr>
-            <w:tcW w:type="dxa" w:w="4535"/>
+            <w:tcW w:type="dxa" w:w="4272"/>
           </w:tcPr>
           <w:p>
             <w:pPr>
@@ -17776,7 +19159,7 @@
         </w:trPr>
         <w:tc>
           <w:tcPr>
-            <w:tcW w:type="dxa" w:w="680"/>
+            <w:tcW w:type="dxa" w:w="641"/>
             <w:shd w:val="clear" w:color="auto" w:fill="FAFBFD"/>
           </w:tcPr>
           <w:p>
@@ -17796,7 +19179,7 @@
         </w:tc>
         <w:tc>
           <w:tcPr>
-            <w:tcW w:type="dxa" w:w="3572"/>
+            <w:tcW w:type="dxa" w:w="3364"/>
             <w:shd w:val="clear" w:color="auto" w:fill="FAFBFD"/>
           </w:tcPr>
           <w:p>
@@ -17816,7 +19199,7 @@
         </w:tc>
         <w:tc>
           <w:tcPr>
-            <w:tcW w:type="dxa" w:w="4535"/>
+            <w:tcW w:type="dxa" w:w="4272"/>
             <w:shd w:val="clear" w:color="auto" w:fill="FAFBFD"/>
           </w:tcPr>
           <w:p>
@@ -17841,7 +19224,7 @@
         </w:trPr>
         <w:tc>
           <w:tcPr>
-            <w:tcW w:type="dxa" w:w="680"/>
+            <w:tcW w:type="dxa" w:w="641"/>
           </w:tcPr>
           <w:p>
             <w:pPr>
@@ -17860,7 +19243,7 @@
         </w:tc>
         <w:tc>
           <w:tcPr>
-            <w:tcW w:type="dxa" w:w="3572"/>
+            <w:tcW w:type="dxa" w:w="3364"/>
           </w:tcPr>
           <w:p>
             <w:pPr>
@@ -17879,7 +19262,7 @@
         </w:tc>
         <w:tc>
           <w:tcPr>
-            <w:tcW w:type="dxa" w:w="4535"/>
+            <w:tcW w:type="dxa" w:w="4272"/>
           </w:tcPr>
           <w:p>
             <w:pPr>
@@ -17903,7 +19286,7 @@
         </w:trPr>
         <w:tc>
           <w:tcPr>
-            <w:tcW w:type="dxa" w:w="680"/>
+            <w:tcW w:type="dxa" w:w="641"/>
             <w:shd w:val="clear" w:color="auto" w:fill="FAFBFD"/>
           </w:tcPr>
           <w:p>
@@ -17923,7 +19306,7 @@
         </w:tc>
         <w:tc>
           <w:tcPr>
-            <w:tcW w:type="dxa" w:w="3572"/>
+            <w:tcW w:type="dxa" w:w="3364"/>
             <w:shd w:val="clear" w:color="auto" w:fill="FAFBFD"/>
           </w:tcPr>
           <w:p>
@@ -17943,7 +19326,7 @@
         </w:tc>
         <w:tc>
           <w:tcPr>
-            <w:tcW w:type="dxa" w:w="4535"/>
+            <w:tcW w:type="dxa" w:w="4272"/>
             <w:shd w:val="clear" w:color="auto" w:fill="FAFBFD"/>
           </w:tcPr>
           <w:p>
@@ -17957,7 +19340,7 @@
                 <w:b w:val="0"/>
                 <w:sz w:val="20"/>
               </w:rPr>
-              <w:t>另行准备（见 6.3 待改进方向）</w:t>
+              <w:t>智能科研助理_项目演示.pptx（14 页）</w:t>
             </w:r>
           </w:p>
         </w:tc>
@@ -17969,8 +19352,8 @@
       </w:pPr>
     </w:p>
     <w:sectPr>
-      <w:pgSz w:w="12240" w:h="15840"/>
-      <w:pgMar w:top="1361" w:right="1474" w:bottom="1361" w:left="1474" w:header="720" w:footer="720" w:gutter="0"/>
+      <w:pgSz w:w="11906" w:h="16838"/>
+      <w:pgMar w:top="1440" w:right="1797" w:bottom="1440" w:left="1797" w:header="720" w:footer="720" w:gutter="0"/>
       <w:cols w:space="720"/>
       <w:docGrid w:linePitch="360"/>
     </w:sectPr>

--- a/智能科研助理_项目交付书.docx
+++ b/智能科研助理_项目交付书.docx
@@ -18275,7 +18275,22 @@
           <w:b w:val="0"/>
           <w:sz w:val="28"/>
         </w:rPr>
-        <w:t>下列目录树由脚本实时扫描生成（业务代码约 29,789 行，测试代码约 8,440 行）。data/、logs/、__pycache__ 等运行时产物未列出。</w:t>
+        <w:t xml:space="preserve">下列目录树由脚本实时扫描生成（业务代码约 29,789 行，测试代码约 8,440 行）。data/、logs/、__pycache__ 等运行时产物未列出；交付包内另含 </w:t>
+      </w:r>
+      <w:r>
+        <w:rPr>
+          <w:rFonts w:ascii="Consolas" w:hAnsi="Consolas" w:eastAsia="宋体"/>
+          <w:sz w:val="27"/>
+        </w:rPr>
+        <w:t>.git/</w:t>
+      </w:r>
+      <w:r>
+        <w:rPr>
+          <w:rFonts w:ascii="仿宋" w:hAnsi="仿宋" w:eastAsia="仿宋"/>
+          <w:b w:val="0"/>
+          <w:sz w:val="28"/>
+        </w:rPr>
+        <w:t xml:space="preserve"> 版本库（提交历史），属版本库内部文件，同样不列入目录树。</w:t>
       </w:r>
     </w:p>
     <w:p>
@@ -18303,7 +18318,7 @@
         <w:br/>
         <w:t>|      .gitattributes                                    12 行</w:t>
         <w:br/>
-        <w:t>|      .gitignore                                        76 行</w:t>
+        <w:t>|      .gitignore                                        87 行</w:t>
         <w:br/>
         <w:t>|      README.md                                       1035 行</w:t>
         <w:br/>
@@ -18465,11 +18480,11 @@
         <w:br/>
         <w:t>|      bootstrap.py                                     149 行</w:t>
         <w:br/>
-        <w:t>|-- docs/                                              2347 行（小计）</w:t>
+        <w:t>|-- docs/                                              2377 行（小计）</w:t>
         <w:br/>
-        <w:t>|      技术设计文档.md                                       1413 行</w:t>
+        <w:t>|      技术设计文档.md                                       1419 行</w:t>
         <w:br/>
-        <w:t>|      用户使用手册.md                                        934 行</w:t>
+        <w:t>|      用户使用手册.md                                        958 行</w:t>
         <w:br/>
         <w:t>|-- reports/                                           7663 行（小计）</w:t>
         <w:br/>
@@ -18894,7 +18909,37 @@
                 <w:b w:val="0"/>
                 <w:sz w:val="20"/>
               </w:rPr>
-              <w:t>项目根目录</w:t>
+              <w:t>项目根目录；</w:t>
+            </w:r>
+            <w:r>
+              <w:rPr>
+                <w:rFonts w:ascii="Consolas" w:hAnsi="Consolas" w:eastAsia="宋体"/>
+                <w:sz w:val="19"/>
+              </w:rPr>
+              <w:t>.git/</w:t>
+            </w:r>
+            <w:r>
+              <w:rPr>
+                <w:rFonts w:ascii="仿宋" w:hAnsi="仿宋" w:eastAsia="仿宋"/>
+                <w:b w:val="0"/>
+                <w:sz w:val="20"/>
+              </w:rPr>
+              <w:t xml:space="preserve"> 版本库随交付包提供（共 27 条提交），解压后 </w:t>
+            </w:r>
+            <w:r>
+              <w:rPr>
+                <w:rFonts w:ascii="Consolas" w:hAnsi="Consolas" w:eastAsia="宋体"/>
+                <w:sz w:val="19"/>
+              </w:rPr>
+              <w:t>git log</w:t>
+            </w:r>
+            <w:r>
+              <w:rPr>
+                <w:rFonts w:ascii="仿宋" w:hAnsi="仿宋" w:eastAsia="仿宋"/>
+                <w:b w:val="0"/>
+                <w:sz w:val="20"/>
+              </w:rPr>
+              <w:t xml:space="preserve"> 可查</w:t>
             </w:r>
           </w:p>
         </w:tc>

--- a/智能科研助理_项目交付书.docx
+++ b/智能科研助理_项目交付书.docx
@@ -18320,7 +18320,7 @@
         <w:br/>
         <w:t>|      .gitignore                                        87 行</w:t>
         <w:br/>
-        <w:t>|      README.md                                       1035 行</w:t>
+        <w:t>|      README.md                                       1038 行</w:t>
         <w:br/>
         <w:t>|      config.yaml                                      258 行</w:t>
         <w:br/>
@@ -18924,7 +18924,7 @@
                 <w:b w:val="0"/>
                 <w:sz w:val="20"/>
               </w:rPr>
-              <w:t xml:space="preserve"> 版本库随交付包提供（共 27 条提交），解压后 </w:t>
+              <w:t xml:space="preserve"> 版本库随交付包提供（含按模块拆分的完整提交历史），解压后 </w:t>
             </w:r>
             <w:r>
               <w:rPr>
@@ -18939,7 +18939,7 @@
                 <w:b w:val="0"/>
                 <w:sz w:val="20"/>
               </w:rPr>
-              <w:t xml:space="preserve"> 可查</w:t>
+              <w:t xml:space="preserve"> 可直接查看</w:t>
             </w:r>
           </w:p>
         </w:tc>
